--- a/docs/delivery/아가야_관리자_완료보고서.docx
+++ b/docs/delivery/아가야_관리자_완료보고서.docx
@@ -5,68 +5,81 @@
     <w:p>
       <w:pPr>
         <w:pStyle w:val="Title"/>
-        <w:jc w:val="left"/>
+        <w:spacing w:line="288" w:lineRule="auto"/>
       </w:pPr>
       <w:r>
+        <w:rPr>
+          <w:rFonts w:ascii="Malgun Gothic" w:hAnsi="Malgun Gothic" w:eastAsia="Malgun Gothic"/>
+          <w:color w:val="1F2937"/>
+          <w:sz w:val="20"/>
+        </w:rPr>
         <w:t>아가야 관리자 완료 보고서</w:t>
       </w:r>
     </w:p>
     <w:p>
       <w:pPr>
-        <w:spacing w:after="200"/>
+        <w:pStyle w:val="Subtitle"/>
+        <w:spacing w:line="288" w:lineRule="auto"/>
       </w:pPr>
       <w:r>
         <w:rPr>
           <w:rFonts w:ascii="Malgun Gothic" w:hAnsi="Malgun Gothic" w:eastAsia="Malgun Gothic"/>
-          <w:color w:val="5B6F7E"/>
+          <w:color w:val="1F2937"/>
           <w:sz w:val="20"/>
         </w:rPr>
-        <w:t>최종 검수용 완료 보고서 | 2026.05.10 기준</w:t>
+        <w:t>계약 범위 기준 최종 검수 문서 | 2026.05.10 기준</w:t>
       </w:r>
     </w:p>
     <w:tbl>
       <w:tblPr>
-        <w:tblW w:type="auto" w:w="0"/>
-        <w:jc w:val="left"/>
+        <w:tblW w:type="dxa" w:w="8800"/>
+        <w:jc w:val="center"/>
         <w:tblLook w:firstColumn="1" w:firstRow="1" w:lastColumn="0" w:lastRow="0" w:noHBand="0" w:noVBand="1" w:val="04A0"/>
-        <w:tblBorders>
-          <w:top w:val="single" w:sz="6" w:space="0" w:color="D7E0EA"/>
-          <w:left w:val="single" w:sz="6" w:space="0" w:color="D7E0EA"/>
-          <w:bottom w:val="single" w:sz="6" w:space="0" w:color="D7E0EA"/>
-          <w:right w:val="single" w:sz="6" w:space="0" w:color="D7E0EA"/>
-          <w:insideH w:val="single" w:sz="6" w:space="0" w:color="D7E0EA"/>
-          <w:insideV w:val="single" w:sz="6" w:space="0" w:color="D7E0EA"/>
-        </w:tblBorders>
+        <w:tblLayout w:type="fixed"/>
       </w:tblPr>
       <w:tblGrid>
-        <w:gridCol w:w="9792"/>
+        <w:gridCol w:w="10166"/>
       </w:tblGrid>
       <w:tr>
         <w:tc>
           <w:tcPr>
-            <w:tcW w:type="dxa" w:w="9792"/>
-            <w:shd w:fill="F4F6F8"/>
+            <w:tcW w:type="dxa" w:w="10166"/>
+            <w:shd w:fill="F2F8F6"/>
+            <w:tcBorders>
+              <w:top w:val="single" w:sz="6" w:space="0" w:color="CFE2DB"/>
+              <w:left w:val="single" w:sz="6" w:space="0" w:color="CFE2DB"/>
+              <w:bottom w:val="single" w:sz="6" w:space="0" w:color="CFE2DB"/>
+              <w:right w:val="single" w:sz="6" w:space="0" w:color="CFE2DB"/>
+            </w:tcBorders>
+            <w:tcMar>
+              <w:top w:w="90" w:type="dxa"/>
+              <w:start w:w="120" w:type="dxa"/>
+              <w:bottom w:w="90" w:type="dxa"/>
+              <w:end w:w="120" w:type="dxa"/>
+            </w:tcMar>
+            <w:vAlign w:val="center"/>
           </w:tcPr>
           <w:p>
             <w:pPr>
-              <w:spacing w:after="0"/>
+              <w:spacing w:line="288" w:lineRule="auto" w:after="0"/>
             </w:pPr>
             <w:r>
               <w:rPr>
                 <w:rFonts w:ascii="Malgun Gothic" w:hAnsi="Malgun Gothic" w:eastAsia="Malgun Gothic"/>
                 <w:b/>
-                <w:color w:val="205C8E"/>
+                <w:color w:val="4C8978"/>
                 <w:sz w:val="20"/>
               </w:rPr>
-              <w:t xml:space="preserve">요약 </w:t>
+              <w:t>문서 목적</w:t>
+              <w:br/>
             </w:r>
             <w:r>
               <w:rPr>
                 <w:rFonts w:ascii="Malgun Gothic" w:hAnsi="Malgun Gothic" w:eastAsia="Malgun Gothic"/>
-                <w:color w:val="162230"/>
+                <w:color w:val="1F2937"/>
                 <w:sz w:val="20"/>
               </w:rPr>
-              <w:t>관리자 화면은 최종 URL 체계로 정리했고, 예전 주소로 들어와도 바로 최종 화면으로 이동하도록 정리했습니다. 새 캡처 기준으로 콘솔 오류와 네트워크 오류가 없는 상태를 확인했습니다.</w:t>
+              <w:t>이 문서는 운영자가 관리자 화면에서 확인·수정·관리해야 하는 기능을 계약서와 SOW 기준으로 정리한 완료 보고서입니다. 메뉴명과 확인 방법은 비개발자 검수 기준으로 작성했습니다.</w:t>
             </w:r>
           </w:p>
         </w:tc>
@@ -74,94 +87,740 @@
     </w:tbl>
     <w:p>
       <w:pPr>
+        <w:spacing w:after="40" w:line="288" w:lineRule="auto"/>
+      </w:pPr>
+    </w:p>
+    <w:p>
+      <w:pPr>
         <w:pStyle w:val="Heading1"/>
+        <w:spacing w:line="288" w:lineRule="auto"/>
       </w:pPr>
       <w:r>
-        <w:t>완료 범위</w:t>
+        <w:rPr>
+          <w:rFonts w:ascii="Malgun Gothic" w:hAnsi="Malgun Gothic" w:eastAsia="Malgun Gothic"/>
+          <w:color w:val="1F2937"/>
+          <w:sz w:val="20"/>
+        </w:rPr>
+        <w:t>1. 계약 범위 대응 요약</w:t>
       </w:r>
     </w:p>
     <w:tbl>
       <w:tblPr>
-        <w:tblW w:type="auto" w:w="0"/>
-        <w:jc w:val="left"/>
+        <w:tblStyle w:val="TableGrid"/>
+        <w:tblW w:type="dxa" w:w="8800"/>
+        <w:jc w:val="center"/>
+        <w:tblLook w:firstColumn="1" w:firstRow="1" w:lastColumn="0" w:lastRow="0" w:noHBand="0" w:noVBand="1" w:val="04A0"/>
         <w:tblLayout w:type="fixed"/>
-        <w:tblLook w:firstColumn="1" w:firstRow="1" w:lastColumn="0" w:lastRow="0" w:noHBand="0" w:noVBand="1" w:val="04A0"/>
-        <w:tblBorders>
-          <w:top w:val="single" w:sz="6" w:space="0" w:color="D7E0EA"/>
-          <w:left w:val="single" w:sz="6" w:space="0" w:color="D7E0EA"/>
-          <w:bottom w:val="single" w:sz="6" w:space="0" w:color="D7E0EA"/>
-          <w:right w:val="single" w:sz="6" w:space="0" w:color="D7E0EA"/>
-          <w:insideH w:val="single" w:sz="6" w:space="0" w:color="D7E0EA"/>
-          <w:insideV w:val="single" w:sz="6" w:space="0" w:color="D7E0EA"/>
-        </w:tblBorders>
       </w:tblPr>
       <w:tblGrid>
-        <w:gridCol w:w="3264"/>
-        <w:gridCol w:w="3264"/>
-        <w:gridCol w:w="3264"/>
+        <w:gridCol w:w="3389"/>
+        <w:gridCol w:w="3389"/>
+        <w:gridCol w:w="3389"/>
       </w:tblGrid>
       <w:tr>
         <w:tc>
           <w:tcPr>
-            <w:tcW w:type="dxa" w:w="2232"/>
+            <w:tcW w:type="dxa" w:w="2304"/>
             <w:vAlign w:val="center"/>
-            <w:shd w:fill="EAF3FB"/>
+            <w:shd w:fill="EAF4F8"/>
+            <w:tcBorders>
+              <w:top w:val="single" w:sz="6" w:space="0" w:color="D8E2EA"/>
+              <w:left w:val="single" w:sz="6" w:space="0" w:color="D8E2EA"/>
+              <w:bottom w:val="single" w:sz="6" w:space="0" w:color="D8E2EA"/>
+              <w:right w:val="single" w:sz="6" w:space="0" w:color="D8E2EA"/>
+            </w:tcBorders>
+            <w:tcMar>
+              <w:top w:w="90" w:type="dxa"/>
+              <w:start w:w="120" w:type="dxa"/>
+              <w:bottom w:w="90" w:type="dxa"/>
+              <w:end w:w="120" w:type="dxa"/>
+            </w:tcMar>
           </w:tcPr>
           <w:p>
             <w:pPr>
-              <w:spacing w:after="0"/>
+              <w:spacing w:line="288" w:lineRule="auto" w:after="0"/>
             </w:pPr>
-            <w:r/>
             <w:r>
               <w:rPr>
                 <w:rFonts w:ascii="Malgun Gothic" w:hAnsi="Malgun Gothic" w:eastAsia="Malgun Gothic"/>
                 <w:b/>
-                <w:color w:val="162230"/>
-                <w:sz w:val="19"/>
+                <w:color w:val="246378"/>
+                <w:sz w:val="20"/>
               </w:rPr>
-              <w:t>확인 항목</w:t>
+              <w:t>계약 항목</w:t>
             </w:r>
           </w:p>
         </w:tc>
         <w:tc>
           <w:tcPr>
-            <w:tcW w:type="dxa" w:w="1440"/>
+            <w:tcW w:type="dxa" w:w="4608"/>
             <w:vAlign w:val="center"/>
-            <w:shd w:fill="EAF3FB"/>
+            <w:shd w:fill="EAF4F8"/>
+            <w:tcBorders>
+              <w:top w:val="single" w:sz="6" w:space="0" w:color="D8E2EA"/>
+              <w:left w:val="single" w:sz="6" w:space="0" w:color="D8E2EA"/>
+              <w:bottom w:val="single" w:sz="6" w:space="0" w:color="D8E2EA"/>
+              <w:right w:val="single" w:sz="6" w:space="0" w:color="D8E2EA"/>
+            </w:tcBorders>
+            <w:tcMar>
+              <w:top w:w="90" w:type="dxa"/>
+              <w:start w:w="120" w:type="dxa"/>
+              <w:bottom w:w="90" w:type="dxa"/>
+              <w:end w:w="120" w:type="dxa"/>
+            </w:tcMar>
           </w:tcPr>
           <w:p>
             <w:pPr>
-              <w:spacing w:after="0"/>
+              <w:spacing w:line="288" w:lineRule="auto" w:after="0"/>
             </w:pPr>
-            <w:r/>
             <w:r>
               <w:rPr>
                 <w:rFonts w:ascii="Malgun Gothic" w:hAnsi="Malgun Gothic" w:eastAsia="Malgun Gothic"/>
                 <w:b/>
-                <w:color w:val="162230"/>
-                <w:sz w:val="19"/>
+                <w:color w:val="246378"/>
+                <w:sz w:val="20"/>
               </w:rPr>
-              <w:t>결과</w:t>
+              <w:t>관리자에서 확인할 내용</w:t>
             </w:r>
           </w:p>
         </w:tc>
         <w:tc>
           <w:tcPr>
-            <w:tcW w:type="dxa" w:w="6408"/>
+            <w:tcW w:type="dxa" w:w="2448"/>
             <w:vAlign w:val="center"/>
-            <w:shd w:fill="EAF3FB"/>
+            <w:shd w:fill="EAF4F8"/>
+            <w:tcBorders>
+              <w:top w:val="single" w:sz="6" w:space="0" w:color="D8E2EA"/>
+              <w:left w:val="single" w:sz="6" w:space="0" w:color="D8E2EA"/>
+              <w:bottom w:val="single" w:sz="6" w:space="0" w:color="D8E2EA"/>
+              <w:right w:val="single" w:sz="6" w:space="0" w:color="D8E2EA"/>
+            </w:tcBorders>
+            <w:tcMar>
+              <w:top w:w="90" w:type="dxa"/>
+              <w:start w:w="120" w:type="dxa"/>
+              <w:bottom w:w="90" w:type="dxa"/>
+              <w:end w:w="120" w:type="dxa"/>
+            </w:tcMar>
           </w:tcPr>
           <w:p>
             <w:pPr>
-              <w:spacing w:after="0"/>
+              <w:spacing w:line="288" w:lineRule="auto" w:after="0"/>
             </w:pPr>
-            <w:r/>
             <w:r>
               <w:rPr>
                 <w:rFonts w:ascii="Malgun Gothic" w:hAnsi="Malgun Gothic" w:eastAsia="Malgun Gothic"/>
                 <w:b/>
-                <w:color w:val="162230"/>
-                <w:sz w:val="19"/>
+                <w:color w:val="246378"/>
+                <w:sz w:val="20"/>
+              </w:rPr>
+              <w:t>완료 판단</w:t>
+            </w:r>
+          </w:p>
+        </w:tc>
+      </w:tr>
+      <w:tr>
+        <w:tc>
+          <w:tcPr>
+            <w:tcW w:type="dxa" w:w="2304"/>
+            <w:vAlign w:val="center"/>
+            <w:tcBorders>
+              <w:top w:val="single" w:sz="6" w:space="0" w:color="D8E2EA"/>
+              <w:left w:val="single" w:sz="6" w:space="0" w:color="D8E2EA"/>
+              <w:bottom w:val="single" w:sz="6" w:space="0" w:color="D8E2EA"/>
+              <w:right w:val="single" w:sz="6" w:space="0" w:color="D8E2EA"/>
+            </w:tcBorders>
+            <w:tcMar>
+              <w:top w:w="90" w:type="dxa"/>
+              <w:start w:w="120" w:type="dxa"/>
+              <w:bottom w:w="90" w:type="dxa"/>
+              <w:end w:w="120" w:type="dxa"/>
+            </w:tcMar>
+          </w:tcPr>
+          <w:p>
+            <w:pPr>
+              <w:spacing w:line="288" w:lineRule="auto" w:after="0"/>
+            </w:pPr>
+            <w:r>
+              <w:rPr>
+                <w:rFonts w:ascii="Malgun Gothic" w:hAnsi="Malgun Gothic" w:eastAsia="Malgun Gothic"/>
+                <w:color w:val="1F2937"/>
+                <w:sz w:val="20"/>
+              </w:rPr>
+              <w:t>관리자 페이지</w:t>
+            </w:r>
+          </w:p>
+        </w:tc>
+        <w:tc>
+          <w:tcPr>
+            <w:tcW w:type="dxa" w:w="4608"/>
+            <w:vAlign w:val="center"/>
+            <w:tcBorders>
+              <w:top w:val="single" w:sz="6" w:space="0" w:color="D8E2EA"/>
+              <w:left w:val="single" w:sz="6" w:space="0" w:color="D8E2EA"/>
+              <w:bottom w:val="single" w:sz="6" w:space="0" w:color="D8E2EA"/>
+              <w:right w:val="single" w:sz="6" w:space="0" w:color="D8E2EA"/>
+            </w:tcBorders>
+            <w:tcMar>
+              <w:top w:w="90" w:type="dxa"/>
+              <w:start w:w="120" w:type="dxa"/>
+              <w:bottom w:w="90" w:type="dxa"/>
+              <w:end w:w="120" w:type="dxa"/>
+            </w:tcMar>
+          </w:tcPr>
+          <w:p>
+            <w:pPr>
+              <w:spacing w:line="288" w:lineRule="auto" w:after="0"/>
+            </w:pPr>
+            <w:r>
+              <w:rPr>
+                <w:rFonts w:ascii="Malgun Gothic" w:hAnsi="Malgun Gothic" w:eastAsia="Malgun Gothic"/>
+                <w:color w:val="1F2937"/>
+                <w:sz w:val="20"/>
+              </w:rPr>
+              <w:t>유저 모니터링, 자료 관리, 설문 관리, 계정 관리</w:t>
+            </w:r>
+          </w:p>
+        </w:tc>
+        <w:tc>
+          <w:tcPr>
+            <w:tcW w:type="dxa" w:w="2448"/>
+            <w:vAlign w:val="center"/>
+            <w:tcBorders>
+              <w:top w:val="single" w:sz="6" w:space="0" w:color="D8E2EA"/>
+              <w:left w:val="single" w:sz="6" w:space="0" w:color="D8E2EA"/>
+              <w:bottom w:val="single" w:sz="6" w:space="0" w:color="D8E2EA"/>
+              <w:right w:val="single" w:sz="6" w:space="0" w:color="D8E2EA"/>
+            </w:tcBorders>
+            <w:tcMar>
+              <w:top w:w="90" w:type="dxa"/>
+              <w:start w:w="120" w:type="dxa"/>
+              <w:bottom w:w="90" w:type="dxa"/>
+              <w:end w:w="120" w:type="dxa"/>
+            </w:tcMar>
+          </w:tcPr>
+          <w:p>
+            <w:pPr>
+              <w:spacing w:line="288" w:lineRule="auto" w:after="0"/>
+            </w:pPr>
+            <w:r>
+              <w:rPr>
+                <w:rFonts w:ascii="Malgun Gothic" w:hAnsi="Malgun Gothic" w:eastAsia="Malgun Gothic"/>
+                <w:color w:val="1F2937"/>
+                <w:sz w:val="20"/>
+              </w:rPr>
+              <w:t>관리자 메뉴에서 조회/수정 가능</w:t>
+            </w:r>
+          </w:p>
+        </w:tc>
+      </w:tr>
+      <w:tr>
+        <w:tc>
+          <w:tcPr>
+            <w:tcW w:type="dxa" w:w="2304"/>
+            <w:vAlign w:val="center"/>
+            <w:tcBorders>
+              <w:top w:val="single" w:sz="6" w:space="0" w:color="D8E2EA"/>
+              <w:left w:val="single" w:sz="6" w:space="0" w:color="D8E2EA"/>
+              <w:bottom w:val="single" w:sz="6" w:space="0" w:color="D8E2EA"/>
+              <w:right w:val="single" w:sz="6" w:space="0" w:color="D8E2EA"/>
+            </w:tcBorders>
+            <w:tcMar>
+              <w:top w:w="90" w:type="dxa"/>
+              <w:start w:w="120" w:type="dxa"/>
+              <w:bottom w:w="90" w:type="dxa"/>
+              <w:end w:w="120" w:type="dxa"/>
+            </w:tcMar>
+          </w:tcPr>
+          <w:p>
+            <w:pPr>
+              <w:spacing w:line="288" w:lineRule="auto" w:after="0"/>
+            </w:pPr>
+            <w:r>
+              <w:rPr>
+                <w:rFonts w:ascii="Malgun Gothic" w:hAnsi="Malgun Gothic" w:eastAsia="Malgun Gothic"/>
+                <w:color w:val="1F2937"/>
+                <w:sz w:val="20"/>
+              </w:rPr>
+              <w:t>워크플로우 관리</w:t>
+            </w:r>
+          </w:p>
+        </w:tc>
+        <w:tc>
+          <w:tcPr>
+            <w:tcW w:type="dxa" w:w="4608"/>
+            <w:vAlign w:val="center"/>
+            <w:tcBorders>
+              <w:top w:val="single" w:sz="6" w:space="0" w:color="D8E2EA"/>
+              <w:left w:val="single" w:sz="6" w:space="0" w:color="D8E2EA"/>
+              <w:bottom w:val="single" w:sz="6" w:space="0" w:color="D8E2EA"/>
+              <w:right w:val="single" w:sz="6" w:space="0" w:color="D8E2EA"/>
+            </w:tcBorders>
+            <w:tcMar>
+              <w:top w:w="90" w:type="dxa"/>
+              <w:start w:w="120" w:type="dxa"/>
+              <w:bottom w:w="90" w:type="dxa"/>
+              <w:end w:w="120" w:type="dxa"/>
+            </w:tcMar>
+          </w:tcPr>
+          <w:p>
+            <w:pPr>
+              <w:spacing w:line="288" w:lineRule="auto" w:after="0"/>
+            </w:pPr>
+            <w:r>
+              <w:rPr>
+                <w:rFonts w:ascii="Malgun Gothic" w:hAnsi="Malgun Gothic" w:eastAsia="Malgun Gothic"/>
+                <w:color w:val="1F2937"/>
+                <w:sz w:val="20"/>
+              </w:rPr>
+              <w:t>대화 흐름과 YAML 실행 위치를 운영자가 관리</w:t>
+            </w:r>
+          </w:p>
+        </w:tc>
+        <w:tc>
+          <w:tcPr>
+            <w:tcW w:type="dxa" w:w="2448"/>
+            <w:vAlign w:val="center"/>
+            <w:tcBorders>
+              <w:top w:val="single" w:sz="6" w:space="0" w:color="D8E2EA"/>
+              <w:left w:val="single" w:sz="6" w:space="0" w:color="D8E2EA"/>
+              <w:bottom w:val="single" w:sz="6" w:space="0" w:color="D8E2EA"/>
+              <w:right w:val="single" w:sz="6" w:space="0" w:color="D8E2EA"/>
+            </w:tcBorders>
+            <w:tcMar>
+              <w:top w:w="90" w:type="dxa"/>
+              <w:start w:w="120" w:type="dxa"/>
+              <w:bottom w:w="90" w:type="dxa"/>
+              <w:end w:w="120" w:type="dxa"/>
+            </w:tcMar>
+          </w:tcPr>
+          <w:p>
+            <w:pPr>
+              <w:spacing w:line="288" w:lineRule="auto" w:after="0"/>
+            </w:pPr>
+            <w:r>
+              <w:rPr>
+                <w:rFonts w:ascii="Malgun Gothic" w:hAnsi="Malgun Gothic" w:eastAsia="Malgun Gothic"/>
+                <w:color w:val="1F2937"/>
+                <w:sz w:val="20"/>
+              </w:rPr>
+              <w:t>앱 재빌드 없이 서버 설정 기준으로 반영</w:t>
+            </w:r>
+          </w:p>
+        </w:tc>
+      </w:tr>
+      <w:tr>
+        <w:tc>
+          <w:tcPr>
+            <w:tcW w:type="dxa" w:w="2304"/>
+            <w:vAlign w:val="center"/>
+            <w:tcBorders>
+              <w:top w:val="single" w:sz="6" w:space="0" w:color="D8E2EA"/>
+              <w:left w:val="single" w:sz="6" w:space="0" w:color="D8E2EA"/>
+              <w:bottom w:val="single" w:sz="6" w:space="0" w:color="D8E2EA"/>
+              <w:right w:val="single" w:sz="6" w:space="0" w:color="D8E2EA"/>
+            </w:tcBorders>
+            <w:tcMar>
+              <w:top w:w="90" w:type="dxa"/>
+              <w:start w:w="120" w:type="dxa"/>
+              <w:bottom w:w="90" w:type="dxa"/>
+              <w:end w:w="120" w:type="dxa"/>
+            </w:tcMar>
+          </w:tcPr>
+          <w:p>
+            <w:pPr>
+              <w:spacing w:line="288" w:lineRule="auto" w:after="0"/>
+            </w:pPr>
+            <w:r>
+              <w:rPr>
+                <w:rFonts w:ascii="Malgun Gothic" w:hAnsi="Malgun Gothic" w:eastAsia="Malgun Gothic"/>
+                <w:color w:val="1F2937"/>
+                <w:sz w:val="20"/>
+              </w:rPr>
+              <w:t>RAG/DOCX 인제스트</w:t>
+            </w:r>
+          </w:p>
+        </w:tc>
+        <w:tc>
+          <w:tcPr>
+            <w:tcW w:type="dxa" w:w="4608"/>
+            <w:vAlign w:val="center"/>
+            <w:tcBorders>
+              <w:top w:val="single" w:sz="6" w:space="0" w:color="D8E2EA"/>
+              <w:left w:val="single" w:sz="6" w:space="0" w:color="D8E2EA"/>
+              <w:bottom w:val="single" w:sz="6" w:space="0" w:color="D8E2EA"/>
+              <w:right w:val="single" w:sz="6" w:space="0" w:color="D8E2EA"/>
+            </w:tcBorders>
+            <w:tcMar>
+              <w:top w:w="90" w:type="dxa"/>
+              <w:start w:w="120" w:type="dxa"/>
+              <w:bottom w:w="90" w:type="dxa"/>
+              <w:end w:w="120" w:type="dxa"/>
+            </w:tcMar>
+          </w:tcPr>
+          <w:p>
+            <w:pPr>
+              <w:spacing w:line="288" w:lineRule="auto" w:after="0"/>
+            </w:pPr>
+            <w:r>
+              <w:rPr>
+                <w:rFonts w:ascii="Malgun Gothic" w:hAnsi="Malgun Gothic" w:eastAsia="Malgun Gothic"/>
+                <w:color w:val="1F2937"/>
+                <w:sz w:val="20"/>
+              </w:rPr>
+              <w:t>문서 업로드, 자료 검색, 반영 상태 확인</w:t>
+            </w:r>
+          </w:p>
+        </w:tc>
+        <w:tc>
+          <w:tcPr>
+            <w:tcW w:type="dxa" w:w="2448"/>
+            <w:vAlign w:val="center"/>
+            <w:tcBorders>
+              <w:top w:val="single" w:sz="6" w:space="0" w:color="D8E2EA"/>
+              <w:left w:val="single" w:sz="6" w:space="0" w:color="D8E2EA"/>
+              <w:bottom w:val="single" w:sz="6" w:space="0" w:color="D8E2EA"/>
+              <w:right w:val="single" w:sz="6" w:space="0" w:color="D8E2EA"/>
+            </w:tcBorders>
+            <w:tcMar>
+              <w:top w:w="90" w:type="dxa"/>
+              <w:start w:w="120" w:type="dxa"/>
+              <w:bottom w:w="90" w:type="dxa"/>
+              <w:end w:w="120" w:type="dxa"/>
+            </w:tcMar>
+          </w:tcPr>
+          <w:p>
+            <w:pPr>
+              <w:spacing w:line="288" w:lineRule="auto" w:after="0"/>
+            </w:pPr>
+            <w:r>
+              <w:rPr>
+                <w:rFonts w:ascii="Malgun Gothic" w:hAnsi="Malgun Gothic" w:eastAsia="Malgun Gothic"/>
+                <w:color w:val="1F2937"/>
+                <w:sz w:val="20"/>
+              </w:rPr>
+              <w:t>자료 기반 답변 운영 가능</w:t>
+            </w:r>
+          </w:p>
+        </w:tc>
+      </w:tr>
+      <w:tr>
+        <w:tc>
+          <w:tcPr>
+            <w:tcW w:type="dxa" w:w="2304"/>
+            <w:vAlign w:val="center"/>
+            <w:tcBorders>
+              <w:top w:val="single" w:sz="6" w:space="0" w:color="D8E2EA"/>
+              <w:left w:val="single" w:sz="6" w:space="0" w:color="D8E2EA"/>
+              <w:bottom w:val="single" w:sz="6" w:space="0" w:color="D8E2EA"/>
+              <w:right w:val="single" w:sz="6" w:space="0" w:color="D8E2EA"/>
+            </w:tcBorders>
+            <w:tcMar>
+              <w:top w:w="90" w:type="dxa"/>
+              <w:start w:w="120" w:type="dxa"/>
+              <w:bottom w:w="90" w:type="dxa"/>
+              <w:end w:w="120" w:type="dxa"/>
+            </w:tcMar>
+          </w:tcPr>
+          <w:p>
+            <w:pPr>
+              <w:spacing w:line="288" w:lineRule="auto" w:after="0"/>
+            </w:pPr>
+            <w:r>
+              <w:rPr>
+                <w:rFonts w:ascii="Malgun Gothic" w:hAnsi="Malgun Gothic" w:eastAsia="Malgun Gothic"/>
+                <w:color w:val="1F2937"/>
+                <w:sz w:val="20"/>
+              </w:rPr>
+              <w:t>운영 인프라</w:t>
+            </w:r>
+          </w:p>
+        </w:tc>
+        <w:tc>
+          <w:tcPr>
+            <w:tcW w:type="dxa" w:w="4608"/>
+            <w:vAlign w:val="center"/>
+            <w:tcBorders>
+              <w:top w:val="single" w:sz="6" w:space="0" w:color="D8E2EA"/>
+              <w:left w:val="single" w:sz="6" w:space="0" w:color="D8E2EA"/>
+              <w:bottom w:val="single" w:sz="6" w:space="0" w:color="D8E2EA"/>
+              <w:right w:val="single" w:sz="6" w:space="0" w:color="D8E2EA"/>
+            </w:tcBorders>
+            <w:tcMar>
+              <w:top w:w="90" w:type="dxa"/>
+              <w:start w:w="120" w:type="dxa"/>
+              <w:bottom w:w="90" w:type="dxa"/>
+              <w:end w:w="120" w:type="dxa"/>
+            </w:tcMar>
+          </w:tcPr>
+          <w:p>
+            <w:pPr>
+              <w:spacing w:line="288" w:lineRule="auto" w:after="0"/>
+            </w:pPr>
+            <w:r>
+              <w:rPr>
+                <w:rFonts w:ascii="Malgun Gothic" w:hAnsi="Malgun Gothic" w:eastAsia="Malgun Gothic"/>
+                <w:color w:val="1F2937"/>
+                <w:sz w:val="20"/>
+              </w:rPr>
+              <w:t>도메인, 서버, DB, API, 로그, 모니터링</w:t>
+            </w:r>
+          </w:p>
+        </w:tc>
+        <w:tc>
+          <w:tcPr>
+            <w:tcW w:type="dxa" w:w="2448"/>
+            <w:vAlign w:val="center"/>
+            <w:tcBorders>
+              <w:top w:val="single" w:sz="6" w:space="0" w:color="D8E2EA"/>
+              <w:left w:val="single" w:sz="6" w:space="0" w:color="D8E2EA"/>
+              <w:bottom w:val="single" w:sz="6" w:space="0" w:color="D8E2EA"/>
+              <w:right w:val="single" w:sz="6" w:space="0" w:color="D8E2EA"/>
+            </w:tcBorders>
+            <w:tcMar>
+              <w:top w:w="90" w:type="dxa"/>
+              <w:start w:w="120" w:type="dxa"/>
+              <w:bottom w:w="90" w:type="dxa"/>
+              <w:end w:w="120" w:type="dxa"/>
+            </w:tcMar>
+          </w:tcPr>
+          <w:p>
+            <w:pPr>
+              <w:spacing w:line="288" w:lineRule="auto" w:after="0"/>
+            </w:pPr>
+            <w:r>
+              <w:rPr>
+                <w:rFonts w:ascii="Malgun Gothic" w:hAnsi="Malgun Gothic" w:eastAsia="Malgun Gothic"/>
+                <w:color w:val="1F2937"/>
+                <w:sz w:val="20"/>
+              </w:rPr>
+              <w:t>운영 화면과 로그에서 상태 확인 가능</w:t>
+            </w:r>
+          </w:p>
+        </w:tc>
+      </w:tr>
+      <w:tr>
+        <w:tc>
+          <w:tcPr>
+            <w:tcW w:type="dxa" w:w="2304"/>
+            <w:vAlign w:val="center"/>
+            <w:tcBorders>
+              <w:top w:val="single" w:sz="6" w:space="0" w:color="D8E2EA"/>
+              <w:left w:val="single" w:sz="6" w:space="0" w:color="D8E2EA"/>
+              <w:bottom w:val="single" w:sz="6" w:space="0" w:color="D8E2EA"/>
+              <w:right w:val="single" w:sz="6" w:space="0" w:color="D8E2EA"/>
+            </w:tcBorders>
+            <w:tcMar>
+              <w:top w:w="90" w:type="dxa"/>
+              <w:start w:w="120" w:type="dxa"/>
+              <w:bottom w:w="90" w:type="dxa"/>
+              <w:end w:w="120" w:type="dxa"/>
+            </w:tcMar>
+          </w:tcPr>
+          <w:p>
+            <w:pPr>
+              <w:spacing w:line="288" w:lineRule="auto" w:after="0"/>
+            </w:pPr>
+            <w:r>
+              <w:rPr>
+                <w:rFonts w:ascii="Malgun Gothic" w:hAnsi="Malgun Gothic" w:eastAsia="Malgun Gothic"/>
+                <w:color w:val="1F2937"/>
+                <w:sz w:val="20"/>
+              </w:rPr>
+              <w:t>납품 산출물</w:t>
+            </w:r>
+          </w:p>
+        </w:tc>
+        <w:tc>
+          <w:tcPr>
+            <w:tcW w:type="dxa" w:w="4608"/>
+            <w:vAlign w:val="center"/>
+            <w:tcBorders>
+              <w:top w:val="single" w:sz="6" w:space="0" w:color="D8E2EA"/>
+              <w:left w:val="single" w:sz="6" w:space="0" w:color="D8E2EA"/>
+              <w:bottom w:val="single" w:sz="6" w:space="0" w:color="D8E2EA"/>
+              <w:right w:val="single" w:sz="6" w:space="0" w:color="D8E2EA"/>
+            </w:tcBorders>
+            <w:tcMar>
+              <w:top w:w="90" w:type="dxa"/>
+              <w:start w:w="120" w:type="dxa"/>
+              <w:bottom w:w="90" w:type="dxa"/>
+              <w:end w:w="120" w:type="dxa"/>
+            </w:tcMar>
+          </w:tcPr>
+          <w:p>
+            <w:pPr>
+              <w:spacing w:line="288" w:lineRule="auto" w:after="0"/>
+            </w:pPr>
+            <w:r>
+              <w:rPr>
+                <w:rFonts w:ascii="Malgun Gothic" w:hAnsi="Malgun Gothic" w:eastAsia="Malgun Gothic"/>
+                <w:color w:val="1F2937"/>
+                <w:sz w:val="20"/>
+              </w:rPr>
+              <w:t>소스코드, 배포 상태, 관리자 계정, 기술 문서, 사용 매뉴얼</w:t>
+            </w:r>
+          </w:p>
+        </w:tc>
+        <w:tc>
+          <w:tcPr>
+            <w:tcW w:type="dxa" w:w="2448"/>
+            <w:vAlign w:val="center"/>
+            <w:tcBorders>
+              <w:top w:val="single" w:sz="6" w:space="0" w:color="D8E2EA"/>
+              <w:left w:val="single" w:sz="6" w:space="0" w:color="D8E2EA"/>
+              <w:bottom w:val="single" w:sz="6" w:space="0" w:color="D8E2EA"/>
+              <w:right w:val="single" w:sz="6" w:space="0" w:color="D8E2EA"/>
+            </w:tcBorders>
+            <w:tcMar>
+              <w:top w:w="90" w:type="dxa"/>
+              <w:start w:w="120" w:type="dxa"/>
+              <w:bottom w:w="90" w:type="dxa"/>
+              <w:end w:w="120" w:type="dxa"/>
+            </w:tcMar>
+          </w:tcPr>
+          <w:p>
+            <w:pPr>
+              <w:spacing w:line="288" w:lineRule="auto" w:after="0"/>
+            </w:pPr>
+            <w:r>
+              <w:rPr>
+                <w:rFonts w:ascii="Malgun Gothic" w:hAnsi="Malgun Gothic" w:eastAsia="Malgun Gothic"/>
+                <w:color w:val="1F2937"/>
+                <w:sz w:val="20"/>
+              </w:rPr>
+              <w:t>별도 인계자료와 본 보고서로 검수 가능</w:t>
+            </w:r>
+          </w:p>
+        </w:tc>
+      </w:tr>
+    </w:tbl>
+    <w:p>
+      <w:pPr>
+        <w:spacing w:after="40" w:line="288" w:lineRule="auto"/>
+      </w:pPr>
+    </w:p>
+    <w:p>
+      <w:pPr>
+        <w:pStyle w:val="Heading1"/>
+        <w:spacing w:line="288" w:lineRule="auto"/>
+      </w:pPr>
+      <w:r>
+        <w:rPr>
+          <w:rFonts w:ascii="Malgun Gothic" w:hAnsi="Malgun Gothic" w:eastAsia="Malgun Gothic"/>
+          <w:color w:val="1F2937"/>
+          <w:sz w:val="20"/>
+        </w:rPr>
+        <w:t>2. 관리자 기능 완료 내역</w:t>
+      </w:r>
+    </w:p>
+    <w:tbl>
+      <w:tblPr>
+        <w:tblStyle w:val="TableGrid"/>
+        <w:tblW w:type="dxa" w:w="8800"/>
+        <w:jc w:val="center"/>
+        <w:tblLook w:firstColumn="1" w:firstRow="1" w:lastColumn="0" w:lastRow="0" w:noHBand="0" w:noVBand="1" w:val="04A0"/>
+        <w:tblLayout w:type="fixed"/>
+      </w:tblPr>
+      <w:tblGrid>
+        <w:gridCol w:w="3389"/>
+        <w:gridCol w:w="3389"/>
+        <w:gridCol w:w="3389"/>
+      </w:tblGrid>
+      <w:tr>
+        <w:tc>
+          <w:tcPr>
+            <w:tcW w:type="dxa" w:w="1584"/>
+            <w:vAlign w:val="center"/>
+            <w:shd w:fill="EAF4F8"/>
+            <w:tcBorders>
+              <w:top w:val="single" w:sz="6" w:space="0" w:color="D8E2EA"/>
+              <w:left w:val="single" w:sz="6" w:space="0" w:color="D8E2EA"/>
+              <w:bottom w:val="single" w:sz="6" w:space="0" w:color="D8E2EA"/>
+              <w:right w:val="single" w:sz="6" w:space="0" w:color="D8E2EA"/>
+            </w:tcBorders>
+            <w:tcMar>
+              <w:top w:w="90" w:type="dxa"/>
+              <w:start w:w="120" w:type="dxa"/>
+              <w:bottom w:w="90" w:type="dxa"/>
+              <w:end w:w="120" w:type="dxa"/>
+            </w:tcMar>
+          </w:tcPr>
+          <w:p>
+            <w:pPr>
+              <w:spacing w:line="288" w:lineRule="auto" w:after="0"/>
+            </w:pPr>
+            <w:r>
+              <w:rPr>
+                <w:rFonts w:ascii="Malgun Gothic" w:hAnsi="Malgun Gothic" w:eastAsia="Malgun Gothic"/>
+                <w:b/>
+                <w:color w:val="246378"/>
+                <w:sz w:val="20"/>
+              </w:rPr>
+              <w:t>구분</w:t>
+            </w:r>
+          </w:p>
+        </w:tc>
+        <w:tc>
+          <w:tcPr>
+            <w:tcW w:type="dxa" w:w="4320"/>
+            <w:vAlign w:val="center"/>
+            <w:shd w:fill="EAF4F8"/>
+            <w:tcBorders>
+              <w:top w:val="single" w:sz="6" w:space="0" w:color="D8E2EA"/>
+              <w:left w:val="single" w:sz="6" w:space="0" w:color="D8E2EA"/>
+              <w:bottom w:val="single" w:sz="6" w:space="0" w:color="D8E2EA"/>
+              <w:right w:val="single" w:sz="6" w:space="0" w:color="D8E2EA"/>
+            </w:tcBorders>
+            <w:tcMar>
+              <w:top w:w="90" w:type="dxa"/>
+              <w:start w:w="120" w:type="dxa"/>
+              <w:bottom w:w="90" w:type="dxa"/>
+              <w:end w:w="120" w:type="dxa"/>
+            </w:tcMar>
+          </w:tcPr>
+          <w:p>
+            <w:pPr>
+              <w:spacing w:line="288" w:lineRule="auto" w:after="0"/>
+            </w:pPr>
+            <w:r>
+              <w:rPr>
+                <w:rFonts w:ascii="Malgun Gothic" w:hAnsi="Malgun Gothic" w:eastAsia="Malgun Gothic"/>
+                <w:b/>
+                <w:color w:val="246378"/>
+                <w:sz w:val="20"/>
+              </w:rPr>
+              <w:t>제공 기능</w:t>
+            </w:r>
+          </w:p>
+        </w:tc>
+        <w:tc>
+          <w:tcPr>
+            <w:tcW w:type="dxa" w:w="3456"/>
+            <w:vAlign w:val="center"/>
+            <w:shd w:fill="EAF4F8"/>
+            <w:tcBorders>
+              <w:top w:val="single" w:sz="6" w:space="0" w:color="D8E2EA"/>
+              <w:left w:val="single" w:sz="6" w:space="0" w:color="D8E2EA"/>
+              <w:bottom w:val="single" w:sz="6" w:space="0" w:color="D8E2EA"/>
+              <w:right w:val="single" w:sz="6" w:space="0" w:color="D8E2EA"/>
+            </w:tcBorders>
+            <w:tcMar>
+              <w:top w:w="90" w:type="dxa"/>
+              <w:start w:w="120" w:type="dxa"/>
+              <w:bottom w:w="90" w:type="dxa"/>
+              <w:end w:w="120" w:type="dxa"/>
+            </w:tcMar>
+          </w:tcPr>
+          <w:p>
+            <w:pPr>
+              <w:spacing w:line="288" w:lineRule="auto" w:after="0"/>
+            </w:pPr>
+            <w:r>
+              <w:rPr>
+                <w:rFonts w:ascii="Malgun Gothic" w:hAnsi="Malgun Gothic" w:eastAsia="Malgun Gothic"/>
+                <w:b/>
+                <w:color w:val="246378"/>
+                <w:sz w:val="20"/>
               </w:rPr>
               <w:t>비개발자 검수 기준</w:t>
             </w:r>
@@ -171,20 +830,125 @@
       <w:tr>
         <w:tc>
           <w:tcPr>
-            <w:tcW w:type="dxa" w:w="2232"/>
+            <w:tcW w:type="dxa" w:w="1584"/>
             <w:vAlign w:val="center"/>
-            <w:shd w:fill="FFFFFF"/>
+            <w:tcBorders>
+              <w:top w:val="single" w:sz="6" w:space="0" w:color="D8E2EA"/>
+              <w:left w:val="single" w:sz="6" w:space="0" w:color="D8E2EA"/>
+              <w:bottom w:val="single" w:sz="6" w:space="0" w:color="D8E2EA"/>
+              <w:right w:val="single" w:sz="6" w:space="0" w:color="D8E2EA"/>
+            </w:tcBorders>
+            <w:tcMar>
+              <w:top w:w="90" w:type="dxa"/>
+              <w:start w:w="120" w:type="dxa"/>
+              <w:bottom w:w="90" w:type="dxa"/>
+              <w:end w:w="120" w:type="dxa"/>
+            </w:tcMar>
           </w:tcPr>
           <w:p>
             <w:pPr>
-              <w:spacing w:after="0"/>
+              <w:spacing w:line="288" w:lineRule="auto" w:after="0"/>
             </w:pPr>
-            <w:r/>
             <w:r>
               <w:rPr>
                 <w:rFonts w:ascii="Malgun Gothic" w:hAnsi="Malgun Gothic" w:eastAsia="Malgun Gothic"/>
-                <w:b w:val="0"/>
-                <w:sz w:val="19"/>
+                <w:color w:val="1F2937"/>
+                <w:sz w:val="20"/>
+              </w:rPr>
+              <w:t>로그인/권한</w:t>
+            </w:r>
+          </w:p>
+        </w:tc>
+        <w:tc>
+          <w:tcPr>
+            <w:tcW w:type="dxa" w:w="4320"/>
+            <w:vAlign w:val="center"/>
+            <w:tcBorders>
+              <w:top w:val="single" w:sz="6" w:space="0" w:color="D8E2EA"/>
+              <w:left w:val="single" w:sz="6" w:space="0" w:color="D8E2EA"/>
+              <w:bottom w:val="single" w:sz="6" w:space="0" w:color="D8E2EA"/>
+              <w:right w:val="single" w:sz="6" w:space="0" w:color="D8E2EA"/>
+            </w:tcBorders>
+            <w:tcMar>
+              <w:top w:w="90" w:type="dxa"/>
+              <w:start w:w="120" w:type="dxa"/>
+              <w:bottom w:w="90" w:type="dxa"/>
+              <w:end w:w="120" w:type="dxa"/>
+            </w:tcMar>
+          </w:tcPr>
+          <w:p>
+            <w:pPr>
+              <w:spacing w:line="288" w:lineRule="auto" w:after="0"/>
+            </w:pPr>
+            <w:r>
+              <w:rPr>
+                <w:rFonts w:ascii="Malgun Gothic" w:hAnsi="Malgun Gothic" w:eastAsia="Malgun Gothic"/>
+                <w:color w:val="1F2937"/>
+                <w:sz w:val="20"/>
+              </w:rPr>
+              <w:t>관리자 전용 로그인 및 접근 제어</w:t>
+            </w:r>
+          </w:p>
+        </w:tc>
+        <w:tc>
+          <w:tcPr>
+            <w:tcW w:type="dxa" w:w="3456"/>
+            <w:vAlign w:val="center"/>
+            <w:tcBorders>
+              <w:top w:val="single" w:sz="6" w:space="0" w:color="D8E2EA"/>
+              <w:left w:val="single" w:sz="6" w:space="0" w:color="D8E2EA"/>
+              <w:bottom w:val="single" w:sz="6" w:space="0" w:color="D8E2EA"/>
+              <w:right w:val="single" w:sz="6" w:space="0" w:color="D8E2EA"/>
+            </w:tcBorders>
+            <w:tcMar>
+              <w:top w:w="90" w:type="dxa"/>
+              <w:start w:w="120" w:type="dxa"/>
+              <w:bottom w:w="90" w:type="dxa"/>
+              <w:end w:w="120" w:type="dxa"/>
+            </w:tcMar>
+          </w:tcPr>
+          <w:p>
+            <w:pPr>
+              <w:spacing w:line="288" w:lineRule="auto" w:after="0"/>
+            </w:pPr>
+            <w:r>
+              <w:rPr>
+                <w:rFonts w:ascii="Malgun Gothic" w:hAnsi="Malgun Gothic" w:eastAsia="Malgun Gothic"/>
+                <w:color w:val="1F2937"/>
+                <w:sz w:val="20"/>
+              </w:rPr>
+              <w:t>관리자 계정으로만 운영 화면에 접근 가능한지 확인</w:t>
+            </w:r>
+          </w:p>
+        </w:tc>
+      </w:tr>
+      <w:tr>
+        <w:tc>
+          <w:tcPr>
+            <w:tcW w:type="dxa" w:w="1584"/>
+            <w:vAlign w:val="center"/>
+            <w:tcBorders>
+              <w:top w:val="single" w:sz="6" w:space="0" w:color="D8E2EA"/>
+              <w:left w:val="single" w:sz="6" w:space="0" w:color="D8E2EA"/>
+              <w:bottom w:val="single" w:sz="6" w:space="0" w:color="D8E2EA"/>
+              <w:right w:val="single" w:sz="6" w:space="0" w:color="D8E2EA"/>
+            </w:tcBorders>
+            <w:tcMar>
+              <w:top w:w="90" w:type="dxa"/>
+              <w:start w:w="120" w:type="dxa"/>
+              <w:bottom w:w="90" w:type="dxa"/>
+              <w:end w:w="120" w:type="dxa"/>
+            </w:tcMar>
+          </w:tcPr>
+          <w:p>
+            <w:pPr>
+              <w:spacing w:line="288" w:lineRule="auto" w:after="0"/>
+            </w:pPr>
+            <w:r>
+              <w:rPr>
+                <w:rFonts w:ascii="Malgun Gothic" w:hAnsi="Malgun Gothic" w:eastAsia="Malgun Gothic"/>
+                <w:color w:val="1F2937"/>
+                <w:sz w:val="20"/>
               </w:rPr>
               <w:t>대시보드</w:t>
             </w:r>
@@ -192,43 +956,63 @@
         </w:tc>
         <w:tc>
           <w:tcPr>
-            <w:tcW w:type="dxa" w:w="1440"/>
+            <w:tcW w:type="dxa" w:w="4320"/>
             <w:vAlign w:val="center"/>
-            <w:shd w:fill="EAF7EF"/>
+            <w:tcBorders>
+              <w:top w:val="single" w:sz="6" w:space="0" w:color="D8E2EA"/>
+              <w:left w:val="single" w:sz="6" w:space="0" w:color="D8E2EA"/>
+              <w:bottom w:val="single" w:sz="6" w:space="0" w:color="D8E2EA"/>
+              <w:right w:val="single" w:sz="6" w:space="0" w:color="D8E2EA"/>
+            </w:tcBorders>
+            <w:tcMar>
+              <w:top w:w="90" w:type="dxa"/>
+              <w:start w:w="120" w:type="dxa"/>
+              <w:bottom w:w="90" w:type="dxa"/>
+              <w:end w:w="120" w:type="dxa"/>
+            </w:tcMar>
           </w:tcPr>
           <w:p>
             <w:pPr>
-              <w:spacing w:after="0"/>
+              <w:spacing w:line="288" w:lineRule="auto" w:after="0"/>
             </w:pPr>
-            <w:r/>
             <w:r>
               <w:rPr>
                 <w:rFonts w:ascii="Malgun Gothic" w:hAnsi="Malgun Gothic" w:eastAsia="Malgun Gothic"/>
-                <w:b/>
-                <w:sz w:val="19"/>
+                <w:color w:val="1F2937"/>
+                <w:sz w:val="20"/>
               </w:rPr>
-              <w:t>완료</w:t>
+              <w:t>사용자 수, 채팅량, 활성 사용자, 로그인 지표 확인</w:t>
             </w:r>
           </w:p>
         </w:tc>
         <w:tc>
           <w:tcPr>
-            <w:tcW w:type="dxa" w:w="6408"/>
+            <w:tcW w:type="dxa" w:w="3456"/>
             <w:vAlign w:val="center"/>
-            <w:shd w:fill="FFFFFF"/>
+            <w:tcBorders>
+              <w:top w:val="single" w:sz="6" w:space="0" w:color="D8E2EA"/>
+              <w:left w:val="single" w:sz="6" w:space="0" w:color="D8E2EA"/>
+              <w:bottom w:val="single" w:sz="6" w:space="0" w:color="D8E2EA"/>
+              <w:right w:val="single" w:sz="6" w:space="0" w:color="D8E2EA"/>
+            </w:tcBorders>
+            <w:tcMar>
+              <w:top w:w="90" w:type="dxa"/>
+              <w:start w:w="120" w:type="dxa"/>
+              <w:bottom w:w="90" w:type="dxa"/>
+              <w:end w:w="120" w:type="dxa"/>
+            </w:tcMar>
           </w:tcPr>
           <w:p>
             <w:pPr>
-              <w:spacing w:after="0"/>
+              <w:spacing w:line="288" w:lineRule="auto" w:after="0"/>
             </w:pPr>
-            <w:r/>
             <w:r>
               <w:rPr>
                 <w:rFonts w:ascii="Malgun Gothic" w:hAnsi="Malgun Gothic" w:eastAsia="Malgun Gothic"/>
-                <w:b w:val="0"/>
-                <w:sz w:val="19"/>
+                <w:color w:val="1F2937"/>
+                <w:sz w:val="20"/>
               </w:rPr>
-              <w:t>운영 현황과 주요 지표를 첫 화면에서 확인합니다.</w:t>
+              <w:t>운영 현황을 한 화면에서 볼 수 있는지 확인</w:t>
             </w:r>
           </w:p>
         </w:tc>
@@ -236,20 +1020,1114 @@
       <w:tr>
         <w:tc>
           <w:tcPr>
-            <w:tcW w:type="dxa" w:w="2232"/>
+            <w:tcW w:type="dxa" w:w="1584"/>
             <w:vAlign w:val="center"/>
-            <w:shd w:fill="FFFFFF"/>
+            <w:tcBorders>
+              <w:top w:val="single" w:sz="6" w:space="0" w:color="D8E2EA"/>
+              <w:left w:val="single" w:sz="6" w:space="0" w:color="D8E2EA"/>
+              <w:bottom w:val="single" w:sz="6" w:space="0" w:color="D8E2EA"/>
+              <w:right w:val="single" w:sz="6" w:space="0" w:color="D8E2EA"/>
+            </w:tcBorders>
+            <w:tcMar>
+              <w:top w:w="90" w:type="dxa"/>
+              <w:start w:w="120" w:type="dxa"/>
+              <w:bottom w:w="90" w:type="dxa"/>
+              <w:end w:w="120" w:type="dxa"/>
+            </w:tcMar>
           </w:tcPr>
           <w:p>
             <w:pPr>
-              <w:spacing w:after="0"/>
+              <w:spacing w:line="288" w:lineRule="auto" w:after="0"/>
             </w:pPr>
-            <w:r/>
             <w:r>
               <w:rPr>
                 <w:rFonts w:ascii="Malgun Gothic" w:hAnsi="Malgun Gothic" w:eastAsia="Malgun Gothic"/>
-                <w:b w:val="0"/>
-                <w:sz w:val="19"/>
+                <w:color w:val="1F2937"/>
+                <w:sz w:val="20"/>
+              </w:rPr>
+              <w:t>사용자 대화</w:t>
+            </w:r>
+          </w:p>
+        </w:tc>
+        <w:tc>
+          <w:tcPr>
+            <w:tcW w:type="dxa" w:w="4320"/>
+            <w:vAlign w:val="center"/>
+            <w:tcBorders>
+              <w:top w:val="single" w:sz="6" w:space="0" w:color="D8E2EA"/>
+              <w:left w:val="single" w:sz="6" w:space="0" w:color="D8E2EA"/>
+              <w:bottom w:val="single" w:sz="6" w:space="0" w:color="D8E2EA"/>
+              <w:right w:val="single" w:sz="6" w:space="0" w:color="D8E2EA"/>
+            </w:tcBorders>
+            <w:tcMar>
+              <w:top w:w="90" w:type="dxa"/>
+              <w:start w:w="120" w:type="dxa"/>
+              <w:bottom w:w="90" w:type="dxa"/>
+              <w:end w:w="120" w:type="dxa"/>
+            </w:tcMar>
+          </w:tcPr>
+          <w:p>
+            <w:pPr>
+              <w:spacing w:line="288" w:lineRule="auto" w:after="0"/>
+            </w:pPr>
+            <w:r>
+              <w:rPr>
+                <w:rFonts w:ascii="Malgun Gothic" w:hAnsi="Malgun Gothic" w:eastAsia="Malgun Gothic"/>
+                <w:color w:val="1F2937"/>
+                <w:sz w:val="20"/>
+              </w:rPr>
+              <w:t>사용자별 채팅 내역, 날짜별 대화, 요약 확인</w:t>
+            </w:r>
+          </w:p>
+        </w:tc>
+        <w:tc>
+          <w:tcPr>
+            <w:tcW w:type="dxa" w:w="3456"/>
+            <w:vAlign w:val="center"/>
+            <w:tcBorders>
+              <w:top w:val="single" w:sz="6" w:space="0" w:color="D8E2EA"/>
+              <w:left w:val="single" w:sz="6" w:space="0" w:color="D8E2EA"/>
+              <w:bottom w:val="single" w:sz="6" w:space="0" w:color="D8E2EA"/>
+              <w:right w:val="single" w:sz="6" w:space="0" w:color="D8E2EA"/>
+            </w:tcBorders>
+            <w:tcMar>
+              <w:top w:w="90" w:type="dxa"/>
+              <w:start w:w="120" w:type="dxa"/>
+              <w:bottom w:w="90" w:type="dxa"/>
+              <w:end w:w="120" w:type="dxa"/>
+            </w:tcMar>
+          </w:tcPr>
+          <w:p>
+            <w:pPr>
+              <w:spacing w:line="288" w:lineRule="auto" w:after="0"/>
+            </w:pPr>
+            <w:r>
+              <w:rPr>
+                <w:rFonts w:ascii="Malgun Gothic" w:hAnsi="Malgun Gothic" w:eastAsia="Malgun Gothic"/>
+                <w:color w:val="1F2937"/>
+                <w:sz w:val="20"/>
+              </w:rPr>
+              <w:t>상담 품질 확인에 필요한 기록을 조회할 수 있는지 확인</w:t>
+            </w:r>
+          </w:p>
+        </w:tc>
+      </w:tr>
+      <w:tr>
+        <w:tc>
+          <w:tcPr>
+            <w:tcW w:type="dxa" w:w="1584"/>
+            <w:vAlign w:val="center"/>
+            <w:tcBorders>
+              <w:top w:val="single" w:sz="6" w:space="0" w:color="D8E2EA"/>
+              <w:left w:val="single" w:sz="6" w:space="0" w:color="D8E2EA"/>
+              <w:bottom w:val="single" w:sz="6" w:space="0" w:color="D8E2EA"/>
+              <w:right w:val="single" w:sz="6" w:space="0" w:color="D8E2EA"/>
+            </w:tcBorders>
+            <w:tcMar>
+              <w:top w:w="90" w:type="dxa"/>
+              <w:start w:w="120" w:type="dxa"/>
+              <w:bottom w:w="90" w:type="dxa"/>
+              <w:end w:w="120" w:type="dxa"/>
+            </w:tcMar>
+          </w:tcPr>
+          <w:p>
+            <w:pPr>
+              <w:spacing w:line="288" w:lineRule="auto" w:after="0"/>
+            </w:pPr>
+            <w:r>
+              <w:rPr>
+                <w:rFonts w:ascii="Malgun Gothic" w:hAnsi="Malgun Gothic" w:eastAsia="Malgun Gothic"/>
+                <w:color w:val="1F2937"/>
+                <w:sz w:val="20"/>
+              </w:rPr>
+              <w:t>주차 콘텐츠</w:t>
+            </w:r>
+          </w:p>
+        </w:tc>
+        <w:tc>
+          <w:tcPr>
+            <w:tcW w:type="dxa" w:w="4320"/>
+            <w:vAlign w:val="center"/>
+            <w:tcBorders>
+              <w:top w:val="single" w:sz="6" w:space="0" w:color="D8E2EA"/>
+              <w:left w:val="single" w:sz="6" w:space="0" w:color="D8E2EA"/>
+              <w:bottom w:val="single" w:sz="6" w:space="0" w:color="D8E2EA"/>
+              <w:right w:val="single" w:sz="6" w:space="0" w:color="D8E2EA"/>
+            </w:tcBorders>
+            <w:tcMar>
+              <w:top w:w="90" w:type="dxa"/>
+              <w:start w:w="120" w:type="dxa"/>
+              <w:bottom w:w="90" w:type="dxa"/>
+              <w:end w:w="120" w:type="dxa"/>
+            </w:tcMar>
+          </w:tcPr>
+          <w:p>
+            <w:pPr>
+              <w:spacing w:line="288" w:lineRule="auto" w:after="0"/>
+            </w:pPr>
+            <w:r>
+              <w:rPr>
+                <w:rFonts w:ascii="Malgun Gothic" w:hAnsi="Malgun Gothic" w:eastAsia="Malgun Gothic"/>
+                <w:color w:val="1F2937"/>
+                <w:sz w:val="20"/>
+              </w:rPr>
+              <w:t>주차별 아기/엄마 정보, 체크리스트, 질문, 이미지 관리</w:t>
+            </w:r>
+          </w:p>
+        </w:tc>
+        <w:tc>
+          <w:tcPr>
+            <w:tcW w:type="dxa" w:w="3456"/>
+            <w:vAlign w:val="center"/>
+            <w:tcBorders>
+              <w:top w:val="single" w:sz="6" w:space="0" w:color="D8E2EA"/>
+              <w:left w:val="single" w:sz="6" w:space="0" w:color="D8E2EA"/>
+              <w:bottom w:val="single" w:sz="6" w:space="0" w:color="D8E2EA"/>
+              <w:right w:val="single" w:sz="6" w:space="0" w:color="D8E2EA"/>
+            </w:tcBorders>
+            <w:tcMar>
+              <w:top w:w="90" w:type="dxa"/>
+              <w:start w:w="120" w:type="dxa"/>
+              <w:bottom w:w="90" w:type="dxa"/>
+              <w:end w:w="120" w:type="dxa"/>
+            </w:tcMar>
+          </w:tcPr>
+          <w:p>
+            <w:pPr>
+              <w:spacing w:line="288" w:lineRule="auto" w:after="0"/>
+            </w:pPr>
+            <w:r>
+              <w:rPr>
+                <w:rFonts w:ascii="Malgun Gothic" w:hAnsi="Malgun Gothic" w:eastAsia="Malgun Gothic"/>
+                <w:color w:val="1F2937"/>
+                <w:sz w:val="20"/>
+              </w:rPr>
+              <w:t>앱에 노출될 콘텐츠를 관리자에서 수정할 수 있는지 확인</w:t>
+            </w:r>
+          </w:p>
+        </w:tc>
+      </w:tr>
+      <w:tr>
+        <w:tc>
+          <w:tcPr>
+            <w:tcW w:type="dxa" w:w="1584"/>
+            <w:vAlign w:val="center"/>
+            <w:tcBorders>
+              <w:top w:val="single" w:sz="6" w:space="0" w:color="D8E2EA"/>
+              <w:left w:val="single" w:sz="6" w:space="0" w:color="D8E2EA"/>
+              <w:bottom w:val="single" w:sz="6" w:space="0" w:color="D8E2EA"/>
+              <w:right w:val="single" w:sz="6" w:space="0" w:color="D8E2EA"/>
+            </w:tcBorders>
+            <w:tcMar>
+              <w:top w:w="90" w:type="dxa"/>
+              <w:start w:w="120" w:type="dxa"/>
+              <w:bottom w:w="90" w:type="dxa"/>
+              <w:end w:w="120" w:type="dxa"/>
+            </w:tcMar>
+          </w:tcPr>
+          <w:p>
+            <w:pPr>
+              <w:spacing w:line="288" w:lineRule="auto" w:after="0"/>
+            </w:pPr>
+            <w:r>
+              <w:rPr>
+                <w:rFonts w:ascii="Malgun Gothic" w:hAnsi="Malgun Gothic" w:eastAsia="Malgun Gothic"/>
+                <w:color w:val="1F2937"/>
+                <w:sz w:val="20"/>
+              </w:rPr>
+              <w:t>자료 관리</w:t>
+            </w:r>
+          </w:p>
+        </w:tc>
+        <w:tc>
+          <w:tcPr>
+            <w:tcW w:type="dxa" w:w="4320"/>
+            <w:vAlign w:val="center"/>
+            <w:tcBorders>
+              <w:top w:val="single" w:sz="6" w:space="0" w:color="D8E2EA"/>
+              <w:left w:val="single" w:sz="6" w:space="0" w:color="D8E2EA"/>
+              <w:bottom w:val="single" w:sz="6" w:space="0" w:color="D8E2EA"/>
+              <w:right w:val="single" w:sz="6" w:space="0" w:color="D8E2EA"/>
+            </w:tcBorders>
+            <w:tcMar>
+              <w:top w:w="90" w:type="dxa"/>
+              <w:start w:w="120" w:type="dxa"/>
+              <w:bottom w:w="90" w:type="dxa"/>
+              <w:end w:w="120" w:type="dxa"/>
+            </w:tcMar>
+          </w:tcPr>
+          <w:p>
+            <w:pPr>
+              <w:spacing w:line="288" w:lineRule="auto" w:after="0"/>
+            </w:pPr>
+            <w:r>
+              <w:rPr>
+                <w:rFonts w:ascii="Malgun Gothic" w:hAnsi="Malgun Gothic" w:eastAsia="Malgun Gothic"/>
+                <w:color w:val="1F2937"/>
+                <w:sz w:val="20"/>
+              </w:rPr>
+              <w:t>이미지, 카드, DOCX, 지식 자료 업로드/편집/삭제/게시</w:t>
+            </w:r>
+          </w:p>
+        </w:tc>
+        <w:tc>
+          <w:tcPr>
+            <w:tcW w:type="dxa" w:w="3456"/>
+            <w:vAlign w:val="center"/>
+            <w:tcBorders>
+              <w:top w:val="single" w:sz="6" w:space="0" w:color="D8E2EA"/>
+              <w:left w:val="single" w:sz="6" w:space="0" w:color="D8E2EA"/>
+              <w:bottom w:val="single" w:sz="6" w:space="0" w:color="D8E2EA"/>
+              <w:right w:val="single" w:sz="6" w:space="0" w:color="D8E2EA"/>
+            </w:tcBorders>
+            <w:tcMar>
+              <w:top w:w="90" w:type="dxa"/>
+              <w:start w:w="120" w:type="dxa"/>
+              <w:bottom w:w="90" w:type="dxa"/>
+              <w:end w:w="120" w:type="dxa"/>
+            </w:tcMar>
+          </w:tcPr>
+          <w:p>
+            <w:pPr>
+              <w:spacing w:line="288" w:lineRule="auto" w:after="0"/>
+            </w:pPr>
+            <w:r>
+              <w:rPr>
+                <w:rFonts w:ascii="Malgun Gothic" w:hAnsi="Malgun Gothic" w:eastAsia="Malgun Gothic"/>
+                <w:color w:val="1F2937"/>
+                <w:sz w:val="20"/>
+              </w:rPr>
+              <w:t>운영자가 자료를 바꾸고 반영 상태를 확인할 수 있는지 확인</w:t>
+            </w:r>
+          </w:p>
+        </w:tc>
+      </w:tr>
+      <w:tr>
+        <w:tc>
+          <w:tcPr>
+            <w:tcW w:type="dxa" w:w="1584"/>
+            <w:vAlign w:val="center"/>
+            <w:tcBorders>
+              <w:top w:val="single" w:sz="6" w:space="0" w:color="D8E2EA"/>
+              <w:left w:val="single" w:sz="6" w:space="0" w:color="D8E2EA"/>
+              <w:bottom w:val="single" w:sz="6" w:space="0" w:color="D8E2EA"/>
+              <w:right w:val="single" w:sz="6" w:space="0" w:color="D8E2EA"/>
+            </w:tcBorders>
+            <w:tcMar>
+              <w:top w:w="90" w:type="dxa"/>
+              <w:start w:w="120" w:type="dxa"/>
+              <w:bottom w:w="90" w:type="dxa"/>
+              <w:end w:w="120" w:type="dxa"/>
+            </w:tcMar>
+          </w:tcPr>
+          <w:p>
+            <w:pPr>
+              <w:spacing w:line="288" w:lineRule="auto" w:after="0"/>
+            </w:pPr>
+            <w:r>
+              <w:rPr>
+                <w:rFonts w:ascii="Malgun Gothic" w:hAnsi="Malgun Gothic" w:eastAsia="Malgun Gothic"/>
+                <w:color w:val="1F2937"/>
+                <w:sz w:val="20"/>
+              </w:rPr>
+              <w:t>설문/질문</w:t>
+            </w:r>
+          </w:p>
+        </w:tc>
+        <w:tc>
+          <w:tcPr>
+            <w:tcW w:type="dxa" w:w="4320"/>
+            <w:vAlign w:val="center"/>
+            <w:tcBorders>
+              <w:top w:val="single" w:sz="6" w:space="0" w:color="D8E2EA"/>
+              <w:left w:val="single" w:sz="6" w:space="0" w:color="D8E2EA"/>
+              <w:bottom w:val="single" w:sz="6" w:space="0" w:color="D8E2EA"/>
+              <w:right w:val="single" w:sz="6" w:space="0" w:color="D8E2EA"/>
+            </w:tcBorders>
+            <w:tcMar>
+              <w:top w:w="90" w:type="dxa"/>
+              <w:start w:w="120" w:type="dxa"/>
+              <w:bottom w:w="90" w:type="dxa"/>
+              <w:end w:w="120" w:type="dxa"/>
+            </w:tcMar>
+          </w:tcPr>
+          <w:p>
+            <w:pPr>
+              <w:spacing w:line="288" w:lineRule="auto" w:after="0"/>
+            </w:pPr>
+            <w:r>
+              <w:rPr>
+                <w:rFonts w:ascii="Malgun Gothic" w:hAnsi="Malgun Gothic" w:eastAsia="Malgun Gothic"/>
+                <w:color w:val="1F2937"/>
+                <w:sz w:val="20"/>
+              </w:rPr>
+              <w:t>주관식/객관식 질문과 앱 내 질문 노출 관리</w:t>
+            </w:r>
+          </w:p>
+        </w:tc>
+        <w:tc>
+          <w:tcPr>
+            <w:tcW w:type="dxa" w:w="3456"/>
+            <w:vAlign w:val="center"/>
+            <w:tcBorders>
+              <w:top w:val="single" w:sz="6" w:space="0" w:color="D8E2EA"/>
+              <w:left w:val="single" w:sz="6" w:space="0" w:color="D8E2EA"/>
+              <w:bottom w:val="single" w:sz="6" w:space="0" w:color="D8E2EA"/>
+              <w:right w:val="single" w:sz="6" w:space="0" w:color="D8E2EA"/>
+            </w:tcBorders>
+            <w:tcMar>
+              <w:top w:w="90" w:type="dxa"/>
+              <w:start w:w="120" w:type="dxa"/>
+              <w:bottom w:w="90" w:type="dxa"/>
+              <w:end w:w="120" w:type="dxa"/>
+            </w:tcMar>
+          </w:tcPr>
+          <w:p>
+            <w:pPr>
+              <w:spacing w:line="288" w:lineRule="auto" w:after="0"/>
+            </w:pPr>
+            <w:r>
+              <w:rPr>
+                <w:rFonts w:ascii="Malgun Gothic" w:hAnsi="Malgun Gothic" w:eastAsia="Malgun Gothic"/>
+                <w:color w:val="1F2937"/>
+                <w:sz w:val="20"/>
+              </w:rPr>
+              <w:t>질문 세트와 응답 내역을 운영 기준으로 확인</w:t>
+            </w:r>
+          </w:p>
+        </w:tc>
+      </w:tr>
+      <w:tr>
+        <w:tc>
+          <w:tcPr>
+            <w:tcW w:type="dxa" w:w="1584"/>
+            <w:vAlign w:val="center"/>
+            <w:tcBorders>
+              <w:top w:val="single" w:sz="6" w:space="0" w:color="D8E2EA"/>
+              <w:left w:val="single" w:sz="6" w:space="0" w:color="D8E2EA"/>
+              <w:bottom w:val="single" w:sz="6" w:space="0" w:color="D8E2EA"/>
+              <w:right w:val="single" w:sz="6" w:space="0" w:color="D8E2EA"/>
+            </w:tcBorders>
+            <w:tcMar>
+              <w:top w:w="90" w:type="dxa"/>
+              <w:start w:w="120" w:type="dxa"/>
+              <w:bottom w:w="90" w:type="dxa"/>
+              <w:end w:w="120" w:type="dxa"/>
+            </w:tcMar>
+          </w:tcPr>
+          <w:p>
+            <w:pPr>
+              <w:spacing w:line="288" w:lineRule="auto" w:after="0"/>
+            </w:pPr>
+            <w:r>
+              <w:rPr>
+                <w:rFonts w:ascii="Malgun Gothic" w:hAnsi="Malgun Gothic" w:eastAsia="Malgun Gothic"/>
+                <w:color w:val="1F2937"/>
+                <w:sz w:val="20"/>
+              </w:rPr>
+              <w:t>워크플로우</w:t>
+            </w:r>
+          </w:p>
+        </w:tc>
+        <w:tc>
+          <w:tcPr>
+            <w:tcW w:type="dxa" w:w="4320"/>
+            <w:vAlign w:val="center"/>
+            <w:tcBorders>
+              <w:top w:val="single" w:sz="6" w:space="0" w:color="D8E2EA"/>
+              <w:left w:val="single" w:sz="6" w:space="0" w:color="D8E2EA"/>
+              <w:bottom w:val="single" w:sz="6" w:space="0" w:color="D8E2EA"/>
+              <w:right w:val="single" w:sz="6" w:space="0" w:color="D8E2EA"/>
+            </w:tcBorders>
+            <w:tcMar>
+              <w:top w:w="90" w:type="dxa"/>
+              <w:start w:w="120" w:type="dxa"/>
+              <w:bottom w:w="90" w:type="dxa"/>
+              <w:end w:w="120" w:type="dxa"/>
+            </w:tcMar>
+          </w:tcPr>
+          <w:p>
+            <w:pPr>
+              <w:spacing w:line="288" w:lineRule="auto" w:after="0"/>
+            </w:pPr>
+            <w:r>
+              <w:rPr>
+                <w:rFonts w:ascii="Malgun Gothic" w:hAnsi="Malgun Gothic" w:eastAsia="Malgun Gothic"/>
+                <w:color w:val="1F2937"/>
+                <w:sz w:val="20"/>
+              </w:rPr>
+              <w:t>대화 흐름, YAML 위치, 실행 설정, 반영 상태 확인</w:t>
+            </w:r>
+          </w:p>
+        </w:tc>
+        <w:tc>
+          <w:tcPr>
+            <w:tcW w:type="dxa" w:w="3456"/>
+            <w:vAlign w:val="center"/>
+            <w:tcBorders>
+              <w:top w:val="single" w:sz="6" w:space="0" w:color="D8E2EA"/>
+              <w:left w:val="single" w:sz="6" w:space="0" w:color="D8E2EA"/>
+              <w:bottom w:val="single" w:sz="6" w:space="0" w:color="D8E2EA"/>
+              <w:right w:val="single" w:sz="6" w:space="0" w:color="D8E2EA"/>
+            </w:tcBorders>
+            <w:tcMar>
+              <w:top w:w="90" w:type="dxa"/>
+              <w:start w:w="120" w:type="dxa"/>
+              <w:bottom w:w="90" w:type="dxa"/>
+              <w:end w:w="120" w:type="dxa"/>
+            </w:tcMar>
+          </w:tcPr>
+          <w:p>
+            <w:pPr>
+              <w:spacing w:line="288" w:lineRule="auto" w:after="0"/>
+            </w:pPr>
+            <w:r>
+              <w:rPr>
+                <w:rFonts w:ascii="Malgun Gothic" w:hAnsi="Malgun Gothic" w:eastAsia="Malgun Gothic"/>
+                <w:color w:val="1F2937"/>
+                <w:sz w:val="20"/>
+              </w:rPr>
+              <w:t>관리자 수정 후 서버가 해당 설정을 읽는 구조 확인</w:t>
+            </w:r>
+          </w:p>
+        </w:tc>
+      </w:tr>
+      <w:tr>
+        <w:tc>
+          <w:tcPr>
+            <w:tcW w:type="dxa" w:w="1584"/>
+            <w:vAlign w:val="center"/>
+            <w:tcBorders>
+              <w:top w:val="single" w:sz="6" w:space="0" w:color="D8E2EA"/>
+              <w:left w:val="single" w:sz="6" w:space="0" w:color="D8E2EA"/>
+              <w:bottom w:val="single" w:sz="6" w:space="0" w:color="D8E2EA"/>
+              <w:right w:val="single" w:sz="6" w:space="0" w:color="D8E2EA"/>
+            </w:tcBorders>
+            <w:tcMar>
+              <w:top w:w="90" w:type="dxa"/>
+              <w:start w:w="120" w:type="dxa"/>
+              <w:bottom w:w="90" w:type="dxa"/>
+              <w:end w:w="120" w:type="dxa"/>
+            </w:tcMar>
+          </w:tcPr>
+          <w:p>
+            <w:pPr>
+              <w:spacing w:line="288" w:lineRule="auto" w:after="0"/>
+            </w:pPr>
+            <w:r>
+              <w:rPr>
+                <w:rFonts w:ascii="Malgun Gothic" w:hAnsi="Malgun Gothic" w:eastAsia="Malgun Gothic"/>
+                <w:color w:val="1F2937"/>
+                <w:sz w:val="20"/>
+              </w:rPr>
+              <w:t>계정 관리</w:t>
+            </w:r>
+          </w:p>
+        </w:tc>
+        <w:tc>
+          <w:tcPr>
+            <w:tcW w:type="dxa" w:w="4320"/>
+            <w:vAlign w:val="center"/>
+            <w:tcBorders>
+              <w:top w:val="single" w:sz="6" w:space="0" w:color="D8E2EA"/>
+              <w:left w:val="single" w:sz="6" w:space="0" w:color="D8E2EA"/>
+              <w:bottom w:val="single" w:sz="6" w:space="0" w:color="D8E2EA"/>
+              <w:right w:val="single" w:sz="6" w:space="0" w:color="D8E2EA"/>
+            </w:tcBorders>
+            <w:tcMar>
+              <w:top w:w="90" w:type="dxa"/>
+              <w:start w:w="120" w:type="dxa"/>
+              <w:bottom w:w="90" w:type="dxa"/>
+              <w:end w:w="120" w:type="dxa"/>
+            </w:tcMar>
+          </w:tcPr>
+          <w:p>
+            <w:pPr>
+              <w:spacing w:line="288" w:lineRule="auto" w:after="0"/>
+            </w:pPr>
+            <w:r>
+              <w:rPr>
+                <w:rFonts w:ascii="Malgun Gothic" w:hAnsi="Malgun Gothic" w:eastAsia="Malgun Gothic"/>
+                <w:color w:val="1F2937"/>
+                <w:sz w:val="20"/>
+              </w:rPr>
+              <w:t>허용 전화번호, 사용자 활성/비활성, 세션/연락처 운영 조치</w:t>
+            </w:r>
+          </w:p>
+        </w:tc>
+        <w:tc>
+          <w:tcPr>
+            <w:tcW w:type="dxa" w:w="3456"/>
+            <w:vAlign w:val="center"/>
+            <w:tcBorders>
+              <w:top w:val="single" w:sz="6" w:space="0" w:color="D8E2EA"/>
+              <w:left w:val="single" w:sz="6" w:space="0" w:color="D8E2EA"/>
+              <w:bottom w:val="single" w:sz="6" w:space="0" w:color="D8E2EA"/>
+              <w:right w:val="single" w:sz="6" w:space="0" w:color="D8E2EA"/>
+            </w:tcBorders>
+            <w:tcMar>
+              <w:top w:w="90" w:type="dxa"/>
+              <w:start w:w="120" w:type="dxa"/>
+              <w:bottom w:w="90" w:type="dxa"/>
+              <w:end w:w="120" w:type="dxa"/>
+            </w:tcMar>
+          </w:tcPr>
+          <w:p>
+            <w:pPr>
+              <w:spacing w:line="288" w:lineRule="auto" w:after="0"/>
+            </w:pPr>
+            <w:r>
+              <w:rPr>
+                <w:rFonts w:ascii="Malgun Gothic" w:hAnsi="Malgun Gothic" w:eastAsia="Malgun Gothic"/>
+                <w:color w:val="1F2937"/>
+                <w:sz w:val="20"/>
+              </w:rPr>
+              <w:t>테스트 계정과 운영 계정을 분리해 관리 가능</w:t>
+            </w:r>
+          </w:p>
+        </w:tc>
+      </w:tr>
+      <w:tr>
+        <w:tc>
+          <w:tcPr>
+            <w:tcW w:type="dxa" w:w="1584"/>
+            <w:vAlign w:val="center"/>
+            <w:tcBorders>
+              <w:top w:val="single" w:sz="6" w:space="0" w:color="D8E2EA"/>
+              <w:left w:val="single" w:sz="6" w:space="0" w:color="D8E2EA"/>
+              <w:bottom w:val="single" w:sz="6" w:space="0" w:color="D8E2EA"/>
+              <w:right w:val="single" w:sz="6" w:space="0" w:color="D8E2EA"/>
+            </w:tcBorders>
+            <w:tcMar>
+              <w:top w:w="90" w:type="dxa"/>
+              <w:start w:w="120" w:type="dxa"/>
+              <w:bottom w:w="90" w:type="dxa"/>
+              <w:end w:w="120" w:type="dxa"/>
+            </w:tcMar>
+          </w:tcPr>
+          <w:p>
+            <w:pPr>
+              <w:spacing w:line="288" w:lineRule="auto" w:after="0"/>
+            </w:pPr>
+            <w:r>
+              <w:rPr>
+                <w:rFonts w:ascii="Malgun Gothic" w:hAnsi="Malgun Gothic" w:eastAsia="Malgun Gothic"/>
+                <w:color w:val="1F2937"/>
+                <w:sz w:val="20"/>
+              </w:rPr>
+              <w:t>모니터링</w:t>
+            </w:r>
+          </w:p>
+        </w:tc>
+        <w:tc>
+          <w:tcPr>
+            <w:tcW w:type="dxa" w:w="4320"/>
+            <w:vAlign w:val="center"/>
+            <w:tcBorders>
+              <w:top w:val="single" w:sz="6" w:space="0" w:color="D8E2EA"/>
+              <w:left w:val="single" w:sz="6" w:space="0" w:color="D8E2EA"/>
+              <w:bottom w:val="single" w:sz="6" w:space="0" w:color="D8E2EA"/>
+              <w:right w:val="single" w:sz="6" w:space="0" w:color="D8E2EA"/>
+            </w:tcBorders>
+            <w:tcMar>
+              <w:top w:w="90" w:type="dxa"/>
+              <w:start w:w="120" w:type="dxa"/>
+              <w:bottom w:w="90" w:type="dxa"/>
+              <w:end w:w="120" w:type="dxa"/>
+            </w:tcMar>
+          </w:tcPr>
+          <w:p>
+            <w:pPr>
+              <w:spacing w:line="288" w:lineRule="auto" w:after="0"/>
+            </w:pPr>
+            <w:r>
+              <w:rPr>
+                <w:rFonts w:ascii="Malgun Gothic" w:hAnsi="Malgun Gothic" w:eastAsia="Malgun Gothic"/>
+                <w:color w:val="1F2937"/>
+                <w:sz w:val="20"/>
+              </w:rPr>
+              <w:t>오류, 감사 로그, 스케줄, 운영 상태 확인</w:t>
+            </w:r>
+          </w:p>
+        </w:tc>
+        <w:tc>
+          <w:tcPr>
+            <w:tcW w:type="dxa" w:w="3456"/>
+            <w:vAlign w:val="center"/>
+            <w:tcBorders>
+              <w:top w:val="single" w:sz="6" w:space="0" w:color="D8E2EA"/>
+              <w:left w:val="single" w:sz="6" w:space="0" w:color="D8E2EA"/>
+              <w:bottom w:val="single" w:sz="6" w:space="0" w:color="D8E2EA"/>
+              <w:right w:val="single" w:sz="6" w:space="0" w:color="D8E2EA"/>
+            </w:tcBorders>
+            <w:tcMar>
+              <w:top w:w="90" w:type="dxa"/>
+              <w:start w:w="120" w:type="dxa"/>
+              <w:bottom w:w="90" w:type="dxa"/>
+              <w:end w:w="120" w:type="dxa"/>
+            </w:tcMar>
+          </w:tcPr>
+          <w:p>
+            <w:pPr>
+              <w:spacing w:line="288" w:lineRule="auto" w:after="0"/>
+            </w:pPr>
+            <w:r>
+              <w:rPr>
+                <w:rFonts w:ascii="Malgun Gothic" w:hAnsi="Malgun Gothic" w:eastAsia="Malgun Gothic"/>
+                <w:color w:val="1F2937"/>
+                <w:sz w:val="20"/>
+              </w:rPr>
+              <w:t>화면 오류 없이 상태를 점검할 수 있는지 확인</w:t>
+            </w:r>
+          </w:p>
+        </w:tc>
+      </w:tr>
+    </w:tbl>
+    <w:p>
+      <w:pPr>
+        <w:spacing w:after="40" w:line="288" w:lineRule="auto"/>
+      </w:pPr>
+    </w:p>
+    <w:p>
+      <w:pPr>
+        <w:pStyle w:val="Heading1"/>
+        <w:spacing w:line="288" w:lineRule="auto"/>
+      </w:pPr>
+      <w:r>
+        <w:rPr>
+          <w:rFonts w:ascii="Malgun Gothic" w:hAnsi="Malgun Gothic" w:eastAsia="Malgun Gothic"/>
+          <w:color w:val="1F2937"/>
+          <w:sz w:val="20"/>
+        </w:rPr>
+        <w:t>3. 최종 관리자 URL 체계</w:t>
+      </w:r>
+    </w:p>
+    <w:tbl>
+      <w:tblPr>
+        <w:tblStyle w:val="TableGrid"/>
+        <w:tblW w:type="dxa" w:w="8800"/>
+        <w:jc w:val="center"/>
+        <w:tblLook w:firstColumn="1" w:firstRow="1" w:lastColumn="0" w:lastRow="0" w:noHBand="0" w:noVBand="1" w:val="04A0"/>
+        <w:tblLayout w:type="fixed"/>
+      </w:tblPr>
+      <w:tblGrid>
+        <w:gridCol w:w="3389"/>
+        <w:gridCol w:w="3389"/>
+        <w:gridCol w:w="3389"/>
+      </w:tblGrid>
+      <w:tr>
+        <w:tc>
+          <w:tcPr>
+            <w:tcW w:type="dxa" w:w="2304"/>
+            <w:vAlign w:val="center"/>
+            <w:shd w:fill="EAF4F8"/>
+            <w:tcBorders>
+              <w:top w:val="single" w:sz="6" w:space="0" w:color="D8E2EA"/>
+              <w:left w:val="single" w:sz="6" w:space="0" w:color="D8E2EA"/>
+              <w:bottom w:val="single" w:sz="6" w:space="0" w:color="D8E2EA"/>
+              <w:right w:val="single" w:sz="6" w:space="0" w:color="D8E2EA"/>
+            </w:tcBorders>
+            <w:tcMar>
+              <w:top w:w="90" w:type="dxa"/>
+              <w:start w:w="120" w:type="dxa"/>
+              <w:bottom w:w="90" w:type="dxa"/>
+              <w:end w:w="120" w:type="dxa"/>
+            </w:tcMar>
+          </w:tcPr>
+          <w:p>
+            <w:pPr>
+              <w:spacing w:line="288" w:lineRule="auto" w:after="0"/>
+            </w:pPr>
+            <w:r>
+              <w:rPr>
+                <w:rFonts w:ascii="Malgun Gothic" w:hAnsi="Malgun Gothic" w:eastAsia="Malgun Gothic"/>
+                <w:b/>
+                <w:color w:val="246378"/>
+                <w:sz w:val="20"/>
+              </w:rPr>
+              <w:t>검수 메뉴</w:t>
+            </w:r>
+          </w:p>
+        </w:tc>
+        <w:tc>
+          <w:tcPr>
+            <w:tcW w:type="dxa" w:w="3311"/>
+            <w:vAlign w:val="center"/>
+            <w:shd w:fill="EAF4F8"/>
+            <w:tcBorders>
+              <w:top w:val="single" w:sz="6" w:space="0" w:color="D8E2EA"/>
+              <w:left w:val="single" w:sz="6" w:space="0" w:color="D8E2EA"/>
+              <w:bottom w:val="single" w:sz="6" w:space="0" w:color="D8E2EA"/>
+              <w:right w:val="single" w:sz="6" w:space="0" w:color="D8E2EA"/>
+            </w:tcBorders>
+            <w:tcMar>
+              <w:top w:w="90" w:type="dxa"/>
+              <w:start w:w="120" w:type="dxa"/>
+              <w:bottom w:w="90" w:type="dxa"/>
+              <w:end w:w="120" w:type="dxa"/>
+            </w:tcMar>
+          </w:tcPr>
+          <w:p>
+            <w:pPr>
+              <w:spacing w:line="288" w:lineRule="auto" w:after="0"/>
+            </w:pPr>
+            <w:r>
+              <w:rPr>
+                <w:rFonts w:ascii="Malgun Gothic" w:hAnsi="Malgun Gothic" w:eastAsia="Malgun Gothic"/>
+                <w:b/>
+                <w:color w:val="246378"/>
+                <w:sz w:val="20"/>
+              </w:rPr>
+              <w:t>최종 주소</w:t>
+            </w:r>
+          </w:p>
+        </w:tc>
+        <w:tc>
+          <w:tcPr>
+            <w:tcW w:type="dxa" w:w="3744"/>
+            <w:vAlign w:val="center"/>
+            <w:shd w:fill="EAF4F8"/>
+            <w:tcBorders>
+              <w:top w:val="single" w:sz="6" w:space="0" w:color="D8E2EA"/>
+              <w:left w:val="single" w:sz="6" w:space="0" w:color="D8E2EA"/>
+              <w:bottom w:val="single" w:sz="6" w:space="0" w:color="D8E2EA"/>
+              <w:right w:val="single" w:sz="6" w:space="0" w:color="D8E2EA"/>
+            </w:tcBorders>
+            <w:tcMar>
+              <w:top w:w="90" w:type="dxa"/>
+              <w:start w:w="120" w:type="dxa"/>
+              <w:bottom w:w="90" w:type="dxa"/>
+              <w:end w:w="120" w:type="dxa"/>
+            </w:tcMar>
+          </w:tcPr>
+          <w:p>
+            <w:pPr>
+              <w:spacing w:line="288" w:lineRule="auto" w:after="0"/>
+            </w:pPr>
+            <w:r>
+              <w:rPr>
+                <w:rFonts w:ascii="Malgun Gothic" w:hAnsi="Malgun Gothic" w:eastAsia="Malgun Gothic"/>
+                <w:b/>
+                <w:color w:val="246378"/>
+                <w:sz w:val="20"/>
+              </w:rPr>
+              <w:t>확인 내용</w:t>
+            </w:r>
+          </w:p>
+        </w:tc>
+      </w:tr>
+      <w:tr>
+        <w:tc>
+          <w:tcPr>
+            <w:tcW w:type="dxa" w:w="2304"/>
+            <w:vAlign w:val="center"/>
+            <w:tcBorders>
+              <w:top w:val="single" w:sz="6" w:space="0" w:color="D8E2EA"/>
+              <w:left w:val="single" w:sz="6" w:space="0" w:color="D8E2EA"/>
+              <w:bottom w:val="single" w:sz="6" w:space="0" w:color="D8E2EA"/>
+              <w:right w:val="single" w:sz="6" w:space="0" w:color="D8E2EA"/>
+            </w:tcBorders>
+            <w:tcMar>
+              <w:top w:w="90" w:type="dxa"/>
+              <w:start w:w="120" w:type="dxa"/>
+              <w:bottom w:w="90" w:type="dxa"/>
+              <w:end w:w="120" w:type="dxa"/>
+            </w:tcMar>
+          </w:tcPr>
+          <w:p>
+            <w:pPr>
+              <w:spacing w:line="288" w:lineRule="auto" w:after="0"/>
+            </w:pPr>
+            <w:r>
+              <w:rPr>
+                <w:rFonts w:ascii="Malgun Gothic" w:hAnsi="Malgun Gothic" w:eastAsia="Malgun Gothic"/>
+                <w:color w:val="1F2937"/>
+                <w:sz w:val="20"/>
+              </w:rPr>
+              <w:t>대시보드</w:t>
+            </w:r>
+          </w:p>
+        </w:tc>
+        <w:tc>
+          <w:tcPr>
+            <w:tcW w:type="dxa" w:w="3311"/>
+            <w:vAlign w:val="center"/>
+            <w:tcBorders>
+              <w:top w:val="single" w:sz="6" w:space="0" w:color="D8E2EA"/>
+              <w:left w:val="single" w:sz="6" w:space="0" w:color="D8E2EA"/>
+              <w:bottom w:val="single" w:sz="6" w:space="0" w:color="D8E2EA"/>
+              <w:right w:val="single" w:sz="6" w:space="0" w:color="D8E2EA"/>
+            </w:tcBorders>
+            <w:tcMar>
+              <w:top w:w="90" w:type="dxa"/>
+              <w:start w:w="120" w:type="dxa"/>
+              <w:bottom w:w="90" w:type="dxa"/>
+              <w:end w:w="120" w:type="dxa"/>
+            </w:tcMar>
+          </w:tcPr>
+          <w:p>
+            <w:pPr>
+              <w:spacing w:line="288" w:lineRule="auto" w:after="0"/>
+            </w:pPr>
+            <w:r>
+              <w:rPr>
+                <w:rFonts w:ascii="Malgun Gothic" w:hAnsi="Malgun Gothic" w:eastAsia="Malgun Gothic"/>
+                <w:color w:val="1F2937"/>
+                <w:sz w:val="20"/>
+              </w:rPr>
+              <w:t>/admin/dashboard</w:t>
+            </w:r>
+          </w:p>
+        </w:tc>
+        <w:tc>
+          <w:tcPr>
+            <w:tcW w:type="dxa" w:w="3744"/>
+            <w:vAlign w:val="center"/>
+            <w:tcBorders>
+              <w:top w:val="single" w:sz="6" w:space="0" w:color="D8E2EA"/>
+              <w:left w:val="single" w:sz="6" w:space="0" w:color="D8E2EA"/>
+              <w:bottom w:val="single" w:sz="6" w:space="0" w:color="D8E2EA"/>
+              <w:right w:val="single" w:sz="6" w:space="0" w:color="D8E2EA"/>
+            </w:tcBorders>
+            <w:tcMar>
+              <w:top w:w="90" w:type="dxa"/>
+              <w:start w:w="120" w:type="dxa"/>
+              <w:bottom w:w="90" w:type="dxa"/>
+              <w:end w:w="120" w:type="dxa"/>
+            </w:tcMar>
+          </w:tcPr>
+          <w:p>
+            <w:pPr>
+              <w:spacing w:line="288" w:lineRule="auto" w:after="0"/>
+            </w:pPr>
+            <w:r>
+              <w:rPr>
+                <w:rFonts w:ascii="Malgun Gothic" w:hAnsi="Malgun Gothic" w:eastAsia="Malgun Gothic"/>
+                <w:color w:val="1F2937"/>
+                <w:sz w:val="20"/>
+              </w:rPr>
+              <w:t>운영 현황</w:t>
+            </w:r>
+          </w:p>
+        </w:tc>
+      </w:tr>
+      <w:tr>
+        <w:tc>
+          <w:tcPr>
+            <w:tcW w:type="dxa" w:w="2304"/>
+            <w:vAlign w:val="center"/>
+            <w:tcBorders>
+              <w:top w:val="single" w:sz="6" w:space="0" w:color="D8E2EA"/>
+              <w:left w:val="single" w:sz="6" w:space="0" w:color="D8E2EA"/>
+              <w:bottom w:val="single" w:sz="6" w:space="0" w:color="D8E2EA"/>
+              <w:right w:val="single" w:sz="6" w:space="0" w:color="D8E2EA"/>
+            </w:tcBorders>
+            <w:tcMar>
+              <w:top w:w="90" w:type="dxa"/>
+              <w:start w:w="120" w:type="dxa"/>
+              <w:bottom w:w="90" w:type="dxa"/>
+              <w:end w:w="120" w:type="dxa"/>
+            </w:tcMar>
+          </w:tcPr>
+          <w:p>
+            <w:pPr>
+              <w:spacing w:line="288" w:lineRule="auto" w:after="0"/>
+            </w:pPr>
+            <w:r>
+              <w:rPr>
+                <w:rFonts w:ascii="Malgun Gothic" w:hAnsi="Malgun Gothic" w:eastAsia="Malgun Gothic"/>
+                <w:color w:val="1F2937"/>
+                <w:sz w:val="20"/>
+              </w:rPr>
+              <w:t>채팅 로그</w:t>
+            </w:r>
+          </w:p>
+        </w:tc>
+        <w:tc>
+          <w:tcPr>
+            <w:tcW w:type="dxa" w:w="3311"/>
+            <w:vAlign w:val="center"/>
+            <w:tcBorders>
+              <w:top w:val="single" w:sz="6" w:space="0" w:color="D8E2EA"/>
+              <w:left w:val="single" w:sz="6" w:space="0" w:color="D8E2EA"/>
+              <w:bottom w:val="single" w:sz="6" w:space="0" w:color="D8E2EA"/>
+              <w:right w:val="single" w:sz="6" w:space="0" w:color="D8E2EA"/>
+            </w:tcBorders>
+            <w:tcMar>
+              <w:top w:w="90" w:type="dxa"/>
+              <w:start w:w="120" w:type="dxa"/>
+              <w:bottom w:w="90" w:type="dxa"/>
+              <w:end w:w="120" w:type="dxa"/>
+            </w:tcMar>
+          </w:tcPr>
+          <w:p>
+            <w:pPr>
+              <w:spacing w:line="288" w:lineRule="auto" w:after="0"/>
+            </w:pPr>
+            <w:r>
+              <w:rPr>
+                <w:rFonts w:ascii="Malgun Gothic" w:hAnsi="Malgun Gothic" w:eastAsia="Malgun Gothic"/>
+                <w:color w:val="1F2937"/>
+                <w:sz w:val="20"/>
+              </w:rPr>
+              <w:t>/admin/chats</w:t>
+            </w:r>
+          </w:p>
+        </w:tc>
+        <w:tc>
+          <w:tcPr>
+            <w:tcW w:type="dxa" w:w="3744"/>
+            <w:vAlign w:val="center"/>
+            <w:tcBorders>
+              <w:top w:val="single" w:sz="6" w:space="0" w:color="D8E2EA"/>
+              <w:left w:val="single" w:sz="6" w:space="0" w:color="D8E2EA"/>
+              <w:bottom w:val="single" w:sz="6" w:space="0" w:color="D8E2EA"/>
+              <w:right w:val="single" w:sz="6" w:space="0" w:color="D8E2EA"/>
+            </w:tcBorders>
+            <w:tcMar>
+              <w:top w:w="90" w:type="dxa"/>
+              <w:start w:w="120" w:type="dxa"/>
+              <w:bottom w:w="90" w:type="dxa"/>
+              <w:end w:w="120" w:type="dxa"/>
+            </w:tcMar>
+          </w:tcPr>
+          <w:p>
+            <w:pPr>
+              <w:spacing w:line="288" w:lineRule="auto" w:after="0"/>
+            </w:pPr>
+            <w:r>
+              <w:rPr>
+                <w:rFonts w:ascii="Malgun Gothic" w:hAnsi="Malgun Gothic" w:eastAsia="Malgun Gothic"/>
+                <w:color w:val="1F2937"/>
+                <w:sz w:val="20"/>
+              </w:rPr>
+              <w:t>사용자별 대화 확인</w:t>
+            </w:r>
+          </w:p>
+        </w:tc>
+      </w:tr>
+      <w:tr>
+        <w:tc>
+          <w:tcPr>
+            <w:tcW w:type="dxa" w:w="2304"/>
+            <w:vAlign w:val="center"/>
+            <w:tcBorders>
+              <w:top w:val="single" w:sz="6" w:space="0" w:color="D8E2EA"/>
+              <w:left w:val="single" w:sz="6" w:space="0" w:color="D8E2EA"/>
+              <w:bottom w:val="single" w:sz="6" w:space="0" w:color="D8E2EA"/>
+              <w:right w:val="single" w:sz="6" w:space="0" w:color="D8E2EA"/>
+            </w:tcBorders>
+            <w:tcMar>
+              <w:top w:w="90" w:type="dxa"/>
+              <w:start w:w="120" w:type="dxa"/>
+              <w:bottom w:w="90" w:type="dxa"/>
+              <w:end w:w="120" w:type="dxa"/>
+            </w:tcMar>
+          </w:tcPr>
+          <w:p>
+            <w:pPr>
+              <w:spacing w:line="288" w:lineRule="auto" w:after="0"/>
+            </w:pPr>
+            <w:r>
+              <w:rPr>
+                <w:rFonts w:ascii="Malgun Gothic" w:hAnsi="Malgun Gothic" w:eastAsia="Malgun Gothic"/>
+                <w:color w:val="1F2937"/>
+                <w:sz w:val="20"/>
+              </w:rPr>
+              <w:t>사용자 운영</w:t>
+            </w:r>
+          </w:p>
+        </w:tc>
+        <w:tc>
+          <w:tcPr>
+            <w:tcW w:type="dxa" w:w="3311"/>
+            <w:vAlign w:val="center"/>
+            <w:tcBorders>
+              <w:top w:val="single" w:sz="6" w:space="0" w:color="D8E2EA"/>
+              <w:left w:val="single" w:sz="6" w:space="0" w:color="D8E2EA"/>
+              <w:bottom w:val="single" w:sz="6" w:space="0" w:color="D8E2EA"/>
+              <w:right w:val="single" w:sz="6" w:space="0" w:color="D8E2EA"/>
+            </w:tcBorders>
+            <w:tcMar>
+              <w:top w:w="90" w:type="dxa"/>
+              <w:start w:w="120" w:type="dxa"/>
+              <w:bottom w:w="90" w:type="dxa"/>
+              <w:end w:w="120" w:type="dxa"/>
+            </w:tcMar>
+          </w:tcPr>
+          <w:p>
+            <w:pPr>
+              <w:spacing w:line="288" w:lineRule="auto" w:after="0"/>
+            </w:pPr>
+            <w:r>
+              <w:rPr>
+                <w:rFonts w:ascii="Malgun Gothic" w:hAnsi="Malgun Gothic" w:eastAsia="Malgun Gothic"/>
+                <w:color w:val="1F2937"/>
+                <w:sz w:val="20"/>
+              </w:rPr>
+              <w:t>/admin/ops/users</w:t>
+            </w:r>
+          </w:p>
+        </w:tc>
+        <w:tc>
+          <w:tcPr>
+            <w:tcW w:type="dxa" w:w="3744"/>
+            <w:vAlign w:val="center"/>
+            <w:tcBorders>
+              <w:top w:val="single" w:sz="6" w:space="0" w:color="D8E2EA"/>
+              <w:left w:val="single" w:sz="6" w:space="0" w:color="D8E2EA"/>
+              <w:bottom w:val="single" w:sz="6" w:space="0" w:color="D8E2EA"/>
+              <w:right w:val="single" w:sz="6" w:space="0" w:color="D8E2EA"/>
+            </w:tcBorders>
+            <w:tcMar>
+              <w:top w:w="90" w:type="dxa"/>
+              <w:start w:w="120" w:type="dxa"/>
+              <w:bottom w:w="90" w:type="dxa"/>
+              <w:end w:w="120" w:type="dxa"/>
+            </w:tcMar>
+          </w:tcPr>
+          <w:p>
+            <w:pPr>
+              <w:spacing w:line="288" w:lineRule="auto" w:after="0"/>
+            </w:pPr>
+            <w:r>
+              <w:rPr>
+                <w:rFonts w:ascii="Malgun Gothic" w:hAnsi="Malgun Gothic" w:eastAsia="Malgun Gothic"/>
+                <w:color w:val="1F2937"/>
+                <w:sz w:val="20"/>
+              </w:rPr>
+              <w:t>사용자와 허용 전화번호 관리</w:t>
+            </w:r>
+          </w:p>
+        </w:tc>
+      </w:tr>
+      <w:tr>
+        <w:tc>
+          <w:tcPr>
+            <w:tcW w:type="dxa" w:w="2304"/>
+            <w:vAlign w:val="center"/>
+            <w:tcBorders>
+              <w:top w:val="single" w:sz="6" w:space="0" w:color="D8E2EA"/>
+              <w:left w:val="single" w:sz="6" w:space="0" w:color="D8E2EA"/>
+              <w:bottom w:val="single" w:sz="6" w:space="0" w:color="D8E2EA"/>
+              <w:right w:val="single" w:sz="6" w:space="0" w:color="D8E2EA"/>
+            </w:tcBorders>
+            <w:tcMar>
+              <w:top w:w="90" w:type="dxa"/>
+              <w:start w:w="120" w:type="dxa"/>
+              <w:bottom w:w="90" w:type="dxa"/>
+              <w:end w:w="120" w:type="dxa"/>
+            </w:tcMar>
+          </w:tcPr>
+          <w:p>
+            <w:pPr>
+              <w:spacing w:line="288" w:lineRule="auto" w:after="0"/>
+            </w:pPr>
+            <w:r>
+              <w:rPr>
+                <w:rFonts w:ascii="Malgun Gothic" w:hAnsi="Malgun Gothic" w:eastAsia="Malgun Gothic"/>
+                <w:color w:val="1F2937"/>
+                <w:sz w:val="20"/>
               </w:rPr>
               <w:t>주차별 콘텐츠</w:t>
             </w:r>
@@ -257,43 +2135,63 @@
         </w:tc>
         <w:tc>
           <w:tcPr>
-            <w:tcW w:type="dxa" w:w="1440"/>
+            <w:tcW w:type="dxa" w:w="3311"/>
             <w:vAlign w:val="center"/>
-            <w:shd w:fill="EAF7EF"/>
+            <w:tcBorders>
+              <w:top w:val="single" w:sz="6" w:space="0" w:color="D8E2EA"/>
+              <w:left w:val="single" w:sz="6" w:space="0" w:color="D8E2EA"/>
+              <w:bottom w:val="single" w:sz="6" w:space="0" w:color="D8E2EA"/>
+              <w:right w:val="single" w:sz="6" w:space="0" w:color="D8E2EA"/>
+            </w:tcBorders>
+            <w:tcMar>
+              <w:top w:w="90" w:type="dxa"/>
+              <w:start w:w="120" w:type="dxa"/>
+              <w:bottom w:w="90" w:type="dxa"/>
+              <w:end w:w="120" w:type="dxa"/>
+            </w:tcMar>
           </w:tcPr>
           <w:p>
             <w:pPr>
-              <w:spacing w:after="0"/>
+              <w:spacing w:line="288" w:lineRule="auto" w:after="0"/>
             </w:pPr>
-            <w:r/>
             <w:r>
               <w:rPr>
                 <w:rFonts w:ascii="Malgun Gothic" w:hAnsi="Malgun Gothic" w:eastAsia="Malgun Gothic"/>
-                <w:b/>
-                <w:sz w:val="19"/>
+                <w:color w:val="1F2937"/>
+                <w:sz w:val="20"/>
               </w:rPr>
-              <w:t>완료</w:t>
+              <w:t>/admin/assets/weeks</w:t>
             </w:r>
           </w:p>
         </w:tc>
         <w:tc>
           <w:tcPr>
-            <w:tcW w:type="dxa" w:w="6408"/>
+            <w:tcW w:type="dxa" w:w="3744"/>
             <w:vAlign w:val="center"/>
-            <w:shd w:fill="FFFFFF"/>
+            <w:tcBorders>
+              <w:top w:val="single" w:sz="6" w:space="0" w:color="D8E2EA"/>
+              <w:left w:val="single" w:sz="6" w:space="0" w:color="D8E2EA"/>
+              <w:bottom w:val="single" w:sz="6" w:space="0" w:color="D8E2EA"/>
+              <w:right w:val="single" w:sz="6" w:space="0" w:color="D8E2EA"/>
+            </w:tcBorders>
+            <w:tcMar>
+              <w:top w:w="90" w:type="dxa"/>
+              <w:start w:w="120" w:type="dxa"/>
+              <w:bottom w:w="90" w:type="dxa"/>
+              <w:end w:w="120" w:type="dxa"/>
+            </w:tcMar>
           </w:tcPr>
           <w:p>
             <w:pPr>
-              <w:spacing w:after="0"/>
+              <w:spacing w:line="288" w:lineRule="auto" w:after="0"/>
             </w:pPr>
-            <w:r/>
             <w:r>
               <w:rPr>
                 <w:rFonts w:ascii="Malgun Gothic" w:hAnsi="Malgun Gothic" w:eastAsia="Malgun Gothic"/>
-                <w:b w:val="0"/>
-                <w:sz w:val="19"/>
+                <w:color w:val="1F2937"/>
+                <w:sz w:val="20"/>
               </w:rPr>
-              <w:t>6주차 이후 주차 콘텐츠를 관리자에서 확인하고 편집 진입할 수 있습니다.</w:t>
+              <w:t>주차별 콘텐츠 및 이미지 관리</w:t>
             </w:r>
           </w:p>
         </w:tc>
@@ -301,64 +2199,94 @@
       <w:tr>
         <w:tc>
           <w:tcPr>
-            <w:tcW w:type="dxa" w:w="2232"/>
+            <w:tcW w:type="dxa" w:w="2304"/>
             <w:vAlign w:val="center"/>
-            <w:shd w:fill="FFFFFF"/>
+            <w:tcBorders>
+              <w:top w:val="single" w:sz="6" w:space="0" w:color="D8E2EA"/>
+              <w:left w:val="single" w:sz="6" w:space="0" w:color="D8E2EA"/>
+              <w:bottom w:val="single" w:sz="6" w:space="0" w:color="D8E2EA"/>
+              <w:right w:val="single" w:sz="6" w:space="0" w:color="D8E2EA"/>
+            </w:tcBorders>
+            <w:tcMar>
+              <w:top w:w="90" w:type="dxa"/>
+              <w:start w:w="120" w:type="dxa"/>
+              <w:bottom w:w="90" w:type="dxa"/>
+              <w:end w:w="120" w:type="dxa"/>
+            </w:tcMar>
           </w:tcPr>
           <w:p>
             <w:pPr>
-              <w:spacing w:after="0"/>
+              <w:spacing w:line="288" w:lineRule="auto" w:after="0"/>
             </w:pPr>
-            <w:r/>
             <w:r>
               <w:rPr>
                 <w:rFonts w:ascii="Malgun Gothic" w:hAnsi="Malgun Gothic" w:eastAsia="Malgun Gothic"/>
-                <w:b w:val="0"/>
-                <w:sz w:val="19"/>
+                <w:color w:val="1F2937"/>
+                <w:sz w:val="20"/>
               </w:rPr>
-              <w:t>사전/RAG</w:t>
+              <w:t>지식 콘텐츠</w:t>
             </w:r>
           </w:p>
         </w:tc>
         <w:tc>
           <w:tcPr>
-            <w:tcW w:type="dxa" w:w="1440"/>
+            <w:tcW w:type="dxa" w:w="3311"/>
             <w:vAlign w:val="center"/>
-            <w:shd w:fill="EAF7EF"/>
+            <w:tcBorders>
+              <w:top w:val="single" w:sz="6" w:space="0" w:color="D8E2EA"/>
+              <w:left w:val="single" w:sz="6" w:space="0" w:color="D8E2EA"/>
+              <w:bottom w:val="single" w:sz="6" w:space="0" w:color="D8E2EA"/>
+              <w:right w:val="single" w:sz="6" w:space="0" w:color="D8E2EA"/>
+            </w:tcBorders>
+            <w:tcMar>
+              <w:top w:w="90" w:type="dxa"/>
+              <w:start w:w="120" w:type="dxa"/>
+              <w:bottom w:w="90" w:type="dxa"/>
+              <w:end w:w="120" w:type="dxa"/>
+            </w:tcMar>
           </w:tcPr>
           <w:p>
             <w:pPr>
-              <w:spacing w:after="0"/>
+              <w:spacing w:line="288" w:lineRule="auto" w:after="0"/>
             </w:pPr>
-            <w:r/>
             <w:r>
               <w:rPr>
                 <w:rFonts w:ascii="Malgun Gothic" w:hAnsi="Malgun Gothic" w:eastAsia="Malgun Gothic"/>
-                <w:b/>
-                <w:sz w:val="19"/>
+                <w:color w:val="1F2937"/>
+                <w:sz w:val="20"/>
               </w:rPr>
-              <w:t>완료</w:t>
+              <w:t>/admin/lexicon</w:t>
             </w:r>
           </w:p>
         </w:tc>
         <w:tc>
           <w:tcPr>
-            <w:tcW w:type="dxa" w:w="6408"/>
+            <w:tcW w:type="dxa" w:w="3744"/>
             <w:vAlign w:val="center"/>
-            <w:shd w:fill="FFFFFF"/>
+            <w:tcBorders>
+              <w:top w:val="single" w:sz="6" w:space="0" w:color="D8E2EA"/>
+              <w:left w:val="single" w:sz="6" w:space="0" w:color="D8E2EA"/>
+              <w:bottom w:val="single" w:sz="6" w:space="0" w:color="D8E2EA"/>
+              <w:right w:val="single" w:sz="6" w:space="0" w:color="D8E2EA"/>
+            </w:tcBorders>
+            <w:tcMar>
+              <w:top w:w="90" w:type="dxa"/>
+              <w:start w:w="120" w:type="dxa"/>
+              <w:bottom w:w="90" w:type="dxa"/>
+              <w:end w:w="120" w:type="dxa"/>
+            </w:tcMar>
           </w:tcPr>
           <w:p>
             <w:pPr>
-              <w:spacing w:after="0"/>
+              <w:spacing w:line="288" w:lineRule="auto" w:after="0"/>
             </w:pPr>
-            <w:r/>
             <w:r>
               <w:rPr>
                 <w:rFonts w:ascii="Malgun Gothic" w:hAnsi="Malgun Gothic" w:eastAsia="Malgun Gothic"/>
-                <w:b w:val="0"/>
-                <w:sz w:val="19"/>
+                <w:color w:val="1F2937"/>
+                <w:sz w:val="20"/>
               </w:rPr>
-              <w:t>자료 업로드와 검색 화면을 관리자에서 확인합니다.</w:t>
+              <w:t>문서/RAG/지식 자료 관리</w:t>
             </w:r>
           </w:p>
         </w:tc>
@@ -366,64 +2294,94 @@
       <w:tr>
         <w:tc>
           <w:tcPr>
-            <w:tcW w:type="dxa" w:w="2232"/>
+            <w:tcW w:type="dxa" w:w="2304"/>
             <w:vAlign w:val="center"/>
-            <w:shd w:fill="FFFFFF"/>
+            <w:tcBorders>
+              <w:top w:val="single" w:sz="6" w:space="0" w:color="D8E2EA"/>
+              <w:left w:val="single" w:sz="6" w:space="0" w:color="D8E2EA"/>
+              <w:bottom w:val="single" w:sz="6" w:space="0" w:color="D8E2EA"/>
+              <w:right w:val="single" w:sz="6" w:space="0" w:color="D8E2EA"/>
+            </w:tcBorders>
+            <w:tcMar>
+              <w:top w:w="90" w:type="dxa"/>
+              <w:start w:w="120" w:type="dxa"/>
+              <w:bottom w:w="90" w:type="dxa"/>
+              <w:end w:w="120" w:type="dxa"/>
+            </w:tcMar>
           </w:tcPr>
           <w:p>
             <w:pPr>
-              <w:spacing w:after="0"/>
+              <w:spacing w:line="288" w:lineRule="auto" w:after="0"/>
             </w:pPr>
-            <w:r/>
             <w:r>
               <w:rPr>
                 <w:rFonts w:ascii="Malgun Gothic" w:hAnsi="Malgun Gothic" w:eastAsia="Malgun Gothic"/>
-                <w:b w:val="0"/>
-                <w:sz w:val="19"/>
+                <w:color w:val="1F2937"/>
+                <w:sz w:val="20"/>
               </w:rPr>
-              <w:t>워크플로우</w:t>
+              <w:t>대화 엔진</w:t>
             </w:r>
           </w:p>
         </w:tc>
         <w:tc>
           <w:tcPr>
-            <w:tcW w:type="dxa" w:w="1440"/>
+            <w:tcW w:type="dxa" w:w="3311"/>
             <w:vAlign w:val="center"/>
-            <w:shd w:fill="EAF7EF"/>
+            <w:tcBorders>
+              <w:top w:val="single" w:sz="6" w:space="0" w:color="D8E2EA"/>
+              <w:left w:val="single" w:sz="6" w:space="0" w:color="D8E2EA"/>
+              <w:bottom w:val="single" w:sz="6" w:space="0" w:color="D8E2EA"/>
+              <w:right w:val="single" w:sz="6" w:space="0" w:color="D8E2EA"/>
+            </w:tcBorders>
+            <w:tcMar>
+              <w:top w:w="90" w:type="dxa"/>
+              <w:start w:w="120" w:type="dxa"/>
+              <w:bottom w:w="90" w:type="dxa"/>
+              <w:end w:w="120" w:type="dxa"/>
+            </w:tcMar>
           </w:tcPr>
           <w:p>
             <w:pPr>
-              <w:spacing w:after="0"/>
+              <w:spacing w:line="288" w:lineRule="auto" w:after="0"/>
             </w:pPr>
-            <w:r/>
             <w:r>
               <w:rPr>
                 <w:rFonts w:ascii="Malgun Gothic" w:hAnsi="Malgun Gothic" w:eastAsia="Malgun Gothic"/>
-                <w:b/>
-                <w:sz w:val="19"/>
+                <w:color w:val="1F2937"/>
+                <w:sz w:val="20"/>
               </w:rPr>
-              <w:t>완료</w:t>
+              <w:t>/admin/engine/workflows</w:t>
             </w:r>
           </w:p>
         </w:tc>
         <w:tc>
           <w:tcPr>
-            <w:tcW w:type="dxa" w:w="6408"/>
+            <w:tcW w:type="dxa" w:w="3744"/>
             <w:vAlign w:val="center"/>
-            <w:shd w:fill="FFFFFF"/>
+            <w:tcBorders>
+              <w:top w:val="single" w:sz="6" w:space="0" w:color="D8E2EA"/>
+              <w:left w:val="single" w:sz="6" w:space="0" w:color="D8E2EA"/>
+              <w:bottom w:val="single" w:sz="6" w:space="0" w:color="D8E2EA"/>
+              <w:right w:val="single" w:sz="6" w:space="0" w:color="D8E2EA"/>
+            </w:tcBorders>
+            <w:tcMar>
+              <w:top w:w="90" w:type="dxa"/>
+              <w:start w:w="120" w:type="dxa"/>
+              <w:bottom w:w="90" w:type="dxa"/>
+              <w:end w:w="120" w:type="dxa"/>
+            </w:tcMar>
           </w:tcPr>
           <w:p>
             <w:pPr>
-              <w:spacing w:after="0"/>
+              <w:spacing w:line="288" w:lineRule="auto" w:after="0"/>
             </w:pPr>
-            <w:r/>
             <w:r>
               <w:rPr>
                 <w:rFonts w:ascii="Malgun Gothic" w:hAnsi="Malgun Gothic" w:eastAsia="Malgun Gothic"/>
-                <w:b w:val="0"/>
-                <w:sz w:val="19"/>
+                <w:color w:val="1F2937"/>
+                <w:sz w:val="20"/>
               </w:rPr>
-              <w:t>대화 흐름 목록, YAML 위치, 실행 정책을 최종 관리자 URL에서 확인합니다.</w:t>
+              <w:t>워크플로우와 YAML 위치 관리</w:t>
             </w:r>
           </w:p>
         </w:tc>
@@ -431,20 +2389,30 @@
       <w:tr>
         <w:tc>
           <w:tcPr>
-            <w:tcW w:type="dxa" w:w="2232"/>
+            <w:tcW w:type="dxa" w:w="2304"/>
             <w:vAlign w:val="center"/>
-            <w:shd w:fill="FFFFFF"/>
+            <w:tcBorders>
+              <w:top w:val="single" w:sz="6" w:space="0" w:color="D8E2EA"/>
+              <w:left w:val="single" w:sz="6" w:space="0" w:color="D8E2EA"/>
+              <w:bottom w:val="single" w:sz="6" w:space="0" w:color="D8E2EA"/>
+              <w:right w:val="single" w:sz="6" w:space="0" w:color="D8E2EA"/>
+            </w:tcBorders>
+            <w:tcMar>
+              <w:top w:w="90" w:type="dxa"/>
+              <w:start w:w="120" w:type="dxa"/>
+              <w:bottom w:w="90" w:type="dxa"/>
+              <w:end w:w="120" w:type="dxa"/>
+            </w:tcMar>
           </w:tcPr>
           <w:p>
             <w:pPr>
-              <w:spacing w:after="0"/>
+              <w:spacing w:line="288" w:lineRule="auto" w:after="0"/>
             </w:pPr>
-            <w:r/>
             <w:r>
               <w:rPr>
                 <w:rFonts w:ascii="Malgun Gothic" w:hAnsi="Malgun Gothic" w:eastAsia="Malgun Gothic"/>
-                <w:b w:val="0"/>
-                <w:sz w:val="19"/>
+                <w:color w:val="1F2937"/>
+                <w:sz w:val="20"/>
               </w:rPr>
               <w:t>브랜딩</w:t>
             </w:r>
@@ -452,43 +2420,63 @@
         </w:tc>
         <w:tc>
           <w:tcPr>
-            <w:tcW w:type="dxa" w:w="1440"/>
+            <w:tcW w:type="dxa" w:w="3311"/>
             <w:vAlign w:val="center"/>
-            <w:shd w:fill="EAF7EF"/>
+            <w:tcBorders>
+              <w:top w:val="single" w:sz="6" w:space="0" w:color="D8E2EA"/>
+              <w:left w:val="single" w:sz="6" w:space="0" w:color="D8E2EA"/>
+              <w:bottom w:val="single" w:sz="6" w:space="0" w:color="D8E2EA"/>
+              <w:right w:val="single" w:sz="6" w:space="0" w:color="D8E2EA"/>
+            </w:tcBorders>
+            <w:tcMar>
+              <w:top w:w="90" w:type="dxa"/>
+              <w:start w:w="120" w:type="dxa"/>
+              <w:bottom w:w="90" w:type="dxa"/>
+              <w:end w:w="120" w:type="dxa"/>
+            </w:tcMar>
           </w:tcPr>
           <w:p>
             <w:pPr>
-              <w:spacing w:after="0"/>
+              <w:spacing w:line="288" w:lineRule="auto" w:after="0"/>
             </w:pPr>
-            <w:r/>
             <w:r>
               <w:rPr>
                 <w:rFonts w:ascii="Malgun Gothic" w:hAnsi="Malgun Gothic" w:eastAsia="Malgun Gothic"/>
-                <w:b/>
-                <w:sz w:val="19"/>
+                <w:color w:val="1F2937"/>
+                <w:sz w:val="20"/>
               </w:rPr>
-              <w:t>완료</w:t>
+              <w:t>/admin/ops/branding</w:t>
             </w:r>
           </w:p>
         </w:tc>
         <w:tc>
           <w:tcPr>
-            <w:tcW w:type="dxa" w:w="6408"/>
+            <w:tcW w:type="dxa" w:w="3744"/>
             <w:vAlign w:val="center"/>
-            <w:shd w:fill="FFFFFF"/>
+            <w:tcBorders>
+              <w:top w:val="single" w:sz="6" w:space="0" w:color="D8E2EA"/>
+              <w:left w:val="single" w:sz="6" w:space="0" w:color="D8E2EA"/>
+              <w:bottom w:val="single" w:sz="6" w:space="0" w:color="D8E2EA"/>
+              <w:right w:val="single" w:sz="6" w:space="0" w:color="D8E2EA"/>
+            </w:tcBorders>
+            <w:tcMar>
+              <w:top w:w="90" w:type="dxa"/>
+              <w:start w:w="120" w:type="dxa"/>
+              <w:bottom w:w="90" w:type="dxa"/>
+              <w:end w:w="120" w:type="dxa"/>
+            </w:tcMar>
           </w:tcPr>
           <w:p>
             <w:pPr>
-              <w:spacing w:after="0"/>
+              <w:spacing w:line="288" w:lineRule="auto" w:after="0"/>
             </w:pPr>
-            <w:r/>
             <w:r>
               <w:rPr>
                 <w:rFonts w:ascii="Malgun Gothic" w:hAnsi="Malgun Gothic" w:eastAsia="Malgun Gothic"/>
-                <w:b w:val="0"/>
-                <w:sz w:val="19"/>
+                <w:color w:val="1F2937"/>
+                <w:sz w:val="20"/>
               </w:rPr>
-              <w:t>설문 링크와 캐릭터 이미지를 관리자에서 관리합니다.</w:t>
+              <w:t>저장소와 브랜딩 운영 설정</w:t>
             </w:r>
           </w:p>
         </w:tc>
@@ -496,64 +2484,94 @@
       <w:tr>
         <w:tc>
           <w:tcPr>
-            <w:tcW w:type="dxa" w:w="2232"/>
+            <w:tcW w:type="dxa" w:w="2304"/>
             <w:vAlign w:val="center"/>
-            <w:shd w:fill="FFFFFF"/>
+            <w:tcBorders>
+              <w:top w:val="single" w:sz="6" w:space="0" w:color="D8E2EA"/>
+              <w:left w:val="single" w:sz="6" w:space="0" w:color="D8E2EA"/>
+              <w:bottom w:val="single" w:sz="6" w:space="0" w:color="D8E2EA"/>
+              <w:right w:val="single" w:sz="6" w:space="0" w:color="D8E2EA"/>
+            </w:tcBorders>
+            <w:tcMar>
+              <w:top w:w="90" w:type="dxa"/>
+              <w:start w:w="120" w:type="dxa"/>
+              <w:bottom w:w="90" w:type="dxa"/>
+              <w:end w:w="120" w:type="dxa"/>
+            </w:tcMar>
           </w:tcPr>
           <w:p>
             <w:pPr>
-              <w:spacing w:after="0"/>
+              <w:spacing w:line="288" w:lineRule="auto" w:after="0"/>
             </w:pPr>
-            <w:r/>
             <w:r>
               <w:rPr>
                 <w:rFonts w:ascii="Malgun Gothic" w:hAnsi="Malgun Gothic" w:eastAsia="Malgun Gothic"/>
-                <w:b w:val="0"/>
-                <w:sz w:val="19"/>
+                <w:color w:val="1F2937"/>
+                <w:sz w:val="20"/>
               </w:rPr>
-              <w:t>모니터링/사용자</w:t>
+              <w:t>모니터링</w:t>
             </w:r>
           </w:p>
         </w:tc>
         <w:tc>
           <w:tcPr>
-            <w:tcW w:type="dxa" w:w="1440"/>
+            <w:tcW w:type="dxa" w:w="3311"/>
             <w:vAlign w:val="center"/>
-            <w:shd w:fill="EAF7EF"/>
+            <w:tcBorders>
+              <w:top w:val="single" w:sz="6" w:space="0" w:color="D8E2EA"/>
+              <w:left w:val="single" w:sz="6" w:space="0" w:color="D8E2EA"/>
+              <w:bottom w:val="single" w:sz="6" w:space="0" w:color="D8E2EA"/>
+              <w:right w:val="single" w:sz="6" w:space="0" w:color="D8E2EA"/>
+            </w:tcBorders>
+            <w:tcMar>
+              <w:top w:w="90" w:type="dxa"/>
+              <w:start w:w="120" w:type="dxa"/>
+              <w:bottom w:w="90" w:type="dxa"/>
+              <w:end w:w="120" w:type="dxa"/>
+            </w:tcMar>
           </w:tcPr>
           <w:p>
             <w:pPr>
-              <w:spacing w:after="0"/>
+              <w:spacing w:line="288" w:lineRule="auto" w:after="0"/>
             </w:pPr>
-            <w:r/>
             <w:r>
               <w:rPr>
                 <w:rFonts w:ascii="Malgun Gothic" w:hAnsi="Malgun Gothic" w:eastAsia="Malgun Gothic"/>
-                <w:b/>
-                <w:sz w:val="19"/>
+                <w:color w:val="1F2937"/>
+                <w:sz w:val="20"/>
               </w:rPr>
-              <w:t>완료</w:t>
+              <w:t>/admin/ops/monitoring</w:t>
             </w:r>
           </w:p>
         </w:tc>
         <w:tc>
           <w:tcPr>
-            <w:tcW w:type="dxa" w:w="6408"/>
+            <w:tcW w:type="dxa" w:w="3744"/>
             <w:vAlign w:val="center"/>
-            <w:shd w:fill="FFFFFF"/>
+            <w:tcBorders>
+              <w:top w:val="single" w:sz="6" w:space="0" w:color="D8E2EA"/>
+              <w:left w:val="single" w:sz="6" w:space="0" w:color="D8E2EA"/>
+              <w:bottom w:val="single" w:sz="6" w:space="0" w:color="D8E2EA"/>
+              <w:right w:val="single" w:sz="6" w:space="0" w:color="D8E2EA"/>
+            </w:tcBorders>
+            <w:tcMar>
+              <w:top w:w="90" w:type="dxa"/>
+              <w:start w:w="120" w:type="dxa"/>
+              <w:bottom w:w="90" w:type="dxa"/>
+              <w:end w:w="120" w:type="dxa"/>
+            </w:tcMar>
           </w:tcPr>
           <w:p>
             <w:pPr>
-              <w:spacing w:after="0"/>
+              <w:spacing w:line="288" w:lineRule="auto" w:after="0"/>
             </w:pPr>
-            <w:r/>
             <w:r>
               <w:rPr>
                 <w:rFonts w:ascii="Malgun Gothic" w:hAnsi="Malgun Gothic" w:eastAsia="Malgun Gothic"/>
-                <w:b w:val="0"/>
-                <w:sz w:val="19"/>
+                <w:color w:val="1F2937"/>
+                <w:sz w:val="20"/>
               </w:rPr>
-              <w:t>사용자 활동, 감사, 운영 액션 화면을 확인합니다.</w:t>
+              <w:t>스케줄, 로그, 운영 상태</w:t>
             </w:r>
           </w:p>
         </w:tc>
@@ -561,64 +2579,94 @@
       <w:tr>
         <w:tc>
           <w:tcPr>
-            <w:tcW w:type="dxa" w:w="2232"/>
+            <w:tcW w:type="dxa" w:w="2304"/>
             <w:vAlign w:val="center"/>
-            <w:shd w:fill="FFFFFF"/>
+            <w:tcBorders>
+              <w:top w:val="single" w:sz="6" w:space="0" w:color="D8E2EA"/>
+              <w:left w:val="single" w:sz="6" w:space="0" w:color="D8E2EA"/>
+              <w:bottom w:val="single" w:sz="6" w:space="0" w:color="D8E2EA"/>
+              <w:right w:val="single" w:sz="6" w:space="0" w:color="D8E2EA"/>
+            </w:tcBorders>
+            <w:tcMar>
+              <w:top w:w="90" w:type="dxa"/>
+              <w:start w:w="120" w:type="dxa"/>
+              <w:bottom w:w="90" w:type="dxa"/>
+              <w:end w:w="120" w:type="dxa"/>
+            </w:tcMar>
           </w:tcPr>
           <w:p>
             <w:pPr>
-              <w:spacing w:after="0"/>
+              <w:spacing w:line="288" w:lineRule="auto" w:after="0"/>
             </w:pPr>
-            <w:r/>
             <w:r>
               <w:rPr>
                 <w:rFonts w:ascii="Malgun Gothic" w:hAnsi="Malgun Gothic" w:eastAsia="Malgun Gothic"/>
-                <w:b w:val="0"/>
-                <w:sz w:val="19"/>
+                <w:color w:val="1F2937"/>
+                <w:sz w:val="20"/>
               </w:rPr>
-              <w:t>URL 정리</w:t>
+              <w:t>운영 설정</w:t>
             </w:r>
           </w:p>
         </w:tc>
         <w:tc>
           <w:tcPr>
-            <w:tcW w:type="dxa" w:w="1440"/>
+            <w:tcW w:type="dxa" w:w="3311"/>
             <w:vAlign w:val="center"/>
-            <w:shd w:fill="EAF7EF"/>
+            <w:tcBorders>
+              <w:top w:val="single" w:sz="6" w:space="0" w:color="D8E2EA"/>
+              <w:left w:val="single" w:sz="6" w:space="0" w:color="D8E2EA"/>
+              <w:bottom w:val="single" w:sz="6" w:space="0" w:color="D8E2EA"/>
+              <w:right w:val="single" w:sz="6" w:space="0" w:color="D8E2EA"/>
+            </w:tcBorders>
+            <w:tcMar>
+              <w:top w:w="90" w:type="dxa"/>
+              <w:start w:w="120" w:type="dxa"/>
+              <w:bottom w:w="90" w:type="dxa"/>
+              <w:end w:w="120" w:type="dxa"/>
+            </w:tcMar>
           </w:tcPr>
           <w:p>
             <w:pPr>
-              <w:spacing w:after="0"/>
+              <w:spacing w:line="288" w:lineRule="auto" w:after="0"/>
             </w:pPr>
-            <w:r/>
             <w:r>
               <w:rPr>
                 <w:rFonts w:ascii="Malgun Gothic" w:hAnsi="Malgun Gothic" w:eastAsia="Malgun Gothic"/>
-                <w:b/>
-                <w:sz w:val="19"/>
+                <w:color w:val="1F2937"/>
+                <w:sz w:val="20"/>
               </w:rPr>
-              <w:t>완료</w:t>
+              <w:t>/admin/ops/settings</w:t>
             </w:r>
           </w:p>
         </w:tc>
         <w:tc>
           <w:tcPr>
-            <w:tcW w:type="dxa" w:w="6408"/>
+            <w:tcW w:type="dxa" w:w="3744"/>
             <w:vAlign w:val="center"/>
-            <w:shd w:fill="FFFFFF"/>
+            <w:tcBorders>
+              <w:top w:val="single" w:sz="6" w:space="0" w:color="D8E2EA"/>
+              <w:left w:val="single" w:sz="6" w:space="0" w:color="D8E2EA"/>
+              <w:bottom w:val="single" w:sz="6" w:space="0" w:color="D8E2EA"/>
+              <w:right w:val="single" w:sz="6" w:space="0" w:color="D8E2EA"/>
+            </w:tcBorders>
+            <w:tcMar>
+              <w:top w:w="90" w:type="dxa"/>
+              <w:start w:w="120" w:type="dxa"/>
+              <w:bottom w:w="90" w:type="dxa"/>
+              <w:end w:w="120" w:type="dxa"/>
+            </w:tcMar>
           </w:tcPr>
           <w:p>
             <w:pPr>
-              <w:spacing w:after="0"/>
+              <w:spacing w:line="288" w:lineRule="auto" w:after="0"/>
             </w:pPr>
-            <w:r/>
             <w:r>
               <w:rPr>
                 <w:rFonts w:ascii="Malgun Gothic" w:hAnsi="Malgun Gothic" w:eastAsia="Malgun Gothic"/>
-                <w:b w:val="0"/>
-                <w:sz w:val="19"/>
+                <w:color w:val="1F2937"/>
+                <w:sz w:val="20"/>
               </w:rPr>
-              <w:t>예전 관리자 주소는 중간 화면을 거치지 않고 최종 화면으로 바로 이동합니다.</w:t>
+              <w:t>운영 제어 설정</w:t>
             </w:r>
           </w:p>
         </w:tc>
@@ -626,96 +2674,185 @@
     </w:tbl>
     <w:p>
       <w:pPr>
-        <w:pStyle w:val="Heading1"/>
+        <w:spacing w:after="40" w:line="288" w:lineRule="auto"/>
+      </w:pPr>
+    </w:p>
+    <w:p>
+      <w:pPr>
+        <w:spacing w:line="288" w:lineRule="auto"/>
       </w:pPr>
       <w:r>
-        <w:t>최종 관리자 URL 기준</w:t>
+        <w:rPr>
+          <w:rFonts w:ascii="Malgun Gothic" w:hAnsi="Malgun Gothic" w:eastAsia="Malgun Gothic"/>
+          <w:color w:val="4B5563"/>
+          <w:sz w:val="20"/>
+        </w:rPr>
+        <w:t>예전 주소는 검수자가 헷갈리지 않도록 최종 주소로 바로 이동하도록 정리했습니다. 예: /admin/content/weeks, /admin/assets/images, /admin/users 등은 최종 메뉴로 연결됩니다.</w:t>
+      </w:r>
+    </w:p>
+    <w:p>
+      <w:r>
+        <w:br w:type="page"/>
+      </w:r>
+    </w:p>
+    <w:p>
+      <w:pPr>
+        <w:pStyle w:val="Heading1"/>
+        <w:spacing w:line="288" w:lineRule="auto"/>
+      </w:pPr>
+      <w:r>
+        <w:rPr>
+          <w:rFonts w:ascii="Malgun Gothic" w:hAnsi="Malgun Gothic" w:eastAsia="Malgun Gothic"/>
+          <w:color w:val="1F2937"/>
+          <w:sz w:val="20"/>
+        </w:rPr>
+        <w:t>4. 수용 기준별 검수 결과</w:t>
       </w:r>
     </w:p>
     <w:tbl>
       <w:tblPr>
-        <w:tblW w:type="auto" w:w="0"/>
-        <w:jc w:val="left"/>
+        <w:tblStyle w:val="TableGrid"/>
+        <w:tblW w:type="dxa" w:w="8800"/>
+        <w:jc w:val="center"/>
+        <w:tblLook w:firstColumn="1" w:firstRow="1" w:lastColumn="0" w:lastRow="0" w:noHBand="0" w:noVBand="1" w:val="04A0"/>
         <w:tblLayout w:type="fixed"/>
-        <w:tblLook w:firstColumn="1" w:firstRow="1" w:lastColumn="0" w:lastRow="0" w:noHBand="0" w:noVBand="1" w:val="04A0"/>
-        <w:tblBorders>
-          <w:top w:val="single" w:sz="6" w:space="0" w:color="D7E0EA"/>
-          <w:left w:val="single" w:sz="6" w:space="0" w:color="D7E0EA"/>
-          <w:bottom w:val="single" w:sz="6" w:space="0" w:color="D7E0EA"/>
-          <w:right w:val="single" w:sz="6" w:space="0" w:color="D7E0EA"/>
-          <w:insideH w:val="single" w:sz="6" w:space="0" w:color="D7E0EA"/>
-          <w:insideV w:val="single" w:sz="6" w:space="0" w:color="D7E0EA"/>
-        </w:tblBorders>
       </w:tblPr>
       <w:tblGrid>
-        <w:gridCol w:w="3264"/>
-        <w:gridCol w:w="3264"/>
-        <w:gridCol w:w="3264"/>
+        <w:gridCol w:w="2541"/>
+        <w:gridCol w:w="2541"/>
+        <w:gridCol w:w="2541"/>
+        <w:gridCol w:w="2541"/>
       </w:tblGrid>
       <w:tr>
         <w:tc>
           <w:tcPr>
-            <w:tcW w:type="dxa" w:w="2232"/>
+            <w:tcW w:type="dxa" w:w="1152"/>
             <w:vAlign w:val="center"/>
-            <w:shd w:fill="EAF3FB"/>
+            <w:shd w:fill="EAF4F8"/>
+            <w:tcBorders>
+              <w:top w:val="single" w:sz="6" w:space="0" w:color="D8E2EA"/>
+              <w:left w:val="single" w:sz="6" w:space="0" w:color="D8E2EA"/>
+              <w:bottom w:val="single" w:sz="6" w:space="0" w:color="D8E2EA"/>
+              <w:right w:val="single" w:sz="6" w:space="0" w:color="D8E2EA"/>
+            </w:tcBorders>
+            <w:tcMar>
+              <w:top w:w="90" w:type="dxa"/>
+              <w:start w:w="120" w:type="dxa"/>
+              <w:bottom w:w="90" w:type="dxa"/>
+              <w:end w:w="120" w:type="dxa"/>
+            </w:tcMar>
           </w:tcPr>
           <w:p>
             <w:pPr>
-              <w:spacing w:after="0"/>
+              <w:spacing w:line="288" w:lineRule="auto" w:after="0"/>
             </w:pPr>
-            <w:r/>
             <w:r>
               <w:rPr>
                 <w:rFonts w:ascii="Malgun Gothic" w:hAnsi="Malgun Gothic" w:eastAsia="Malgun Gothic"/>
                 <w:b/>
-                <w:color w:val="162230"/>
-                <w:sz w:val="19"/>
+                <w:color w:val="246378"/>
+                <w:sz w:val="20"/>
               </w:rPr>
-              <w:t>확인 항목</w:t>
+              <w:t>AC</w:t>
             </w:r>
           </w:p>
         </w:tc>
         <w:tc>
           <w:tcPr>
-            <w:tcW w:type="dxa" w:w="1440"/>
+            <w:tcW w:type="dxa" w:w="2015"/>
             <w:vAlign w:val="center"/>
-            <w:shd w:fill="EAF3FB"/>
+            <w:shd w:fill="EAF4F8"/>
+            <w:tcBorders>
+              <w:top w:val="single" w:sz="6" w:space="0" w:color="D8E2EA"/>
+              <w:left w:val="single" w:sz="6" w:space="0" w:color="D8E2EA"/>
+              <w:bottom w:val="single" w:sz="6" w:space="0" w:color="D8E2EA"/>
+              <w:right w:val="single" w:sz="6" w:space="0" w:color="D8E2EA"/>
+            </w:tcBorders>
+            <w:tcMar>
+              <w:top w:w="90" w:type="dxa"/>
+              <w:start w:w="120" w:type="dxa"/>
+              <w:bottom w:w="90" w:type="dxa"/>
+              <w:end w:w="120" w:type="dxa"/>
+            </w:tcMar>
           </w:tcPr>
           <w:p>
             <w:pPr>
-              <w:spacing w:after="0"/>
+              <w:spacing w:line="288" w:lineRule="auto" w:after="0"/>
             </w:pPr>
-            <w:r/>
             <w:r>
               <w:rPr>
                 <w:rFonts w:ascii="Malgun Gothic" w:hAnsi="Malgun Gothic" w:eastAsia="Malgun Gothic"/>
                 <w:b/>
-                <w:color w:val="162230"/>
-                <w:sz w:val="19"/>
+                <w:color w:val="246378"/>
+                <w:sz w:val="20"/>
               </w:rPr>
-              <w:t>결과</w:t>
+              <w:t>검수 항목</w:t>
             </w:r>
           </w:p>
         </w:tc>
         <w:tc>
           <w:tcPr>
-            <w:tcW w:type="dxa" w:w="6408"/>
+            <w:tcW w:type="dxa" w:w="5040"/>
             <w:vAlign w:val="center"/>
-            <w:shd w:fill="EAF3FB"/>
+            <w:shd w:fill="EAF4F8"/>
+            <w:tcBorders>
+              <w:top w:val="single" w:sz="6" w:space="0" w:color="D8E2EA"/>
+              <w:left w:val="single" w:sz="6" w:space="0" w:color="D8E2EA"/>
+              <w:bottom w:val="single" w:sz="6" w:space="0" w:color="D8E2EA"/>
+              <w:right w:val="single" w:sz="6" w:space="0" w:color="D8E2EA"/>
+            </w:tcBorders>
+            <w:tcMar>
+              <w:top w:w="90" w:type="dxa"/>
+              <w:start w:w="120" w:type="dxa"/>
+              <w:bottom w:w="90" w:type="dxa"/>
+              <w:end w:w="120" w:type="dxa"/>
+            </w:tcMar>
           </w:tcPr>
           <w:p>
             <w:pPr>
-              <w:spacing w:after="0"/>
+              <w:spacing w:line="288" w:lineRule="auto" w:after="0"/>
             </w:pPr>
-            <w:r/>
             <w:r>
               <w:rPr>
                 <w:rFonts w:ascii="Malgun Gothic" w:hAnsi="Malgun Gothic" w:eastAsia="Malgun Gothic"/>
                 <w:b/>
-                <w:color w:val="162230"/>
-                <w:sz w:val="19"/>
+                <w:color w:val="246378"/>
+                <w:sz w:val="20"/>
               </w:rPr>
-              <w:t>비개발자 검수 기준</w:t>
+              <w:t>관리자 기준 증빙</w:t>
+            </w:r>
+          </w:p>
+        </w:tc>
+        <w:tc>
+          <w:tcPr>
+            <w:tcW w:type="dxa" w:w="1152"/>
+            <w:vAlign w:val="center"/>
+            <w:shd w:fill="EAF4F8"/>
+            <w:tcBorders>
+              <w:top w:val="single" w:sz="6" w:space="0" w:color="D8E2EA"/>
+              <w:left w:val="single" w:sz="6" w:space="0" w:color="D8E2EA"/>
+              <w:bottom w:val="single" w:sz="6" w:space="0" w:color="D8E2EA"/>
+              <w:right w:val="single" w:sz="6" w:space="0" w:color="D8E2EA"/>
+            </w:tcBorders>
+            <w:tcMar>
+              <w:top w:w="90" w:type="dxa"/>
+              <w:start w:w="120" w:type="dxa"/>
+              <w:bottom w:w="90" w:type="dxa"/>
+              <w:end w:w="120" w:type="dxa"/>
+            </w:tcMar>
+          </w:tcPr>
+          <w:p>
+            <w:pPr>
+              <w:spacing w:line="288" w:lineRule="auto" w:after="0"/>
+            </w:pPr>
+            <w:r>
+              <w:rPr>
+                <w:rFonts w:ascii="Malgun Gothic" w:hAnsi="Malgun Gothic" w:eastAsia="Malgun Gothic"/>
+                <w:b/>
+                <w:color w:val="246378"/>
+                <w:sz w:val="20"/>
+              </w:rPr>
+              <w:t>결과</w:t>
             </w:r>
           </w:p>
         </w:tc>
@@ -723,64 +2860,125 @@
       <w:tr>
         <w:tc>
           <w:tcPr>
-            <w:tcW w:type="dxa" w:w="2232"/>
+            <w:tcW w:type="dxa" w:w="1152"/>
             <w:vAlign w:val="center"/>
-            <w:shd w:fill="FFFFFF"/>
+            <w:tcBorders>
+              <w:top w:val="single" w:sz="6" w:space="0" w:color="D8E2EA"/>
+              <w:left w:val="single" w:sz="6" w:space="0" w:color="D8E2EA"/>
+              <w:bottom w:val="single" w:sz="6" w:space="0" w:color="D8E2EA"/>
+              <w:right w:val="single" w:sz="6" w:space="0" w:color="D8E2EA"/>
+            </w:tcBorders>
+            <w:tcMar>
+              <w:top w:w="90" w:type="dxa"/>
+              <w:start w:w="120" w:type="dxa"/>
+              <w:bottom w:w="90" w:type="dxa"/>
+              <w:end w:w="120" w:type="dxa"/>
+            </w:tcMar>
           </w:tcPr>
           <w:p>
             <w:pPr>
-              <w:spacing w:after="0"/>
+              <w:spacing w:line="288" w:lineRule="auto" w:after="0"/>
             </w:pPr>
-            <w:r/>
             <w:r>
               <w:rPr>
                 <w:rFonts w:ascii="Malgun Gothic" w:hAnsi="Malgun Gothic" w:eastAsia="Malgun Gothic"/>
-                <w:b w:val="0"/>
-                <w:sz w:val="19"/>
+                <w:color w:val="1F2937"/>
+                <w:sz w:val="20"/>
               </w:rPr>
-              <w:t>대시보드</w:t>
+              <w:t>AC-001</w:t>
             </w:r>
           </w:p>
         </w:tc>
         <w:tc>
           <w:tcPr>
-            <w:tcW w:type="dxa" w:w="1440"/>
+            <w:tcW w:type="dxa" w:w="2015"/>
             <w:vAlign w:val="center"/>
-            <w:shd w:fill="EAF7EF"/>
+            <w:tcBorders>
+              <w:top w:val="single" w:sz="6" w:space="0" w:color="D8E2EA"/>
+              <w:left w:val="single" w:sz="6" w:space="0" w:color="D8E2EA"/>
+              <w:bottom w:val="single" w:sz="6" w:space="0" w:color="D8E2EA"/>
+              <w:right w:val="single" w:sz="6" w:space="0" w:color="D8E2EA"/>
+            </w:tcBorders>
+            <w:tcMar>
+              <w:top w:w="90" w:type="dxa"/>
+              <w:start w:w="120" w:type="dxa"/>
+              <w:bottom w:w="90" w:type="dxa"/>
+              <w:end w:w="120" w:type="dxa"/>
+            </w:tcMar>
           </w:tcPr>
           <w:p>
             <w:pPr>
-              <w:spacing w:after="0"/>
+              <w:spacing w:line="288" w:lineRule="auto" w:after="0"/>
             </w:pPr>
-            <w:r/>
             <w:r>
               <w:rPr>
                 <w:rFonts w:ascii="Malgun Gothic" w:hAnsi="Malgun Gothic" w:eastAsia="Malgun Gothic"/>
-                <w:b/>
-                <w:sz w:val="19"/>
+                <w:color w:val="1F2937"/>
+                <w:sz w:val="20"/>
               </w:rPr>
-              <w:t>완료</w:t>
+              <w:t>인증 동작</w:t>
             </w:r>
           </w:p>
         </w:tc>
         <w:tc>
           <w:tcPr>
-            <w:tcW w:type="dxa" w:w="6408"/>
+            <w:tcW w:type="dxa" w:w="5040"/>
             <w:vAlign w:val="center"/>
-            <w:shd w:fill="FFFFFF"/>
+            <w:tcBorders>
+              <w:top w:val="single" w:sz="6" w:space="0" w:color="D8E2EA"/>
+              <w:left w:val="single" w:sz="6" w:space="0" w:color="D8E2EA"/>
+              <w:bottom w:val="single" w:sz="6" w:space="0" w:color="D8E2EA"/>
+              <w:right w:val="single" w:sz="6" w:space="0" w:color="D8E2EA"/>
+            </w:tcBorders>
+            <w:tcMar>
+              <w:top w:w="90" w:type="dxa"/>
+              <w:start w:w="120" w:type="dxa"/>
+              <w:bottom w:w="90" w:type="dxa"/>
+              <w:end w:w="120" w:type="dxa"/>
+            </w:tcMar>
           </w:tcPr>
           <w:p>
             <w:pPr>
-              <w:spacing w:after="0"/>
+              <w:spacing w:line="288" w:lineRule="auto" w:after="0"/>
             </w:pPr>
-            <w:r/>
             <w:r>
               <w:rPr>
                 <w:rFonts w:ascii="Malgun Gothic" w:hAnsi="Malgun Gothic" w:eastAsia="Malgun Gothic"/>
-                <w:b w:val="0"/>
-                <w:sz w:val="19"/>
+                <w:color w:val="1F2937"/>
+                <w:sz w:val="20"/>
               </w:rPr>
-              <w:t>/admin/dashboard</w:t>
+              <w:t>관리자 비인가 접근 차단 및 관리자 로그인 기준 접근</w:t>
+            </w:r>
+          </w:p>
+        </w:tc>
+        <w:tc>
+          <w:tcPr>
+            <w:tcW w:type="dxa" w:w="1152"/>
+            <w:vAlign w:val="center"/>
+            <w:tcBorders>
+              <w:top w:val="single" w:sz="6" w:space="0" w:color="D8E2EA"/>
+              <w:left w:val="single" w:sz="6" w:space="0" w:color="D8E2EA"/>
+              <w:bottom w:val="single" w:sz="6" w:space="0" w:color="D8E2EA"/>
+              <w:right w:val="single" w:sz="6" w:space="0" w:color="D8E2EA"/>
+            </w:tcBorders>
+            <w:tcMar>
+              <w:top w:w="90" w:type="dxa"/>
+              <w:start w:w="120" w:type="dxa"/>
+              <w:bottom w:w="90" w:type="dxa"/>
+              <w:end w:w="120" w:type="dxa"/>
+            </w:tcMar>
+          </w:tcPr>
+          <w:p>
+            <w:pPr>
+              <w:spacing w:line="288" w:lineRule="auto" w:after="0"/>
+            </w:pPr>
+            <w:r>
+              <w:rPr>
+                <w:rFonts w:ascii="Malgun Gothic" w:hAnsi="Malgun Gothic" w:eastAsia="Malgun Gothic"/>
+                <w:color w:val="1F2937"/>
+                <w:sz w:val="20"/>
+              </w:rPr>
+              <w:t>충족</w:t>
             </w:r>
           </w:p>
         </w:tc>
@@ -788,64 +2986,125 @@
       <w:tr>
         <w:tc>
           <w:tcPr>
-            <w:tcW w:type="dxa" w:w="2232"/>
+            <w:tcW w:type="dxa" w:w="1152"/>
             <w:vAlign w:val="center"/>
-            <w:shd w:fill="FFFFFF"/>
+            <w:tcBorders>
+              <w:top w:val="single" w:sz="6" w:space="0" w:color="D8E2EA"/>
+              <w:left w:val="single" w:sz="6" w:space="0" w:color="D8E2EA"/>
+              <w:bottom w:val="single" w:sz="6" w:space="0" w:color="D8E2EA"/>
+              <w:right w:val="single" w:sz="6" w:space="0" w:color="D8E2EA"/>
+            </w:tcBorders>
+            <w:tcMar>
+              <w:top w:w="90" w:type="dxa"/>
+              <w:start w:w="120" w:type="dxa"/>
+              <w:bottom w:w="90" w:type="dxa"/>
+              <w:end w:w="120" w:type="dxa"/>
+            </w:tcMar>
           </w:tcPr>
           <w:p>
             <w:pPr>
-              <w:spacing w:after="0"/>
+              <w:spacing w:line="288" w:lineRule="auto" w:after="0"/>
             </w:pPr>
-            <w:r/>
             <w:r>
               <w:rPr>
                 <w:rFonts w:ascii="Malgun Gothic" w:hAnsi="Malgun Gothic" w:eastAsia="Malgun Gothic"/>
-                <w:b w:val="0"/>
-                <w:sz w:val="19"/>
+                <w:color w:val="1F2937"/>
+                <w:sz w:val="20"/>
               </w:rPr>
-              <w:t>주차별 콘텐츠</w:t>
+              <w:t>AC-004</w:t>
             </w:r>
           </w:p>
         </w:tc>
         <w:tc>
           <w:tcPr>
-            <w:tcW w:type="dxa" w:w="1440"/>
+            <w:tcW w:type="dxa" w:w="2015"/>
             <w:vAlign w:val="center"/>
-            <w:shd w:fill="EAF7EF"/>
+            <w:tcBorders>
+              <w:top w:val="single" w:sz="6" w:space="0" w:color="D8E2EA"/>
+              <w:left w:val="single" w:sz="6" w:space="0" w:color="D8E2EA"/>
+              <w:bottom w:val="single" w:sz="6" w:space="0" w:color="D8E2EA"/>
+              <w:right w:val="single" w:sz="6" w:space="0" w:color="D8E2EA"/>
+            </w:tcBorders>
+            <w:tcMar>
+              <w:top w:w="90" w:type="dxa"/>
+              <w:start w:w="120" w:type="dxa"/>
+              <w:bottom w:w="90" w:type="dxa"/>
+              <w:end w:w="120" w:type="dxa"/>
+            </w:tcMar>
           </w:tcPr>
           <w:p>
             <w:pPr>
-              <w:spacing w:after="0"/>
+              <w:spacing w:line="288" w:lineRule="auto" w:after="0"/>
             </w:pPr>
-            <w:r/>
             <w:r>
               <w:rPr>
                 <w:rFonts w:ascii="Malgun Gothic" w:hAnsi="Malgun Gothic" w:eastAsia="Malgun Gothic"/>
-                <w:b/>
-                <w:sz w:val="19"/>
+                <w:color w:val="1F2937"/>
+                <w:sz w:val="20"/>
               </w:rPr>
-              <w:t>완료</w:t>
+              <w:t>관리자 조회</w:t>
             </w:r>
           </w:p>
         </w:tc>
         <w:tc>
           <w:tcPr>
-            <w:tcW w:type="dxa" w:w="6408"/>
+            <w:tcW w:type="dxa" w:w="5040"/>
             <w:vAlign w:val="center"/>
-            <w:shd w:fill="FFFFFF"/>
+            <w:tcBorders>
+              <w:top w:val="single" w:sz="6" w:space="0" w:color="D8E2EA"/>
+              <w:left w:val="single" w:sz="6" w:space="0" w:color="D8E2EA"/>
+              <w:bottom w:val="single" w:sz="6" w:space="0" w:color="D8E2EA"/>
+              <w:right w:val="single" w:sz="6" w:space="0" w:color="D8E2EA"/>
+            </w:tcBorders>
+            <w:tcMar>
+              <w:top w:w="90" w:type="dxa"/>
+              <w:start w:w="120" w:type="dxa"/>
+              <w:bottom w:w="90" w:type="dxa"/>
+              <w:end w:w="120" w:type="dxa"/>
+            </w:tcMar>
           </w:tcPr>
           <w:p>
             <w:pPr>
-              <w:spacing w:after="0"/>
+              <w:spacing w:line="288" w:lineRule="auto" w:after="0"/>
             </w:pPr>
-            <w:r/>
             <w:r>
               <w:rPr>
                 <w:rFonts w:ascii="Malgun Gothic" w:hAnsi="Malgun Gothic" w:eastAsia="Malgun Gothic"/>
-                <w:b w:val="0"/>
-                <w:sz w:val="19"/>
+                <w:color w:val="1F2937"/>
+                <w:sz w:val="20"/>
               </w:rPr>
-              <w:t>/admin/assets/weeks</w:t>
+              <w:t>사용자별 채팅/통계 화면 조회 가능</w:t>
+            </w:r>
+          </w:p>
+        </w:tc>
+        <w:tc>
+          <w:tcPr>
+            <w:tcW w:type="dxa" w:w="1152"/>
+            <w:vAlign w:val="center"/>
+            <w:tcBorders>
+              <w:top w:val="single" w:sz="6" w:space="0" w:color="D8E2EA"/>
+              <w:left w:val="single" w:sz="6" w:space="0" w:color="D8E2EA"/>
+              <w:bottom w:val="single" w:sz="6" w:space="0" w:color="D8E2EA"/>
+              <w:right w:val="single" w:sz="6" w:space="0" w:color="D8E2EA"/>
+            </w:tcBorders>
+            <w:tcMar>
+              <w:top w:w="90" w:type="dxa"/>
+              <w:start w:w="120" w:type="dxa"/>
+              <w:bottom w:w="90" w:type="dxa"/>
+              <w:end w:w="120" w:type="dxa"/>
+            </w:tcMar>
+          </w:tcPr>
+          <w:p>
+            <w:pPr>
+              <w:spacing w:line="288" w:lineRule="auto" w:after="0"/>
+            </w:pPr>
+            <w:r>
+              <w:rPr>
+                <w:rFonts w:ascii="Malgun Gothic" w:hAnsi="Malgun Gothic" w:eastAsia="Malgun Gothic"/>
+                <w:color w:val="1F2937"/>
+                <w:sz w:val="20"/>
+              </w:rPr>
+              <w:t>충족</w:t>
             </w:r>
           </w:p>
         </w:tc>
@@ -853,64 +3112,125 @@
       <w:tr>
         <w:tc>
           <w:tcPr>
-            <w:tcW w:type="dxa" w:w="2232"/>
+            <w:tcW w:type="dxa" w:w="1152"/>
             <w:vAlign w:val="center"/>
-            <w:shd w:fill="FFFFFF"/>
+            <w:tcBorders>
+              <w:top w:val="single" w:sz="6" w:space="0" w:color="D8E2EA"/>
+              <w:left w:val="single" w:sz="6" w:space="0" w:color="D8E2EA"/>
+              <w:bottom w:val="single" w:sz="6" w:space="0" w:color="D8E2EA"/>
+              <w:right w:val="single" w:sz="6" w:space="0" w:color="D8E2EA"/>
+            </w:tcBorders>
+            <w:tcMar>
+              <w:top w:w="90" w:type="dxa"/>
+              <w:start w:w="120" w:type="dxa"/>
+              <w:bottom w:w="90" w:type="dxa"/>
+              <w:end w:w="120" w:type="dxa"/>
+            </w:tcMar>
           </w:tcPr>
           <w:p>
             <w:pPr>
-              <w:spacing w:after="0"/>
+              <w:spacing w:line="288" w:lineRule="auto" w:after="0"/>
             </w:pPr>
-            <w:r/>
             <w:r>
               <w:rPr>
                 <w:rFonts w:ascii="Malgun Gothic" w:hAnsi="Malgun Gothic" w:eastAsia="Malgun Gothic"/>
-                <w:b w:val="0"/>
-                <w:sz w:val="19"/>
+                <w:color w:val="1F2937"/>
+                <w:sz w:val="20"/>
               </w:rPr>
-              <w:t>사전/RAG</w:t>
+              <w:t>AC-005</w:t>
             </w:r>
           </w:p>
         </w:tc>
         <w:tc>
           <w:tcPr>
-            <w:tcW w:type="dxa" w:w="1440"/>
+            <w:tcW w:type="dxa" w:w="2015"/>
             <w:vAlign w:val="center"/>
-            <w:shd w:fill="EAF7EF"/>
+            <w:tcBorders>
+              <w:top w:val="single" w:sz="6" w:space="0" w:color="D8E2EA"/>
+              <w:left w:val="single" w:sz="6" w:space="0" w:color="D8E2EA"/>
+              <w:bottom w:val="single" w:sz="6" w:space="0" w:color="D8E2EA"/>
+              <w:right w:val="single" w:sz="6" w:space="0" w:color="D8E2EA"/>
+            </w:tcBorders>
+            <w:tcMar>
+              <w:top w:w="90" w:type="dxa"/>
+              <w:start w:w="120" w:type="dxa"/>
+              <w:bottom w:w="90" w:type="dxa"/>
+              <w:end w:w="120" w:type="dxa"/>
+            </w:tcMar>
           </w:tcPr>
           <w:p>
             <w:pPr>
-              <w:spacing w:after="0"/>
+              <w:spacing w:line="288" w:lineRule="auto" w:after="0"/>
             </w:pPr>
-            <w:r/>
             <w:r>
               <w:rPr>
                 <w:rFonts w:ascii="Malgun Gothic" w:hAnsi="Malgun Gothic" w:eastAsia="Malgun Gothic"/>
-                <w:b/>
-                <w:sz w:val="19"/>
+                <w:color w:val="1F2937"/>
+                <w:sz w:val="20"/>
               </w:rPr>
-              <w:t>완료</w:t>
+              <w:t>자료 관리</w:t>
             </w:r>
           </w:p>
         </w:tc>
         <w:tc>
           <w:tcPr>
-            <w:tcW w:type="dxa" w:w="6408"/>
+            <w:tcW w:type="dxa" w:w="5040"/>
             <w:vAlign w:val="center"/>
-            <w:shd w:fill="FFFFFF"/>
+            <w:tcBorders>
+              <w:top w:val="single" w:sz="6" w:space="0" w:color="D8E2EA"/>
+              <w:left w:val="single" w:sz="6" w:space="0" w:color="D8E2EA"/>
+              <w:bottom w:val="single" w:sz="6" w:space="0" w:color="D8E2EA"/>
+              <w:right w:val="single" w:sz="6" w:space="0" w:color="D8E2EA"/>
+            </w:tcBorders>
+            <w:tcMar>
+              <w:top w:w="90" w:type="dxa"/>
+              <w:start w:w="120" w:type="dxa"/>
+              <w:bottom w:w="90" w:type="dxa"/>
+              <w:end w:w="120" w:type="dxa"/>
+            </w:tcMar>
           </w:tcPr>
           <w:p>
             <w:pPr>
-              <w:spacing w:after="0"/>
+              <w:spacing w:line="288" w:lineRule="auto" w:after="0"/>
             </w:pPr>
-            <w:r/>
             <w:r>
               <w:rPr>
                 <w:rFonts w:ascii="Malgun Gothic" w:hAnsi="Malgun Gothic" w:eastAsia="Malgun Gothic"/>
-                <w:b w:val="0"/>
-                <w:sz w:val="19"/>
+                <w:color w:val="1F2937"/>
+                <w:sz w:val="20"/>
               </w:rPr>
-              <w:t>/admin/lexicon</w:t>
+              <w:t>주차 콘텐츠, 이미지, 문서, 질문 관리 화면 확인</w:t>
+            </w:r>
+          </w:p>
+        </w:tc>
+        <w:tc>
+          <w:tcPr>
+            <w:tcW w:type="dxa" w:w="1152"/>
+            <w:vAlign w:val="center"/>
+            <w:tcBorders>
+              <w:top w:val="single" w:sz="6" w:space="0" w:color="D8E2EA"/>
+              <w:left w:val="single" w:sz="6" w:space="0" w:color="D8E2EA"/>
+              <w:bottom w:val="single" w:sz="6" w:space="0" w:color="D8E2EA"/>
+              <w:right w:val="single" w:sz="6" w:space="0" w:color="D8E2EA"/>
+            </w:tcBorders>
+            <w:tcMar>
+              <w:top w:w="90" w:type="dxa"/>
+              <w:start w:w="120" w:type="dxa"/>
+              <w:bottom w:w="90" w:type="dxa"/>
+              <w:end w:w="120" w:type="dxa"/>
+            </w:tcMar>
+          </w:tcPr>
+          <w:p>
+            <w:pPr>
+              <w:spacing w:line="288" w:lineRule="auto" w:after="0"/>
+            </w:pPr>
+            <w:r>
+              <w:rPr>
+                <w:rFonts w:ascii="Malgun Gothic" w:hAnsi="Malgun Gothic" w:eastAsia="Malgun Gothic"/>
+                <w:color w:val="1F2937"/>
+                <w:sz w:val="20"/>
+              </w:rPr>
+              <w:t>충족</w:t>
             </w:r>
           </w:p>
         </w:tc>
@@ -918,64 +3238,125 @@
       <w:tr>
         <w:tc>
           <w:tcPr>
-            <w:tcW w:type="dxa" w:w="2232"/>
+            <w:tcW w:type="dxa" w:w="1152"/>
             <w:vAlign w:val="center"/>
-            <w:shd w:fill="FFFFFF"/>
+            <w:tcBorders>
+              <w:top w:val="single" w:sz="6" w:space="0" w:color="D8E2EA"/>
+              <w:left w:val="single" w:sz="6" w:space="0" w:color="D8E2EA"/>
+              <w:bottom w:val="single" w:sz="6" w:space="0" w:color="D8E2EA"/>
+              <w:right w:val="single" w:sz="6" w:space="0" w:color="D8E2EA"/>
+            </w:tcBorders>
+            <w:tcMar>
+              <w:top w:w="90" w:type="dxa"/>
+              <w:start w:w="120" w:type="dxa"/>
+              <w:bottom w:w="90" w:type="dxa"/>
+              <w:end w:w="120" w:type="dxa"/>
+            </w:tcMar>
           </w:tcPr>
           <w:p>
             <w:pPr>
-              <w:spacing w:after="0"/>
+              <w:spacing w:line="288" w:lineRule="auto" w:after="0"/>
             </w:pPr>
-            <w:r/>
             <w:r>
               <w:rPr>
                 <w:rFonts w:ascii="Malgun Gothic" w:hAnsi="Malgun Gothic" w:eastAsia="Malgun Gothic"/>
-                <w:b w:val="0"/>
-                <w:sz w:val="19"/>
+                <w:color w:val="1F2937"/>
+                <w:sz w:val="20"/>
               </w:rPr>
-              <w:t>워크플로우</w:t>
+              <w:t>AC-006</w:t>
             </w:r>
           </w:p>
         </w:tc>
         <w:tc>
           <w:tcPr>
-            <w:tcW w:type="dxa" w:w="1440"/>
+            <w:tcW w:type="dxa" w:w="2015"/>
             <w:vAlign w:val="center"/>
-            <w:shd w:fill="EAF7EF"/>
+            <w:tcBorders>
+              <w:top w:val="single" w:sz="6" w:space="0" w:color="D8E2EA"/>
+              <w:left w:val="single" w:sz="6" w:space="0" w:color="D8E2EA"/>
+              <w:bottom w:val="single" w:sz="6" w:space="0" w:color="D8E2EA"/>
+              <w:right w:val="single" w:sz="6" w:space="0" w:color="D8E2EA"/>
+            </w:tcBorders>
+            <w:tcMar>
+              <w:top w:w="90" w:type="dxa"/>
+              <w:start w:w="120" w:type="dxa"/>
+              <w:bottom w:w="90" w:type="dxa"/>
+              <w:end w:w="120" w:type="dxa"/>
+            </w:tcMar>
           </w:tcPr>
           <w:p>
             <w:pPr>
-              <w:spacing w:after="0"/>
+              <w:spacing w:line="288" w:lineRule="auto" w:after="0"/>
             </w:pPr>
-            <w:r/>
             <w:r>
               <w:rPr>
                 <w:rFonts w:ascii="Malgun Gothic" w:hAnsi="Malgun Gothic" w:eastAsia="Malgun Gothic"/>
-                <w:b/>
-                <w:sz w:val="19"/>
+                <w:color w:val="1F2937"/>
+                <w:sz w:val="20"/>
               </w:rPr>
-              <w:t>완료</w:t>
+              <w:t>대화 저장</w:t>
             </w:r>
           </w:p>
         </w:tc>
         <w:tc>
           <w:tcPr>
-            <w:tcW w:type="dxa" w:w="6408"/>
+            <w:tcW w:type="dxa" w:w="5040"/>
             <w:vAlign w:val="center"/>
-            <w:shd w:fill="FFFFFF"/>
+            <w:tcBorders>
+              <w:top w:val="single" w:sz="6" w:space="0" w:color="D8E2EA"/>
+              <w:left w:val="single" w:sz="6" w:space="0" w:color="D8E2EA"/>
+              <w:bottom w:val="single" w:sz="6" w:space="0" w:color="D8E2EA"/>
+              <w:right w:val="single" w:sz="6" w:space="0" w:color="D8E2EA"/>
+            </w:tcBorders>
+            <w:tcMar>
+              <w:top w:w="90" w:type="dxa"/>
+              <w:start w:w="120" w:type="dxa"/>
+              <w:bottom w:w="90" w:type="dxa"/>
+              <w:end w:w="120" w:type="dxa"/>
+            </w:tcMar>
           </w:tcPr>
           <w:p>
             <w:pPr>
-              <w:spacing w:after="0"/>
+              <w:spacing w:line="288" w:lineRule="auto" w:after="0"/>
             </w:pPr>
-            <w:r/>
             <w:r>
               <w:rPr>
                 <w:rFonts w:ascii="Malgun Gothic" w:hAnsi="Malgun Gothic" w:eastAsia="Malgun Gothic"/>
-                <w:b w:val="0"/>
-                <w:sz w:val="19"/>
+                <w:color w:val="1F2937"/>
+                <w:sz w:val="20"/>
               </w:rPr>
-              <w:t>/admin/engine/workflows</w:t>
+              <w:t>관리자와 앱에서 날짜별 대화 확인 가능</w:t>
+            </w:r>
+          </w:p>
+        </w:tc>
+        <w:tc>
+          <w:tcPr>
+            <w:tcW w:type="dxa" w:w="1152"/>
+            <w:vAlign w:val="center"/>
+            <w:tcBorders>
+              <w:top w:val="single" w:sz="6" w:space="0" w:color="D8E2EA"/>
+              <w:left w:val="single" w:sz="6" w:space="0" w:color="D8E2EA"/>
+              <w:bottom w:val="single" w:sz="6" w:space="0" w:color="D8E2EA"/>
+              <w:right w:val="single" w:sz="6" w:space="0" w:color="D8E2EA"/>
+            </w:tcBorders>
+            <w:tcMar>
+              <w:top w:w="90" w:type="dxa"/>
+              <w:start w:w="120" w:type="dxa"/>
+              <w:bottom w:w="90" w:type="dxa"/>
+              <w:end w:w="120" w:type="dxa"/>
+            </w:tcMar>
+          </w:tcPr>
+          <w:p>
+            <w:pPr>
+              <w:spacing w:line="288" w:lineRule="auto" w:after="0"/>
+            </w:pPr>
+            <w:r>
+              <w:rPr>
+                <w:rFonts w:ascii="Malgun Gothic" w:hAnsi="Malgun Gothic" w:eastAsia="Malgun Gothic"/>
+                <w:color w:val="1F2937"/>
+                <w:sz w:val="20"/>
+              </w:rPr>
+              <w:t>충족</w:t>
             </w:r>
           </w:p>
         </w:tc>
@@ -983,194 +3364,125 @@
       <w:tr>
         <w:tc>
           <w:tcPr>
-            <w:tcW w:type="dxa" w:w="2232"/>
+            <w:tcW w:type="dxa" w:w="1152"/>
             <w:vAlign w:val="center"/>
-            <w:shd w:fill="FFFFFF"/>
+            <w:tcBorders>
+              <w:top w:val="single" w:sz="6" w:space="0" w:color="D8E2EA"/>
+              <w:left w:val="single" w:sz="6" w:space="0" w:color="D8E2EA"/>
+              <w:bottom w:val="single" w:sz="6" w:space="0" w:color="D8E2EA"/>
+              <w:right w:val="single" w:sz="6" w:space="0" w:color="D8E2EA"/>
+            </w:tcBorders>
+            <w:tcMar>
+              <w:top w:w="90" w:type="dxa"/>
+              <w:start w:w="120" w:type="dxa"/>
+              <w:bottom w:w="90" w:type="dxa"/>
+              <w:end w:w="120" w:type="dxa"/>
+            </w:tcMar>
           </w:tcPr>
           <w:p>
             <w:pPr>
-              <w:spacing w:after="0"/>
+              <w:spacing w:line="288" w:lineRule="auto" w:after="0"/>
             </w:pPr>
-            <w:r/>
             <w:r>
               <w:rPr>
                 <w:rFonts w:ascii="Malgun Gothic" w:hAnsi="Malgun Gothic" w:eastAsia="Malgun Gothic"/>
-                <w:b w:val="0"/>
-                <w:sz w:val="19"/>
+                <w:color w:val="1F2937"/>
+                <w:sz w:val="20"/>
               </w:rPr>
-              <w:t>브랜딩</w:t>
+              <w:t>AC-007</w:t>
             </w:r>
           </w:p>
         </w:tc>
         <w:tc>
           <w:tcPr>
-            <w:tcW w:type="dxa" w:w="1440"/>
+            <w:tcW w:type="dxa" w:w="2015"/>
             <w:vAlign w:val="center"/>
-            <w:shd w:fill="EAF7EF"/>
+            <w:tcBorders>
+              <w:top w:val="single" w:sz="6" w:space="0" w:color="D8E2EA"/>
+              <w:left w:val="single" w:sz="6" w:space="0" w:color="D8E2EA"/>
+              <w:bottom w:val="single" w:sz="6" w:space="0" w:color="D8E2EA"/>
+              <w:right w:val="single" w:sz="6" w:space="0" w:color="D8E2EA"/>
+            </w:tcBorders>
+            <w:tcMar>
+              <w:top w:w="90" w:type="dxa"/>
+              <w:start w:w="120" w:type="dxa"/>
+              <w:bottom w:w="90" w:type="dxa"/>
+              <w:end w:w="120" w:type="dxa"/>
+            </w:tcMar>
           </w:tcPr>
           <w:p>
             <w:pPr>
-              <w:spacing w:after="0"/>
+              <w:spacing w:line="288" w:lineRule="auto" w:after="0"/>
             </w:pPr>
-            <w:r/>
             <w:r>
               <w:rPr>
                 <w:rFonts w:ascii="Malgun Gothic" w:hAnsi="Malgun Gothic" w:eastAsia="Malgun Gothic"/>
-                <w:b/>
-                <w:sz w:val="19"/>
+                <w:color w:val="1F2937"/>
+                <w:sz w:val="20"/>
               </w:rPr>
-              <w:t>완료</w:t>
+              <w:t>배포 상태</w:t>
             </w:r>
           </w:p>
         </w:tc>
         <w:tc>
           <w:tcPr>
-            <w:tcW w:type="dxa" w:w="6408"/>
+            <w:tcW w:type="dxa" w:w="5040"/>
             <w:vAlign w:val="center"/>
-            <w:shd w:fill="FFFFFF"/>
+            <w:tcBorders>
+              <w:top w:val="single" w:sz="6" w:space="0" w:color="D8E2EA"/>
+              <w:left w:val="single" w:sz="6" w:space="0" w:color="D8E2EA"/>
+              <w:bottom w:val="single" w:sz="6" w:space="0" w:color="D8E2EA"/>
+              <w:right w:val="single" w:sz="6" w:space="0" w:color="D8E2EA"/>
+            </w:tcBorders>
+            <w:tcMar>
+              <w:top w:w="90" w:type="dxa"/>
+              <w:start w:w="120" w:type="dxa"/>
+              <w:bottom w:w="90" w:type="dxa"/>
+              <w:end w:w="120" w:type="dxa"/>
+            </w:tcMar>
           </w:tcPr>
           <w:p>
             <w:pPr>
-              <w:spacing w:after="0"/>
+              <w:spacing w:line="288" w:lineRule="auto" w:after="0"/>
             </w:pPr>
-            <w:r/>
             <w:r>
               <w:rPr>
                 <w:rFonts w:ascii="Malgun Gothic" w:hAnsi="Malgun Gothic" w:eastAsia="Malgun Gothic"/>
-                <w:b w:val="0"/>
-                <w:sz w:val="19"/>
+                <w:color w:val="1F2937"/>
+                <w:sz w:val="20"/>
               </w:rPr>
-              <w:t>/admin/ops/branding</w:t>
-            </w:r>
-          </w:p>
-        </w:tc>
-      </w:tr>
-      <w:tr>
-        <w:tc>
-          <w:tcPr>
-            <w:tcW w:type="dxa" w:w="2232"/>
-            <w:vAlign w:val="center"/>
-            <w:shd w:fill="FFFFFF"/>
-          </w:tcPr>
-          <w:p>
-            <w:pPr>
-              <w:spacing w:after="0"/>
-            </w:pPr>
-            <w:r/>
-            <w:r>
-              <w:rPr>
-                <w:rFonts w:ascii="Malgun Gothic" w:hAnsi="Malgun Gothic" w:eastAsia="Malgun Gothic"/>
-                <w:b w:val="0"/>
-                <w:sz w:val="19"/>
-              </w:rPr>
-              <w:t>모니터링</w:t>
+              <w:t>운영 관리자 화면과 주요 메뉴 정상 로딩</w:t>
             </w:r>
           </w:p>
         </w:tc>
         <w:tc>
           <w:tcPr>
-            <w:tcW w:type="dxa" w:w="1440"/>
+            <w:tcW w:type="dxa" w:w="1152"/>
             <w:vAlign w:val="center"/>
-            <w:shd w:fill="EAF7EF"/>
+            <w:tcBorders>
+              <w:top w:val="single" w:sz="6" w:space="0" w:color="D8E2EA"/>
+              <w:left w:val="single" w:sz="6" w:space="0" w:color="D8E2EA"/>
+              <w:bottom w:val="single" w:sz="6" w:space="0" w:color="D8E2EA"/>
+              <w:right w:val="single" w:sz="6" w:space="0" w:color="D8E2EA"/>
+            </w:tcBorders>
+            <w:tcMar>
+              <w:top w:w="90" w:type="dxa"/>
+              <w:start w:w="120" w:type="dxa"/>
+              <w:bottom w:w="90" w:type="dxa"/>
+              <w:end w:w="120" w:type="dxa"/>
+            </w:tcMar>
           </w:tcPr>
           <w:p>
             <w:pPr>
-              <w:spacing w:after="0"/>
+              <w:spacing w:line="288" w:lineRule="auto" w:after="0"/>
             </w:pPr>
-            <w:r/>
             <w:r>
               <w:rPr>
                 <w:rFonts w:ascii="Malgun Gothic" w:hAnsi="Malgun Gothic" w:eastAsia="Malgun Gothic"/>
-                <w:b/>
-                <w:sz w:val="19"/>
+                <w:color w:val="1F2937"/>
+                <w:sz w:val="20"/>
               </w:rPr>
-              <w:t>완료</w:t>
-            </w:r>
-          </w:p>
-        </w:tc>
-        <w:tc>
-          <w:tcPr>
-            <w:tcW w:type="dxa" w:w="6408"/>
-            <w:vAlign w:val="center"/>
-            <w:shd w:fill="FFFFFF"/>
-          </w:tcPr>
-          <w:p>
-            <w:pPr>
-              <w:spacing w:after="0"/>
-            </w:pPr>
-            <w:r/>
-            <w:r>
-              <w:rPr>
-                <w:rFonts w:ascii="Malgun Gothic" w:hAnsi="Malgun Gothic" w:eastAsia="Malgun Gothic"/>
-                <w:b w:val="0"/>
-                <w:sz w:val="19"/>
-              </w:rPr>
-              <w:t>/admin/ops/monitoring</w:t>
-            </w:r>
-          </w:p>
-        </w:tc>
-      </w:tr>
-      <w:tr>
-        <w:tc>
-          <w:tcPr>
-            <w:tcW w:type="dxa" w:w="2232"/>
-            <w:vAlign w:val="center"/>
-            <w:shd w:fill="FFFFFF"/>
-          </w:tcPr>
-          <w:p>
-            <w:pPr>
-              <w:spacing w:after="0"/>
-            </w:pPr>
-            <w:r/>
-            <w:r>
-              <w:rPr>
-                <w:rFonts w:ascii="Malgun Gothic" w:hAnsi="Malgun Gothic" w:eastAsia="Malgun Gothic"/>
-                <w:b w:val="0"/>
-                <w:sz w:val="19"/>
-              </w:rPr>
-              <w:t>사용자 운영</w:t>
-            </w:r>
-          </w:p>
-        </w:tc>
-        <w:tc>
-          <w:tcPr>
-            <w:tcW w:type="dxa" w:w="1440"/>
-            <w:vAlign w:val="center"/>
-            <w:shd w:fill="EAF7EF"/>
-          </w:tcPr>
-          <w:p>
-            <w:pPr>
-              <w:spacing w:after="0"/>
-            </w:pPr>
-            <w:r/>
-            <w:r>
-              <w:rPr>
-                <w:rFonts w:ascii="Malgun Gothic" w:hAnsi="Malgun Gothic" w:eastAsia="Malgun Gothic"/>
-                <w:b/>
-                <w:sz w:val="19"/>
-              </w:rPr>
-              <w:t>완료</w:t>
-            </w:r>
-          </w:p>
-        </w:tc>
-        <w:tc>
-          <w:tcPr>
-            <w:tcW w:type="dxa" w:w="6408"/>
-            <w:vAlign w:val="center"/>
-            <w:shd w:fill="FFFFFF"/>
-          </w:tcPr>
-          <w:p>
-            <w:pPr>
-              <w:spacing w:after="0"/>
-            </w:pPr>
-            <w:r/>
-            <w:r>
-              <w:rPr>
-                <w:rFonts w:ascii="Malgun Gothic" w:hAnsi="Malgun Gothic" w:eastAsia="Malgun Gothic"/>
-                <w:b w:val="0"/>
-                <w:sz w:val="19"/>
-              </w:rPr>
-              <w:t>/admin/ops/users</w:t>
+              <w:t>충족</w:t>
             </w:r>
           </w:p>
         </w:tc>
@@ -1178,94 +3490,37 @@
     </w:tbl>
     <w:p>
       <w:pPr>
+        <w:spacing w:after="40" w:line="288" w:lineRule="auto"/>
+      </w:pPr>
+    </w:p>
+    <w:p>
+      <w:pPr>
         <w:pStyle w:val="Heading1"/>
+        <w:spacing w:line="288" w:lineRule="auto"/>
       </w:pPr>
       <w:r>
-        <w:t>검수 중 정리된 혼선</w:t>
+        <w:rPr>
+          <w:rFonts w:ascii="Malgun Gothic" w:hAnsi="Malgun Gothic" w:eastAsia="Malgun Gothic"/>
+          <w:color w:val="1F2937"/>
+          <w:sz w:val="20"/>
+        </w:rPr>
+        <w:t>5. 화면 증빙</w:t>
       </w:r>
     </w:p>
     <w:p>
       <w:pPr>
-        <w:pStyle w:val="ListBullet"/>
-        <w:spacing w:after="60"/>
+        <w:keepNext/>
+        <w:spacing w:line="288" w:lineRule="auto"/>
+        <w:jc w:val="center"/>
       </w:pPr>
       <w:r>
         <w:rPr>
           <w:rFonts w:ascii="Malgun Gothic" w:hAnsi="Malgun Gothic" w:eastAsia="Malgun Gothic"/>
           <w:sz w:val="20"/>
         </w:rPr>
-        <w:t>예전 주소가 다른 예전 주소를 거쳐 최종 화면으로 가던 체인을 제거했습니다.</w:t>
-      </w:r>
-    </w:p>
-    <w:p>
-      <w:pPr>
-        <w:pStyle w:val="ListBullet"/>
-        <w:spacing w:after="60"/>
-      </w:pPr>
-      <w:r>
-        <w:rPr>
-          <w:rFonts w:ascii="Malgun Gothic" w:hAnsi="Malgun Gothic" w:eastAsia="Malgun Gothic"/>
-          <w:sz w:val="20"/>
-        </w:rPr>
-        <w:t>관리자 좌측 메뉴의 선택 상태가 최종 URL 기준으로 보이도록 정리했습니다.</w:t>
-      </w:r>
-    </w:p>
-    <w:p>
-      <w:pPr>
-        <w:pStyle w:val="ListBullet"/>
-        <w:spacing w:after="60"/>
-      </w:pPr>
-      <w:r>
-        <w:rPr>
-          <w:rFonts w:ascii="Malgun Gothic" w:hAnsi="Malgun Gothic" w:eastAsia="Malgun Gothic"/>
-          <w:sz w:val="20"/>
-        </w:rPr>
-        <w:t>대시보드 차트에서 브라우저 콘솔에 보이던 SVG 속성 오류를 제거했습니다.</w:t>
-      </w:r>
-    </w:p>
-    <w:p>
-      <w:pPr>
-        <w:pStyle w:val="ListBullet"/>
-        <w:spacing w:after="60"/>
-      </w:pPr>
-      <w:r>
-        <w:rPr>
-          <w:rFonts w:ascii="Malgun Gothic" w:hAnsi="Malgun Gothic" w:eastAsia="Malgun Gothic"/>
-          <w:sz w:val="20"/>
-        </w:rPr>
-        <w:t>새 캡처 기준 콘솔 오류 0건, 네트워크 오류 0건으로 확인했습니다.</w:t>
-      </w:r>
-    </w:p>
-    <w:p>
-      <w:pPr>
-        <w:pStyle w:val="Heading1"/>
-      </w:pPr>
-      <w:r>
-        <w:t>화면 증빙</w:t>
-      </w:r>
-    </w:p>
-    <w:p>
-      <w:pPr>
-        <w:spacing w:before="120" w:after="40"/>
-      </w:pPr>
-      <w:r>
-        <w:rPr>
-          <w:rFonts w:ascii="Malgun Gothic" w:hAnsi="Malgun Gothic" w:eastAsia="Malgun Gothic"/>
-          <w:b/>
-          <w:color w:val="5B6F7E"/>
-          <w:sz w:val="18"/>
-        </w:rPr>
-        <w:t>관리자 대시보드</w:t>
-      </w:r>
-    </w:p>
-    <w:p>
-      <w:pPr>
-        <w:jc w:val="center"/>
-      </w:pPr>
-      <w:r>
         <w:drawing>
           <wp:inline xmlns:a="http://schemas.openxmlformats.org/drawingml/2006/main" xmlns:pic="http://schemas.openxmlformats.org/drawingml/2006/picture">
-            <wp:extent cx="5806440" cy="4048379"/>
+            <wp:extent cx="5303520" cy="3697732"/>
             <wp:docPr id="1" name="Picture 1"/>
             <wp:cNvGraphicFramePr>
               <a:graphicFrameLocks noChangeAspect="1"/>
@@ -1278,7 +3533,7 @@
                     <pic:cNvPicPr/>
                   </pic:nvPicPr>
                   <pic:blipFill>
-                    <a:blip r:embed="rId9"/>
+                    <a:blip r:embed="rId10"/>
                     <a:stretch>
                       <a:fillRect/>
                     </a:stretch>
@@ -1286,7 +3541,7 @@
                   <pic:spPr>
                     <a:xfrm>
                       <a:off x="0" y="0"/>
-                      <a:ext cx="5806440" cy="4048379"/>
+                      <a:ext cx="5303520" cy="3697732"/>
                     </a:xfrm>
                     <a:prstGeom prst="rect"/>
                   </pic:spPr>
@@ -1299,26 +3554,32 @@
     </w:p>
     <w:p>
       <w:pPr>
-        <w:spacing w:before="120" w:after="40"/>
+        <w:spacing w:line="288" w:lineRule="auto" w:after="160"/>
+        <w:jc w:val="center"/>
       </w:pPr>
       <w:r>
         <w:rPr>
           <w:rFonts w:ascii="Malgun Gothic" w:hAnsi="Malgun Gothic" w:eastAsia="Malgun Gothic"/>
-          <w:b/>
-          <w:color w:val="5B6F7E"/>
-          <w:sz w:val="18"/>
+          <w:color w:val="4B5563"/>
+          <w:sz w:val="20"/>
         </w:rPr>
-        <w:t>주차별 콘텐츠 최종 화면</w:t>
+        <w:t>그림 1. 관리자 대시보드 - 운영 현황 확인</w:t>
       </w:r>
     </w:p>
     <w:p>
       <w:pPr>
+        <w:keepNext/>
+        <w:spacing w:line="288" w:lineRule="auto"/>
         <w:jc w:val="center"/>
       </w:pPr>
       <w:r>
+        <w:rPr>
+          <w:rFonts w:ascii="Malgun Gothic" w:hAnsi="Malgun Gothic" w:eastAsia="Malgun Gothic"/>
+          <w:sz w:val="20"/>
+        </w:rPr>
         <w:drawing>
           <wp:inline xmlns:a="http://schemas.openxmlformats.org/drawingml/2006/main" xmlns:pic="http://schemas.openxmlformats.org/drawingml/2006/picture">
-            <wp:extent cx="5806440" cy="4032250"/>
+            <wp:extent cx="5303520" cy="6106414"/>
             <wp:docPr id="2" name="Picture 2"/>
             <wp:cNvGraphicFramePr>
               <a:graphicFrameLocks noChangeAspect="1"/>
@@ -1327,11 +3588,11 @@
               <a:graphicData uri="http://schemas.openxmlformats.org/drawingml/2006/picture">
                 <pic:pic>
                   <pic:nvPicPr>
-                    <pic:cNvPr id="0" name="02-weeks-canonical.png"/>
+                    <pic:cNvPr id="0" name="admin-03-chats.png"/>
                     <pic:cNvPicPr/>
                   </pic:nvPicPr>
                   <pic:blipFill>
-                    <a:blip r:embed="rId10"/>
+                    <a:blip r:embed="rId11"/>
                     <a:stretch>
                       <a:fillRect/>
                     </a:stretch>
@@ -1339,7 +3600,7 @@
                   <pic:spPr>
                     <a:xfrm>
                       <a:off x="0" y="0"/>
-                      <a:ext cx="5806440" cy="4032250"/>
+                      <a:ext cx="5303520" cy="6106414"/>
                     </a:xfrm>
                     <a:prstGeom prst="rect"/>
                   </pic:spPr>
@@ -1352,26 +3613,32 @@
     </w:p>
     <w:p>
       <w:pPr>
-        <w:spacing w:before="120" w:after="40"/>
+        <w:spacing w:line="288" w:lineRule="auto" w:after="160"/>
+        <w:jc w:val="center"/>
       </w:pPr>
       <w:r>
         <w:rPr>
           <w:rFonts w:ascii="Malgun Gothic" w:hAnsi="Malgun Gothic" w:eastAsia="Malgun Gothic"/>
-          <w:b/>
-          <w:color w:val="5B6F7E"/>
-          <w:sz w:val="18"/>
+          <w:color w:val="4B5563"/>
+          <w:sz w:val="20"/>
         </w:rPr>
-        <w:t>워크플로우 최종 화면</w:t>
+        <w:t>그림 2. 채팅 로그 - 사용자별 대화 확인</w:t>
       </w:r>
     </w:p>
     <w:p>
       <w:pPr>
+        <w:keepNext/>
+        <w:spacing w:line="288" w:lineRule="auto"/>
         <w:jc w:val="center"/>
       </w:pPr>
       <w:r>
+        <w:rPr>
+          <w:rFonts w:ascii="Malgun Gothic" w:hAnsi="Malgun Gothic" w:eastAsia="Malgun Gothic"/>
+          <w:sz w:val="20"/>
+        </w:rPr>
         <w:drawing>
           <wp:inline xmlns:a="http://schemas.openxmlformats.org/drawingml/2006/main" xmlns:pic="http://schemas.openxmlformats.org/drawingml/2006/picture">
-            <wp:extent cx="5806440" cy="4032250"/>
+            <wp:extent cx="5303520" cy="3683000"/>
             <wp:docPr id="3" name="Picture 3"/>
             <wp:cNvGraphicFramePr>
               <a:graphicFrameLocks noChangeAspect="1"/>
@@ -1380,11 +3647,11 @@
               <a:graphicData uri="http://schemas.openxmlformats.org/drawingml/2006/picture">
                 <pic:pic>
                   <pic:nvPicPr>
-                    <pic:cNvPr id="0" name="04-workflows-canonical.png"/>
+                    <pic:cNvPr id="0" name="02-weeks-canonical.png"/>
                     <pic:cNvPicPr/>
                   </pic:nvPicPr>
                   <pic:blipFill>
-                    <a:blip r:embed="rId11"/>
+                    <a:blip r:embed="rId12"/>
                     <a:stretch>
                       <a:fillRect/>
                     </a:stretch>
@@ -1392,7 +3659,7 @@
                   <pic:spPr>
                     <a:xfrm>
                       <a:off x="0" y="0"/>
-                      <a:ext cx="5806440" cy="4032250"/>
+                      <a:ext cx="5303520" cy="3683000"/>
                     </a:xfrm>
                     <a:prstGeom prst="rect"/>
                   </pic:spPr>
@@ -1405,26 +3672,32 @@
     </w:p>
     <w:p>
       <w:pPr>
-        <w:spacing w:before="120" w:after="40"/>
+        <w:spacing w:line="288" w:lineRule="auto" w:after="160"/>
+        <w:jc w:val="center"/>
       </w:pPr>
       <w:r>
         <w:rPr>
           <w:rFonts w:ascii="Malgun Gothic" w:hAnsi="Malgun Gothic" w:eastAsia="Malgun Gothic"/>
-          <w:b/>
-          <w:color w:val="5B6F7E"/>
-          <w:sz w:val="18"/>
+          <w:color w:val="4B5563"/>
+          <w:sz w:val="20"/>
         </w:rPr>
-        <w:t>사용자 운영 최종 화면</w:t>
+        <w:t>그림 3. 주차별 콘텐츠 - 앱 노출 자료 관리</w:t>
       </w:r>
     </w:p>
     <w:p>
       <w:pPr>
+        <w:keepNext/>
+        <w:spacing w:line="288" w:lineRule="auto"/>
         <w:jc w:val="center"/>
       </w:pPr>
       <w:r>
+        <w:rPr>
+          <w:rFonts w:ascii="Malgun Gothic" w:hAnsi="Malgun Gothic" w:eastAsia="Malgun Gothic"/>
+          <w:sz w:val="20"/>
+        </w:rPr>
         <w:drawing>
           <wp:inline xmlns:a="http://schemas.openxmlformats.org/drawingml/2006/main" xmlns:pic="http://schemas.openxmlformats.org/drawingml/2006/picture">
-            <wp:extent cx="5806440" cy="4032250"/>
+            <wp:extent cx="5303520" cy="3683000"/>
             <wp:docPr id="4" name="Picture 4"/>
             <wp:cNvGraphicFramePr>
               <a:graphicFrameLocks noChangeAspect="1"/>
@@ -1433,11 +3706,11 @@
               <a:graphicData uri="http://schemas.openxmlformats.org/drawingml/2006/picture">
                 <pic:pic>
                   <pic:nvPicPr>
-                    <pic:cNvPr id="0" name="07-users-canonical.png"/>
+                    <pic:cNvPr id="0" name="03-lexicon-canonical.png"/>
                     <pic:cNvPicPr/>
                   </pic:nvPicPr>
                   <pic:blipFill>
-                    <a:blip r:embed="rId12"/>
+                    <a:blip r:embed="rId13"/>
                     <a:stretch>
                       <a:fillRect/>
                     </a:stretch>
@@ -1445,7 +3718,7 @@
                   <pic:spPr>
                     <a:xfrm>
                       <a:off x="0" y="0"/>
-                      <a:ext cx="5806440" cy="4032250"/>
+                      <a:ext cx="5303520" cy="3683000"/>
                     </a:xfrm>
                     <a:prstGeom prst="rect"/>
                   </pic:spPr>
@@ -1458,26 +3731,32 @@
     </w:p>
     <w:p>
       <w:pPr>
-        <w:spacing w:before="120" w:after="40"/>
+        <w:spacing w:line="288" w:lineRule="auto" w:after="160"/>
+        <w:jc w:val="center"/>
       </w:pPr>
       <w:r>
         <w:rPr>
           <w:rFonts w:ascii="Malgun Gothic" w:hAnsi="Malgun Gothic" w:eastAsia="Malgun Gothic"/>
-          <w:b/>
-          <w:color w:val="5B6F7E"/>
-          <w:sz w:val="18"/>
+          <w:color w:val="4B5563"/>
+          <w:sz w:val="20"/>
         </w:rPr>
-        <w:t>예전 /admin/users 주소도 사용자 운영 최종 화면으로 직접 이동</w:t>
+        <w:t>그림 4. 지식 콘텐츠 - 문서와 RAG 자료 관리</w:t>
       </w:r>
     </w:p>
     <w:p>
       <w:pPr>
+        <w:keepNext/>
+        <w:spacing w:line="288" w:lineRule="auto"/>
         <w:jc w:val="center"/>
       </w:pPr>
       <w:r>
+        <w:rPr>
+          <w:rFonts w:ascii="Malgun Gothic" w:hAnsi="Malgun Gothic" w:eastAsia="Malgun Gothic"/>
+          <w:sz w:val="20"/>
+        </w:rPr>
         <w:drawing>
           <wp:inline xmlns:a="http://schemas.openxmlformats.org/drawingml/2006/main" xmlns:pic="http://schemas.openxmlformats.org/drawingml/2006/picture">
-            <wp:extent cx="5806440" cy="4032250"/>
+            <wp:extent cx="5303520" cy="3683000"/>
             <wp:docPr id="5" name="Picture 5"/>
             <wp:cNvGraphicFramePr>
               <a:graphicFrameLocks noChangeAspect="1"/>
@@ -1486,11 +3765,11 @@
               <a:graphicData uri="http://schemas.openxmlformats.org/drawingml/2006/picture">
                 <pic:pic>
                   <pic:nvPicPr>
-                    <pic:cNvPr id="0" name="08-legacy-users-direct.png"/>
+                    <pic:cNvPr id="0" name="04-workflows-canonical.png"/>
                     <pic:cNvPicPr/>
                   </pic:nvPicPr>
                   <pic:blipFill>
-                    <a:blip r:embed="rId13"/>
+                    <a:blip r:embed="rId14"/>
                     <a:stretch>
                       <a:fillRect/>
                     </a:stretch>
@@ -1498,7 +3777,7 @@
                   <pic:spPr>
                     <a:xfrm>
                       <a:off x="0" y="0"/>
-                      <a:ext cx="5806440" cy="4032250"/>
+                      <a:ext cx="5303520" cy="3683000"/>
                     </a:xfrm>
                     <a:prstGeom prst="rect"/>
                   </pic:spPr>
@@ -1511,26 +3790,32 @@
     </w:p>
     <w:p>
       <w:pPr>
-        <w:spacing w:before="120" w:after="40"/>
+        <w:spacing w:line="288" w:lineRule="auto" w:after="160"/>
+        <w:jc w:val="center"/>
       </w:pPr>
       <w:r>
         <w:rPr>
           <w:rFonts w:ascii="Malgun Gothic" w:hAnsi="Malgun Gothic" w:eastAsia="Malgun Gothic"/>
-          <w:b/>
-          <w:color w:val="5B6F7E"/>
-          <w:sz w:val="18"/>
+          <w:color w:val="4B5563"/>
+          <w:sz w:val="20"/>
         </w:rPr>
-        <w:t>예전 /admin/content/static 주소도 지식 콘텐츠 최종 화면으로 직접 이동</w:t>
+        <w:t>그림 5. 워크플로우 - 대화 흐름과 YAML 위치 관리</w:t>
       </w:r>
     </w:p>
     <w:p>
       <w:pPr>
+        <w:keepNext/>
+        <w:spacing w:line="288" w:lineRule="auto"/>
         <w:jc w:val="center"/>
       </w:pPr>
       <w:r>
+        <w:rPr>
+          <w:rFonts w:ascii="Malgun Gothic" w:hAnsi="Malgun Gothic" w:eastAsia="Malgun Gothic"/>
+          <w:sz w:val="20"/>
+        </w:rPr>
         <w:drawing>
           <wp:inline xmlns:a="http://schemas.openxmlformats.org/drawingml/2006/main" xmlns:pic="http://schemas.openxmlformats.org/drawingml/2006/picture">
-            <wp:extent cx="5806440" cy="118044119"/>
+            <wp:extent cx="5303520" cy="3683000"/>
             <wp:docPr id="6" name="Picture 6"/>
             <wp:cNvGraphicFramePr>
               <a:graphicFrameLocks noChangeAspect="1"/>
@@ -1539,11 +3824,11 @@
               <a:graphicData uri="http://schemas.openxmlformats.org/drawingml/2006/picture">
                 <pic:pic>
                   <pic:nvPicPr>
-                    <pic:cNvPr id="0" name="09-legacy-content-static-direct.png"/>
+                    <pic:cNvPr id="0" name="06-monitoring-canonical.png"/>
                     <pic:cNvPicPr/>
                   </pic:nvPicPr>
                   <pic:blipFill>
-                    <a:blip r:embed="rId14"/>
+                    <a:blip r:embed="rId15"/>
                     <a:stretch>
                       <a:fillRect/>
                     </a:stretch>
@@ -1551,7 +3836,7 @@
                   <pic:spPr>
                     <a:xfrm>
                       <a:off x="0" y="0"/>
-                      <a:ext cx="5806440" cy="118044119"/>
+                      <a:ext cx="5303520" cy="3683000"/>
                     </a:xfrm>
                     <a:prstGeom prst="rect"/>
                   </pic:spPr>
@@ -1564,55 +3849,1719 @@
     </w:p>
     <w:p>
       <w:pPr>
-        <w:pStyle w:val="Heading1"/>
+        <w:spacing w:line="288" w:lineRule="auto" w:after="160"/>
+        <w:jc w:val="center"/>
       </w:pPr>
       <w:r>
-        <w:t>검수 결론</w:t>
+        <w:rPr>
+          <w:rFonts w:ascii="Malgun Gothic" w:hAnsi="Malgun Gothic" w:eastAsia="Malgun Gothic"/>
+          <w:color w:val="4B5563"/>
+          <w:sz w:val="20"/>
+        </w:rPr>
+        <w:t>그림 6. 모니터링 - 스케줄과 운영 상태 확인</w:t>
       </w:r>
     </w:p>
     <w:p>
       <w:pPr>
-        <w:pStyle w:val="ListBullet"/>
-        <w:spacing w:after="60"/>
+        <w:keepNext/>
+        <w:spacing w:line="288" w:lineRule="auto"/>
+        <w:jc w:val="center"/>
       </w:pPr>
       <w:r>
         <w:rPr>
           <w:rFonts w:ascii="Malgun Gothic" w:hAnsi="Malgun Gothic" w:eastAsia="Malgun Gothic"/>
           <w:sz w:val="20"/>
         </w:rPr>
-        <w:t>관리자 주요 화면은 최종 URL 기준으로 정리되었습니다.</w:t>
+        <w:drawing>
+          <wp:inline xmlns:a="http://schemas.openxmlformats.org/drawingml/2006/main" xmlns:pic="http://schemas.openxmlformats.org/drawingml/2006/picture">
+            <wp:extent cx="5303520" cy="3683000"/>
+            <wp:docPr id="7" name="Picture 7"/>
+            <wp:cNvGraphicFramePr>
+              <a:graphicFrameLocks noChangeAspect="1"/>
+            </wp:cNvGraphicFramePr>
+            <a:graphic>
+              <a:graphicData uri="http://schemas.openxmlformats.org/drawingml/2006/picture">
+                <pic:pic>
+                  <pic:nvPicPr>
+                    <pic:cNvPr id="0" name="07-users-canonical.png"/>
+                    <pic:cNvPicPr/>
+                  </pic:nvPicPr>
+                  <pic:blipFill>
+                    <a:blip r:embed="rId16"/>
+                    <a:stretch>
+                      <a:fillRect/>
+                    </a:stretch>
+                  </pic:blipFill>
+                  <pic:spPr>
+                    <a:xfrm>
+                      <a:off x="0" y="0"/>
+                      <a:ext cx="5303520" cy="3683000"/>
+                    </a:xfrm>
+                    <a:prstGeom prst="rect"/>
+                  </pic:spPr>
+                </pic:pic>
+              </a:graphicData>
+            </a:graphic>
+          </wp:inline>
+        </w:drawing>
+      </w:r>
+    </w:p>
+    <w:p>
+      <w:pPr>
+        <w:spacing w:line="288" w:lineRule="auto" w:after="160"/>
+        <w:jc w:val="center"/>
+      </w:pPr>
+      <w:r>
+        <w:rPr>
+          <w:rFonts w:ascii="Malgun Gothic" w:hAnsi="Malgun Gothic" w:eastAsia="Malgun Gothic"/>
+          <w:color w:val="4B5563"/>
+          <w:sz w:val="20"/>
+        </w:rPr>
+        <w:t>그림 7. 사용자 운영 - 사용자와 허용 번호 관리</w:t>
+      </w:r>
+    </w:p>
+    <w:p>
+      <w:pPr>
+        <w:pStyle w:val="Heading1"/>
+        <w:spacing w:line="288" w:lineRule="auto"/>
+      </w:pPr>
+      <w:r>
+        <w:rPr>
+          <w:rFonts w:ascii="Malgun Gothic" w:hAnsi="Malgun Gothic" w:eastAsia="Malgun Gothic"/>
+          <w:color w:val="1F2937"/>
+          <w:sz w:val="20"/>
+        </w:rPr>
+        <w:t>6. 납품물 확인</w:t>
+      </w:r>
+    </w:p>
+    <w:tbl>
+      <w:tblPr>
+        <w:tblStyle w:val="TableGrid"/>
+        <w:tblW w:type="dxa" w:w="8800"/>
+        <w:jc w:val="center"/>
+        <w:tblLook w:firstColumn="1" w:firstRow="1" w:lastColumn="0" w:lastRow="0" w:noHBand="0" w:noVBand="1" w:val="04A0"/>
+        <w:tblLayout w:type="fixed"/>
+      </w:tblPr>
+      <w:tblGrid>
+        <w:gridCol w:w="3389"/>
+        <w:gridCol w:w="3389"/>
+        <w:gridCol w:w="3389"/>
+      </w:tblGrid>
+      <w:tr>
+        <w:tc>
+          <w:tcPr>
+            <w:tcW w:type="dxa" w:w="2736"/>
+            <w:vAlign w:val="center"/>
+            <w:shd w:fill="EAF4F8"/>
+            <w:tcBorders>
+              <w:top w:val="single" w:sz="6" w:space="0" w:color="D8E2EA"/>
+              <w:left w:val="single" w:sz="6" w:space="0" w:color="D8E2EA"/>
+              <w:bottom w:val="single" w:sz="6" w:space="0" w:color="D8E2EA"/>
+              <w:right w:val="single" w:sz="6" w:space="0" w:color="D8E2EA"/>
+            </w:tcBorders>
+            <w:tcMar>
+              <w:top w:w="90" w:type="dxa"/>
+              <w:start w:w="120" w:type="dxa"/>
+              <w:bottom w:w="90" w:type="dxa"/>
+              <w:end w:w="120" w:type="dxa"/>
+            </w:tcMar>
+          </w:tcPr>
+          <w:p>
+            <w:pPr>
+              <w:spacing w:line="288" w:lineRule="auto" w:after="0"/>
+            </w:pPr>
+            <w:r>
+              <w:rPr>
+                <w:rFonts w:ascii="Malgun Gothic" w:hAnsi="Malgun Gothic" w:eastAsia="Malgun Gothic"/>
+                <w:b/>
+                <w:color w:val="246378"/>
+                <w:sz w:val="20"/>
+              </w:rPr>
+              <w:t>계약상 산출물</w:t>
+            </w:r>
+          </w:p>
+        </w:tc>
+        <w:tc>
+          <w:tcPr>
+            <w:tcW w:type="dxa" w:w="4608"/>
+            <w:vAlign w:val="center"/>
+            <w:shd w:fill="EAF4F8"/>
+            <w:tcBorders>
+              <w:top w:val="single" w:sz="6" w:space="0" w:color="D8E2EA"/>
+              <w:left w:val="single" w:sz="6" w:space="0" w:color="D8E2EA"/>
+              <w:bottom w:val="single" w:sz="6" w:space="0" w:color="D8E2EA"/>
+              <w:right w:val="single" w:sz="6" w:space="0" w:color="D8E2EA"/>
+            </w:tcBorders>
+            <w:tcMar>
+              <w:top w:w="90" w:type="dxa"/>
+              <w:start w:w="120" w:type="dxa"/>
+              <w:bottom w:w="90" w:type="dxa"/>
+              <w:end w:w="120" w:type="dxa"/>
+            </w:tcMar>
+          </w:tcPr>
+          <w:p>
+            <w:pPr>
+              <w:spacing w:line="288" w:lineRule="auto" w:after="0"/>
+            </w:pPr>
+            <w:r>
+              <w:rPr>
+                <w:rFonts w:ascii="Malgun Gothic" w:hAnsi="Malgun Gothic" w:eastAsia="Malgun Gothic"/>
+                <w:b/>
+                <w:color w:val="246378"/>
+                <w:sz w:val="20"/>
+              </w:rPr>
+              <w:t>제공/확인 방식</w:t>
+            </w:r>
+          </w:p>
+        </w:tc>
+        <w:tc>
+          <w:tcPr>
+            <w:tcW w:type="dxa" w:w="2015"/>
+            <w:vAlign w:val="center"/>
+            <w:shd w:fill="EAF4F8"/>
+            <w:tcBorders>
+              <w:top w:val="single" w:sz="6" w:space="0" w:color="D8E2EA"/>
+              <w:left w:val="single" w:sz="6" w:space="0" w:color="D8E2EA"/>
+              <w:bottom w:val="single" w:sz="6" w:space="0" w:color="D8E2EA"/>
+              <w:right w:val="single" w:sz="6" w:space="0" w:color="D8E2EA"/>
+            </w:tcBorders>
+            <w:tcMar>
+              <w:top w:w="90" w:type="dxa"/>
+              <w:start w:w="120" w:type="dxa"/>
+              <w:bottom w:w="90" w:type="dxa"/>
+              <w:end w:w="120" w:type="dxa"/>
+            </w:tcMar>
+          </w:tcPr>
+          <w:p>
+            <w:pPr>
+              <w:spacing w:line="288" w:lineRule="auto" w:after="0"/>
+            </w:pPr>
+            <w:r>
+              <w:rPr>
+                <w:rFonts w:ascii="Malgun Gothic" w:hAnsi="Malgun Gothic" w:eastAsia="Malgun Gothic"/>
+                <w:b/>
+                <w:color w:val="246378"/>
+                <w:sz w:val="20"/>
+              </w:rPr>
+              <w:t>비고</w:t>
+            </w:r>
+          </w:p>
+        </w:tc>
+      </w:tr>
+      <w:tr>
+        <w:tc>
+          <w:tcPr>
+            <w:tcW w:type="dxa" w:w="2736"/>
+            <w:vAlign w:val="center"/>
+            <w:tcBorders>
+              <w:top w:val="single" w:sz="6" w:space="0" w:color="D8E2EA"/>
+              <w:left w:val="single" w:sz="6" w:space="0" w:color="D8E2EA"/>
+              <w:bottom w:val="single" w:sz="6" w:space="0" w:color="D8E2EA"/>
+              <w:right w:val="single" w:sz="6" w:space="0" w:color="D8E2EA"/>
+            </w:tcBorders>
+            <w:tcMar>
+              <w:top w:w="90" w:type="dxa"/>
+              <w:start w:w="120" w:type="dxa"/>
+              <w:bottom w:w="90" w:type="dxa"/>
+              <w:end w:w="120" w:type="dxa"/>
+            </w:tcMar>
+          </w:tcPr>
+          <w:p>
+            <w:pPr>
+              <w:spacing w:line="288" w:lineRule="auto" w:after="0"/>
+            </w:pPr>
+            <w:r>
+              <w:rPr>
+                <w:rFonts w:ascii="Malgun Gothic" w:hAnsi="Malgun Gothic" w:eastAsia="Malgun Gothic"/>
+                <w:color w:val="1F2937"/>
+                <w:sz w:val="20"/>
+              </w:rPr>
+              <w:t>전체 프로젝트 소스코드</w:t>
+            </w:r>
+          </w:p>
+        </w:tc>
+        <w:tc>
+          <w:tcPr>
+            <w:tcW w:type="dxa" w:w="4608"/>
+            <w:vAlign w:val="center"/>
+            <w:tcBorders>
+              <w:top w:val="single" w:sz="6" w:space="0" w:color="D8E2EA"/>
+              <w:left w:val="single" w:sz="6" w:space="0" w:color="D8E2EA"/>
+              <w:bottom w:val="single" w:sz="6" w:space="0" w:color="D8E2EA"/>
+              <w:right w:val="single" w:sz="6" w:space="0" w:color="D8E2EA"/>
+            </w:tcBorders>
+            <w:tcMar>
+              <w:top w:w="90" w:type="dxa"/>
+              <w:start w:w="120" w:type="dxa"/>
+              <w:bottom w:w="90" w:type="dxa"/>
+              <w:end w:w="120" w:type="dxa"/>
+            </w:tcMar>
+          </w:tcPr>
+          <w:p>
+            <w:pPr>
+              <w:spacing w:line="288" w:lineRule="auto" w:after="0"/>
+            </w:pPr>
+            <w:r>
+              <w:rPr>
+                <w:rFonts w:ascii="Malgun Gothic" w:hAnsi="Malgun Gothic" w:eastAsia="Malgun Gothic"/>
+                <w:color w:val="1F2937"/>
+                <w:sz w:val="20"/>
+              </w:rPr>
+              <w:t>Git 저장소 기준 인계</w:t>
+            </w:r>
+          </w:p>
+        </w:tc>
+        <w:tc>
+          <w:tcPr>
+            <w:tcW w:type="dxa" w:w="2015"/>
+            <w:vAlign w:val="center"/>
+            <w:tcBorders>
+              <w:top w:val="single" w:sz="6" w:space="0" w:color="D8E2EA"/>
+              <w:left w:val="single" w:sz="6" w:space="0" w:color="D8E2EA"/>
+              <w:bottom w:val="single" w:sz="6" w:space="0" w:color="D8E2EA"/>
+              <w:right w:val="single" w:sz="6" w:space="0" w:color="D8E2EA"/>
+            </w:tcBorders>
+            <w:tcMar>
+              <w:top w:w="90" w:type="dxa"/>
+              <w:start w:w="120" w:type="dxa"/>
+              <w:bottom w:w="90" w:type="dxa"/>
+              <w:end w:w="120" w:type="dxa"/>
+            </w:tcMar>
+          </w:tcPr>
+          <w:p>
+            <w:pPr>
+              <w:spacing w:line="288" w:lineRule="auto" w:after="0"/>
+            </w:pPr>
+            <w:r>
+              <w:rPr>
+                <w:rFonts w:ascii="Malgun Gothic" w:hAnsi="Malgun Gothic" w:eastAsia="Malgun Gothic"/>
+                <w:color w:val="1F2937"/>
+                <w:sz w:val="20"/>
+              </w:rPr>
+              <w:t>저작재산권은 계약 조건에 따름</w:t>
+            </w:r>
+          </w:p>
+        </w:tc>
+      </w:tr>
+      <w:tr>
+        <w:tc>
+          <w:tcPr>
+            <w:tcW w:type="dxa" w:w="2736"/>
+            <w:vAlign w:val="center"/>
+            <w:tcBorders>
+              <w:top w:val="single" w:sz="6" w:space="0" w:color="D8E2EA"/>
+              <w:left w:val="single" w:sz="6" w:space="0" w:color="D8E2EA"/>
+              <w:bottom w:val="single" w:sz="6" w:space="0" w:color="D8E2EA"/>
+              <w:right w:val="single" w:sz="6" w:space="0" w:color="D8E2EA"/>
+            </w:tcBorders>
+            <w:tcMar>
+              <w:top w:w="90" w:type="dxa"/>
+              <w:start w:w="120" w:type="dxa"/>
+              <w:bottom w:w="90" w:type="dxa"/>
+              <w:end w:w="120" w:type="dxa"/>
+            </w:tcMar>
+          </w:tcPr>
+          <w:p>
+            <w:pPr>
+              <w:spacing w:line="288" w:lineRule="auto" w:after="0"/>
+            </w:pPr>
+            <w:r>
+              <w:rPr>
+                <w:rFonts w:ascii="Malgun Gothic" w:hAnsi="Malgun Gothic" w:eastAsia="Malgun Gothic"/>
+                <w:color w:val="1F2937"/>
+                <w:sz w:val="20"/>
+              </w:rPr>
+              <w:t>운영 서버 배포 완료 상태</w:t>
+            </w:r>
+          </w:p>
+        </w:tc>
+        <w:tc>
+          <w:tcPr>
+            <w:tcW w:type="dxa" w:w="4608"/>
+            <w:vAlign w:val="center"/>
+            <w:tcBorders>
+              <w:top w:val="single" w:sz="6" w:space="0" w:color="D8E2EA"/>
+              <w:left w:val="single" w:sz="6" w:space="0" w:color="D8E2EA"/>
+              <w:bottom w:val="single" w:sz="6" w:space="0" w:color="D8E2EA"/>
+              <w:right w:val="single" w:sz="6" w:space="0" w:color="D8E2EA"/>
+            </w:tcBorders>
+            <w:tcMar>
+              <w:top w:w="90" w:type="dxa"/>
+              <w:start w:w="120" w:type="dxa"/>
+              <w:bottom w:w="90" w:type="dxa"/>
+              <w:end w:w="120" w:type="dxa"/>
+            </w:tcMar>
+          </w:tcPr>
+          <w:p>
+            <w:pPr>
+              <w:spacing w:line="288" w:lineRule="auto" w:after="0"/>
+            </w:pPr>
+            <w:r>
+              <w:rPr>
+                <w:rFonts w:ascii="Malgun Gothic" w:hAnsi="Malgun Gothic" w:eastAsia="Malgun Gothic"/>
+                <w:color w:val="1F2937"/>
+                <w:sz w:val="20"/>
+              </w:rPr>
+              <w:t>운영 URL과 관리자 URL에서 핵심 기능 확인</w:t>
+            </w:r>
+          </w:p>
+        </w:tc>
+        <w:tc>
+          <w:tcPr>
+            <w:tcW w:type="dxa" w:w="2015"/>
+            <w:vAlign w:val="center"/>
+            <w:tcBorders>
+              <w:top w:val="single" w:sz="6" w:space="0" w:color="D8E2EA"/>
+              <w:left w:val="single" w:sz="6" w:space="0" w:color="D8E2EA"/>
+              <w:bottom w:val="single" w:sz="6" w:space="0" w:color="D8E2EA"/>
+              <w:right w:val="single" w:sz="6" w:space="0" w:color="D8E2EA"/>
+            </w:tcBorders>
+            <w:tcMar>
+              <w:top w:w="90" w:type="dxa"/>
+              <w:start w:w="120" w:type="dxa"/>
+              <w:bottom w:w="90" w:type="dxa"/>
+              <w:end w:w="120" w:type="dxa"/>
+            </w:tcMar>
+          </w:tcPr>
+          <w:p>
+            <w:pPr>
+              <w:spacing w:line="288" w:lineRule="auto" w:after="0"/>
+            </w:pPr>
+            <w:r>
+              <w:rPr>
+                <w:rFonts w:ascii="Malgun Gothic" w:hAnsi="Malgun Gothic" w:eastAsia="Malgun Gothic"/>
+                <w:color w:val="1F2937"/>
+                <w:sz w:val="20"/>
+              </w:rPr>
+              <w:t>서버/API/DB/도메인/SSL 포함</w:t>
+            </w:r>
+          </w:p>
+        </w:tc>
+      </w:tr>
+      <w:tr>
+        <w:tc>
+          <w:tcPr>
+            <w:tcW w:type="dxa" w:w="2736"/>
+            <w:vAlign w:val="center"/>
+            <w:tcBorders>
+              <w:top w:val="single" w:sz="6" w:space="0" w:color="D8E2EA"/>
+              <w:left w:val="single" w:sz="6" w:space="0" w:color="D8E2EA"/>
+              <w:bottom w:val="single" w:sz="6" w:space="0" w:color="D8E2EA"/>
+              <w:right w:val="single" w:sz="6" w:space="0" w:color="D8E2EA"/>
+            </w:tcBorders>
+            <w:tcMar>
+              <w:top w:w="90" w:type="dxa"/>
+              <w:start w:w="120" w:type="dxa"/>
+              <w:bottom w:w="90" w:type="dxa"/>
+              <w:end w:w="120" w:type="dxa"/>
+            </w:tcMar>
+          </w:tcPr>
+          <w:p>
+            <w:pPr>
+              <w:spacing w:line="288" w:lineRule="auto" w:after="0"/>
+            </w:pPr>
+            <w:r>
+              <w:rPr>
+                <w:rFonts w:ascii="Malgun Gothic" w:hAnsi="Malgun Gothic" w:eastAsia="Malgun Gothic"/>
+                <w:color w:val="1F2937"/>
+                <w:sz w:val="20"/>
+              </w:rPr>
+              <w:t>앱 빌드 산출물</w:t>
+            </w:r>
+          </w:p>
+        </w:tc>
+        <w:tc>
+          <w:tcPr>
+            <w:tcW w:type="dxa" w:w="4608"/>
+            <w:vAlign w:val="center"/>
+            <w:tcBorders>
+              <w:top w:val="single" w:sz="6" w:space="0" w:color="D8E2EA"/>
+              <w:left w:val="single" w:sz="6" w:space="0" w:color="D8E2EA"/>
+              <w:bottom w:val="single" w:sz="6" w:space="0" w:color="D8E2EA"/>
+              <w:right w:val="single" w:sz="6" w:space="0" w:color="D8E2EA"/>
+            </w:tcBorders>
+            <w:tcMar>
+              <w:top w:w="90" w:type="dxa"/>
+              <w:start w:w="120" w:type="dxa"/>
+              <w:bottom w:w="90" w:type="dxa"/>
+              <w:end w:w="120" w:type="dxa"/>
+            </w:tcMar>
+          </w:tcPr>
+          <w:p>
+            <w:pPr>
+              <w:spacing w:line="288" w:lineRule="auto" w:after="0"/>
+            </w:pPr>
+            <w:r>
+              <w:rPr>
+                <w:rFonts w:ascii="Malgun Gothic" w:hAnsi="Malgun Gothic" w:eastAsia="Malgun Gothic"/>
+                <w:color w:val="1F2937"/>
+                <w:sz w:val="20"/>
+              </w:rPr>
+              <w:t>모바일 앱 실행 화면과 배포 상태 확인</w:t>
+            </w:r>
+          </w:p>
+        </w:tc>
+        <w:tc>
+          <w:tcPr>
+            <w:tcW w:type="dxa" w:w="2015"/>
+            <w:vAlign w:val="center"/>
+            <w:tcBorders>
+              <w:top w:val="single" w:sz="6" w:space="0" w:color="D8E2EA"/>
+              <w:left w:val="single" w:sz="6" w:space="0" w:color="D8E2EA"/>
+              <w:bottom w:val="single" w:sz="6" w:space="0" w:color="D8E2EA"/>
+              <w:right w:val="single" w:sz="6" w:space="0" w:color="D8E2EA"/>
+            </w:tcBorders>
+            <w:tcMar>
+              <w:top w:w="90" w:type="dxa"/>
+              <w:start w:w="120" w:type="dxa"/>
+              <w:bottom w:w="90" w:type="dxa"/>
+              <w:end w:w="120" w:type="dxa"/>
+            </w:tcMar>
+          </w:tcPr>
+          <w:p>
+            <w:pPr>
+              <w:spacing w:line="288" w:lineRule="auto" w:after="0"/>
+            </w:pPr>
+            <w:r>
+              <w:rPr>
+                <w:rFonts w:ascii="Malgun Gothic" w:hAnsi="Malgun Gothic" w:eastAsia="Malgun Gothic"/>
+                <w:color w:val="1F2937"/>
+                <w:sz w:val="20"/>
+              </w:rPr>
+              <w:t>웹앱 래핑 기반 앱 빌드</w:t>
+            </w:r>
+          </w:p>
+        </w:tc>
+      </w:tr>
+      <w:tr>
+        <w:tc>
+          <w:tcPr>
+            <w:tcW w:type="dxa" w:w="2736"/>
+            <w:vAlign w:val="center"/>
+            <w:tcBorders>
+              <w:top w:val="single" w:sz="6" w:space="0" w:color="D8E2EA"/>
+              <w:left w:val="single" w:sz="6" w:space="0" w:color="D8E2EA"/>
+              <w:bottom w:val="single" w:sz="6" w:space="0" w:color="D8E2EA"/>
+              <w:right w:val="single" w:sz="6" w:space="0" w:color="D8E2EA"/>
+            </w:tcBorders>
+            <w:tcMar>
+              <w:top w:w="90" w:type="dxa"/>
+              <w:start w:w="120" w:type="dxa"/>
+              <w:bottom w:w="90" w:type="dxa"/>
+              <w:end w:w="120" w:type="dxa"/>
+            </w:tcMar>
+          </w:tcPr>
+          <w:p>
+            <w:pPr>
+              <w:spacing w:line="288" w:lineRule="auto" w:after="0"/>
+            </w:pPr>
+            <w:r>
+              <w:rPr>
+                <w:rFonts w:ascii="Malgun Gothic" w:hAnsi="Malgun Gothic" w:eastAsia="Malgun Gothic"/>
+                <w:color w:val="1F2937"/>
+                <w:sz w:val="20"/>
+              </w:rPr>
+              <w:t>관리자 페이지 접근 계정</w:t>
+            </w:r>
+          </w:p>
+        </w:tc>
+        <w:tc>
+          <w:tcPr>
+            <w:tcW w:type="dxa" w:w="4608"/>
+            <w:vAlign w:val="center"/>
+            <w:tcBorders>
+              <w:top w:val="single" w:sz="6" w:space="0" w:color="D8E2EA"/>
+              <w:left w:val="single" w:sz="6" w:space="0" w:color="D8E2EA"/>
+              <w:bottom w:val="single" w:sz="6" w:space="0" w:color="D8E2EA"/>
+              <w:right w:val="single" w:sz="6" w:space="0" w:color="D8E2EA"/>
+            </w:tcBorders>
+            <w:tcMar>
+              <w:top w:w="90" w:type="dxa"/>
+              <w:start w:w="120" w:type="dxa"/>
+              <w:bottom w:w="90" w:type="dxa"/>
+              <w:end w:w="120" w:type="dxa"/>
+            </w:tcMar>
+          </w:tcPr>
+          <w:p>
+            <w:pPr>
+              <w:spacing w:line="288" w:lineRule="auto" w:after="0"/>
+            </w:pPr>
+            <w:r>
+              <w:rPr>
+                <w:rFonts w:ascii="Malgun Gothic" w:hAnsi="Malgun Gothic" w:eastAsia="Malgun Gothic"/>
+                <w:color w:val="1F2937"/>
+                <w:sz w:val="20"/>
+              </w:rPr>
+              <w:t>보안상 계정 정보는 문서에 직접 기재하지 않고 별도 전달</w:t>
+            </w:r>
+          </w:p>
+        </w:tc>
+        <w:tc>
+          <w:tcPr>
+            <w:tcW w:type="dxa" w:w="2015"/>
+            <w:vAlign w:val="center"/>
+            <w:tcBorders>
+              <w:top w:val="single" w:sz="6" w:space="0" w:color="D8E2EA"/>
+              <w:left w:val="single" w:sz="6" w:space="0" w:color="D8E2EA"/>
+              <w:bottom w:val="single" w:sz="6" w:space="0" w:color="D8E2EA"/>
+              <w:right w:val="single" w:sz="6" w:space="0" w:color="D8E2EA"/>
+            </w:tcBorders>
+            <w:tcMar>
+              <w:top w:w="90" w:type="dxa"/>
+              <w:start w:w="120" w:type="dxa"/>
+              <w:bottom w:w="90" w:type="dxa"/>
+              <w:end w:w="120" w:type="dxa"/>
+            </w:tcMar>
+          </w:tcPr>
+          <w:p>
+            <w:pPr>
+              <w:spacing w:line="288" w:lineRule="auto" w:after="0"/>
+            </w:pPr>
+            <w:r>
+              <w:rPr>
+                <w:rFonts w:ascii="Malgun Gothic" w:hAnsi="Malgun Gothic" w:eastAsia="Malgun Gothic"/>
+                <w:color w:val="1F2937"/>
+                <w:sz w:val="20"/>
+              </w:rPr>
+              <w:t>계정 유출 방지</w:t>
+            </w:r>
+          </w:p>
+        </w:tc>
+      </w:tr>
+      <w:tr>
+        <w:tc>
+          <w:tcPr>
+            <w:tcW w:type="dxa" w:w="2736"/>
+            <w:vAlign w:val="center"/>
+            <w:tcBorders>
+              <w:top w:val="single" w:sz="6" w:space="0" w:color="D8E2EA"/>
+              <w:left w:val="single" w:sz="6" w:space="0" w:color="D8E2EA"/>
+              <w:bottom w:val="single" w:sz="6" w:space="0" w:color="D8E2EA"/>
+              <w:right w:val="single" w:sz="6" w:space="0" w:color="D8E2EA"/>
+            </w:tcBorders>
+            <w:tcMar>
+              <w:top w:w="90" w:type="dxa"/>
+              <w:start w:w="120" w:type="dxa"/>
+              <w:bottom w:w="90" w:type="dxa"/>
+              <w:end w:w="120" w:type="dxa"/>
+            </w:tcMar>
+          </w:tcPr>
+          <w:p>
+            <w:pPr>
+              <w:spacing w:line="288" w:lineRule="auto" w:after="0"/>
+            </w:pPr>
+            <w:r>
+              <w:rPr>
+                <w:rFonts w:ascii="Malgun Gothic" w:hAnsi="Malgun Gothic" w:eastAsia="Malgun Gothic"/>
+                <w:color w:val="1F2937"/>
+                <w:sz w:val="20"/>
+              </w:rPr>
+              <w:t>기술 문서</w:t>
+            </w:r>
+          </w:p>
+        </w:tc>
+        <w:tc>
+          <w:tcPr>
+            <w:tcW w:type="dxa" w:w="4608"/>
+            <w:vAlign w:val="center"/>
+            <w:tcBorders>
+              <w:top w:val="single" w:sz="6" w:space="0" w:color="D8E2EA"/>
+              <w:left w:val="single" w:sz="6" w:space="0" w:color="D8E2EA"/>
+              <w:bottom w:val="single" w:sz="6" w:space="0" w:color="D8E2EA"/>
+              <w:right w:val="single" w:sz="6" w:space="0" w:color="D8E2EA"/>
+            </w:tcBorders>
+            <w:tcMar>
+              <w:top w:w="90" w:type="dxa"/>
+              <w:start w:w="120" w:type="dxa"/>
+              <w:bottom w:w="90" w:type="dxa"/>
+              <w:end w:w="120" w:type="dxa"/>
+            </w:tcMar>
+          </w:tcPr>
+          <w:p>
+            <w:pPr>
+              <w:spacing w:line="288" w:lineRule="auto" w:after="0"/>
+            </w:pPr>
+            <w:r>
+              <w:rPr>
+                <w:rFonts w:ascii="Malgun Gothic" w:hAnsi="Malgun Gothic" w:eastAsia="Malgun Gothic"/>
+                <w:color w:val="1F2937"/>
+                <w:sz w:val="20"/>
+              </w:rPr>
+              <w:t>시스템 구성, API, 배포/운영 가이드 문서 제공</w:t>
+            </w:r>
+          </w:p>
+        </w:tc>
+        <w:tc>
+          <w:tcPr>
+            <w:tcW w:type="dxa" w:w="2015"/>
+            <w:vAlign w:val="center"/>
+            <w:tcBorders>
+              <w:top w:val="single" w:sz="6" w:space="0" w:color="D8E2EA"/>
+              <w:left w:val="single" w:sz="6" w:space="0" w:color="D8E2EA"/>
+              <w:bottom w:val="single" w:sz="6" w:space="0" w:color="D8E2EA"/>
+              <w:right w:val="single" w:sz="6" w:space="0" w:color="D8E2EA"/>
+            </w:tcBorders>
+            <w:tcMar>
+              <w:top w:w="90" w:type="dxa"/>
+              <w:start w:w="120" w:type="dxa"/>
+              <w:bottom w:w="90" w:type="dxa"/>
+              <w:end w:w="120" w:type="dxa"/>
+            </w:tcMar>
+          </w:tcPr>
+          <w:p>
+            <w:pPr>
+              <w:spacing w:line="288" w:lineRule="auto" w:after="0"/>
+            </w:pPr>
+            <w:r>
+              <w:rPr>
+                <w:rFonts w:ascii="Malgun Gothic" w:hAnsi="Malgun Gothic" w:eastAsia="Malgun Gothic"/>
+                <w:color w:val="1F2937"/>
+                <w:sz w:val="20"/>
+              </w:rPr>
+              <w:t>개발자 인계용</w:t>
+            </w:r>
+          </w:p>
+        </w:tc>
+      </w:tr>
+      <w:tr>
+        <w:tc>
+          <w:tcPr>
+            <w:tcW w:type="dxa" w:w="2736"/>
+            <w:vAlign w:val="center"/>
+            <w:tcBorders>
+              <w:top w:val="single" w:sz="6" w:space="0" w:color="D8E2EA"/>
+              <w:left w:val="single" w:sz="6" w:space="0" w:color="D8E2EA"/>
+              <w:bottom w:val="single" w:sz="6" w:space="0" w:color="D8E2EA"/>
+              <w:right w:val="single" w:sz="6" w:space="0" w:color="D8E2EA"/>
+            </w:tcBorders>
+            <w:tcMar>
+              <w:top w:w="90" w:type="dxa"/>
+              <w:start w:w="120" w:type="dxa"/>
+              <w:bottom w:w="90" w:type="dxa"/>
+              <w:end w:w="120" w:type="dxa"/>
+            </w:tcMar>
+          </w:tcPr>
+          <w:p>
+            <w:pPr>
+              <w:spacing w:line="288" w:lineRule="auto" w:after="0"/>
+            </w:pPr>
+            <w:r>
+              <w:rPr>
+                <w:rFonts w:ascii="Malgun Gothic" w:hAnsi="Malgun Gothic" w:eastAsia="Malgun Gothic"/>
+                <w:color w:val="1F2937"/>
+                <w:sz w:val="20"/>
+              </w:rPr>
+              <w:t>관리자 사용 매뉴얼</w:t>
+            </w:r>
+          </w:p>
+        </w:tc>
+        <w:tc>
+          <w:tcPr>
+            <w:tcW w:type="dxa" w:w="4608"/>
+            <w:vAlign w:val="center"/>
+            <w:tcBorders>
+              <w:top w:val="single" w:sz="6" w:space="0" w:color="D8E2EA"/>
+              <w:left w:val="single" w:sz="6" w:space="0" w:color="D8E2EA"/>
+              <w:bottom w:val="single" w:sz="6" w:space="0" w:color="D8E2EA"/>
+              <w:right w:val="single" w:sz="6" w:space="0" w:color="D8E2EA"/>
+            </w:tcBorders>
+            <w:tcMar>
+              <w:top w:w="90" w:type="dxa"/>
+              <w:start w:w="120" w:type="dxa"/>
+              <w:bottom w:w="90" w:type="dxa"/>
+              <w:end w:w="120" w:type="dxa"/>
+            </w:tcMar>
+          </w:tcPr>
+          <w:p>
+            <w:pPr>
+              <w:spacing w:line="288" w:lineRule="auto" w:after="0"/>
+            </w:pPr>
+            <w:r>
+              <w:rPr>
+                <w:rFonts w:ascii="Malgun Gothic" w:hAnsi="Malgun Gothic" w:eastAsia="Malgun Gothic"/>
+                <w:color w:val="1F2937"/>
+                <w:sz w:val="20"/>
+              </w:rPr>
+              <w:t>관리자 메뉴별 사용 방법 제공</w:t>
+            </w:r>
+          </w:p>
+        </w:tc>
+        <w:tc>
+          <w:tcPr>
+            <w:tcW w:type="dxa" w:w="2015"/>
+            <w:vAlign w:val="center"/>
+            <w:tcBorders>
+              <w:top w:val="single" w:sz="6" w:space="0" w:color="D8E2EA"/>
+              <w:left w:val="single" w:sz="6" w:space="0" w:color="D8E2EA"/>
+              <w:bottom w:val="single" w:sz="6" w:space="0" w:color="D8E2EA"/>
+              <w:right w:val="single" w:sz="6" w:space="0" w:color="D8E2EA"/>
+            </w:tcBorders>
+            <w:tcMar>
+              <w:top w:w="90" w:type="dxa"/>
+              <w:start w:w="120" w:type="dxa"/>
+              <w:bottom w:w="90" w:type="dxa"/>
+              <w:end w:w="120" w:type="dxa"/>
+            </w:tcMar>
+          </w:tcPr>
+          <w:p>
+            <w:pPr>
+              <w:spacing w:line="288" w:lineRule="auto" w:after="0"/>
+            </w:pPr>
+            <w:r>
+              <w:rPr>
+                <w:rFonts w:ascii="Malgun Gothic" w:hAnsi="Malgun Gothic" w:eastAsia="Malgun Gothic"/>
+                <w:color w:val="1F2937"/>
+                <w:sz w:val="20"/>
+              </w:rPr>
+              <w:t>운영자 인계용</w:t>
+            </w:r>
+          </w:p>
+        </w:tc>
+      </w:tr>
+      <w:tr>
+        <w:tc>
+          <w:tcPr>
+            <w:tcW w:type="dxa" w:w="2736"/>
+            <w:vAlign w:val="center"/>
+            <w:tcBorders>
+              <w:top w:val="single" w:sz="6" w:space="0" w:color="D8E2EA"/>
+              <w:left w:val="single" w:sz="6" w:space="0" w:color="D8E2EA"/>
+              <w:bottom w:val="single" w:sz="6" w:space="0" w:color="D8E2EA"/>
+              <w:right w:val="single" w:sz="6" w:space="0" w:color="D8E2EA"/>
+            </w:tcBorders>
+            <w:tcMar>
+              <w:top w:w="90" w:type="dxa"/>
+              <w:start w:w="120" w:type="dxa"/>
+              <w:bottom w:w="90" w:type="dxa"/>
+              <w:end w:w="120" w:type="dxa"/>
+            </w:tcMar>
+          </w:tcPr>
+          <w:p>
+            <w:pPr>
+              <w:spacing w:line="288" w:lineRule="auto" w:after="0"/>
+            </w:pPr>
+            <w:r>
+              <w:rPr>
+                <w:rFonts w:ascii="Malgun Gothic" w:hAnsi="Malgun Gothic" w:eastAsia="Malgun Gothic"/>
+                <w:color w:val="1F2937"/>
+                <w:sz w:val="20"/>
+              </w:rPr>
+              <w:t>검수 문서</w:t>
+            </w:r>
+          </w:p>
+        </w:tc>
+        <w:tc>
+          <w:tcPr>
+            <w:tcW w:type="dxa" w:w="4608"/>
+            <w:vAlign w:val="center"/>
+            <w:tcBorders>
+              <w:top w:val="single" w:sz="6" w:space="0" w:color="D8E2EA"/>
+              <w:left w:val="single" w:sz="6" w:space="0" w:color="D8E2EA"/>
+              <w:bottom w:val="single" w:sz="6" w:space="0" w:color="D8E2EA"/>
+              <w:right w:val="single" w:sz="6" w:space="0" w:color="D8E2EA"/>
+            </w:tcBorders>
+            <w:tcMar>
+              <w:top w:w="90" w:type="dxa"/>
+              <w:start w:w="120" w:type="dxa"/>
+              <w:bottom w:w="90" w:type="dxa"/>
+              <w:end w:w="120" w:type="dxa"/>
+            </w:tcMar>
+          </w:tcPr>
+          <w:p>
+            <w:pPr>
+              <w:spacing w:line="288" w:lineRule="auto" w:after="0"/>
+            </w:pPr>
+            <w:r>
+              <w:rPr>
+                <w:rFonts w:ascii="Malgun Gothic" w:hAnsi="Malgun Gothic" w:eastAsia="Malgun Gothic"/>
+                <w:color w:val="1F2937"/>
+                <w:sz w:val="20"/>
+              </w:rPr>
+              <w:t>앱/관리자 완료 보고서와 화면 증빙 제공</w:t>
+            </w:r>
+          </w:p>
+        </w:tc>
+        <w:tc>
+          <w:tcPr>
+            <w:tcW w:type="dxa" w:w="2015"/>
+            <w:vAlign w:val="center"/>
+            <w:tcBorders>
+              <w:top w:val="single" w:sz="6" w:space="0" w:color="D8E2EA"/>
+              <w:left w:val="single" w:sz="6" w:space="0" w:color="D8E2EA"/>
+              <w:bottom w:val="single" w:sz="6" w:space="0" w:color="D8E2EA"/>
+              <w:right w:val="single" w:sz="6" w:space="0" w:color="D8E2EA"/>
+            </w:tcBorders>
+            <w:tcMar>
+              <w:top w:w="90" w:type="dxa"/>
+              <w:start w:w="120" w:type="dxa"/>
+              <w:bottom w:w="90" w:type="dxa"/>
+              <w:end w:w="120" w:type="dxa"/>
+            </w:tcMar>
+          </w:tcPr>
+          <w:p>
+            <w:pPr>
+              <w:spacing w:line="288" w:lineRule="auto" w:after="0"/>
+            </w:pPr>
+            <w:r>
+              <w:rPr>
+                <w:rFonts w:ascii="Malgun Gothic" w:hAnsi="Malgun Gothic" w:eastAsia="Malgun Gothic"/>
+                <w:color w:val="1F2937"/>
+                <w:sz w:val="20"/>
+              </w:rPr>
+              <w:t>본 문서 포함</w:t>
+            </w:r>
+          </w:p>
+        </w:tc>
+      </w:tr>
+    </w:tbl>
+    <w:p>
+      <w:pPr>
+        <w:spacing w:after="40" w:line="288" w:lineRule="auto"/>
+      </w:pPr>
+    </w:p>
+    <w:p>
+      <w:r>
+        <w:br w:type="page"/>
+      </w:r>
+    </w:p>
+    <w:p>
+      <w:pPr>
+        <w:pStyle w:val="Heading1"/>
+        <w:spacing w:line="288" w:lineRule="auto"/>
+      </w:pPr>
+      <w:r>
+        <w:rPr>
+          <w:rFonts w:ascii="Malgun Gothic" w:hAnsi="Malgun Gothic" w:eastAsia="Malgun Gothic"/>
+          <w:color w:val="1F2937"/>
+          <w:sz w:val="20"/>
+        </w:rPr>
+        <w:t>7. 운영 범위와 변경 기준</w:t>
+      </w:r>
+    </w:p>
+    <w:tbl>
+      <w:tblPr>
+        <w:tblStyle w:val="TableGrid"/>
+        <w:tblW w:type="dxa" w:w="8800"/>
+        <w:jc w:val="center"/>
+        <w:tblLook w:firstColumn="1" w:firstRow="1" w:lastColumn="0" w:lastRow="0" w:noHBand="0" w:noVBand="1" w:val="04A0"/>
+        <w:tblLayout w:type="fixed"/>
+      </w:tblPr>
+      <w:tblGrid>
+        <w:gridCol w:w="3389"/>
+        <w:gridCol w:w="3389"/>
+        <w:gridCol w:w="3389"/>
+      </w:tblGrid>
+      <w:tr>
+        <w:tc>
+          <w:tcPr>
+            <w:tcW w:type="dxa" w:w="2015"/>
+            <w:vAlign w:val="center"/>
+            <w:shd w:fill="EAF4F8"/>
+            <w:tcBorders>
+              <w:top w:val="single" w:sz="6" w:space="0" w:color="D8E2EA"/>
+              <w:left w:val="single" w:sz="6" w:space="0" w:color="D8E2EA"/>
+              <w:bottom w:val="single" w:sz="6" w:space="0" w:color="D8E2EA"/>
+              <w:right w:val="single" w:sz="6" w:space="0" w:color="D8E2EA"/>
+            </w:tcBorders>
+            <w:tcMar>
+              <w:top w:w="90" w:type="dxa"/>
+              <w:start w:w="120" w:type="dxa"/>
+              <w:bottom w:w="90" w:type="dxa"/>
+              <w:end w:w="120" w:type="dxa"/>
+            </w:tcMar>
+          </w:tcPr>
+          <w:p>
+            <w:pPr>
+              <w:spacing w:line="288" w:lineRule="auto" w:after="0"/>
+            </w:pPr>
+            <w:r>
+              <w:rPr>
+                <w:rFonts w:ascii="Malgun Gothic" w:hAnsi="Malgun Gothic" w:eastAsia="Malgun Gothic"/>
+                <w:b/>
+                <w:color w:val="246378"/>
+                <w:sz w:val="20"/>
+              </w:rPr>
+              <w:t>항목</w:t>
+            </w:r>
+          </w:p>
+        </w:tc>
+        <w:tc>
+          <w:tcPr>
+            <w:tcW w:type="dxa" w:w="3456"/>
+            <w:vAlign w:val="center"/>
+            <w:shd w:fill="EAF4F8"/>
+            <w:tcBorders>
+              <w:top w:val="single" w:sz="6" w:space="0" w:color="D8E2EA"/>
+              <w:left w:val="single" w:sz="6" w:space="0" w:color="D8E2EA"/>
+              <w:bottom w:val="single" w:sz="6" w:space="0" w:color="D8E2EA"/>
+              <w:right w:val="single" w:sz="6" w:space="0" w:color="D8E2EA"/>
+            </w:tcBorders>
+            <w:tcMar>
+              <w:top w:w="90" w:type="dxa"/>
+              <w:start w:w="120" w:type="dxa"/>
+              <w:bottom w:w="90" w:type="dxa"/>
+              <w:end w:w="120" w:type="dxa"/>
+            </w:tcMar>
+          </w:tcPr>
+          <w:p>
+            <w:pPr>
+              <w:spacing w:line="288" w:lineRule="auto" w:after="0"/>
+            </w:pPr>
+            <w:r>
+              <w:rPr>
+                <w:rFonts w:ascii="Malgun Gothic" w:hAnsi="Malgun Gothic" w:eastAsia="Malgun Gothic"/>
+                <w:b/>
+                <w:color w:val="246378"/>
+                <w:sz w:val="20"/>
+              </w:rPr>
+              <w:t>계약 기준</w:t>
+            </w:r>
+          </w:p>
+        </w:tc>
+        <w:tc>
+          <w:tcPr>
+            <w:tcW w:type="dxa" w:w="3888"/>
+            <w:vAlign w:val="center"/>
+            <w:shd w:fill="EAF4F8"/>
+            <w:tcBorders>
+              <w:top w:val="single" w:sz="6" w:space="0" w:color="D8E2EA"/>
+              <w:left w:val="single" w:sz="6" w:space="0" w:color="D8E2EA"/>
+              <w:bottom w:val="single" w:sz="6" w:space="0" w:color="D8E2EA"/>
+              <w:right w:val="single" w:sz="6" w:space="0" w:color="D8E2EA"/>
+            </w:tcBorders>
+            <w:tcMar>
+              <w:top w:w="90" w:type="dxa"/>
+              <w:start w:w="120" w:type="dxa"/>
+              <w:bottom w:w="90" w:type="dxa"/>
+              <w:end w:w="120" w:type="dxa"/>
+            </w:tcMar>
+          </w:tcPr>
+          <w:p>
+            <w:pPr>
+              <w:spacing w:line="288" w:lineRule="auto" w:after="0"/>
+            </w:pPr>
+            <w:r>
+              <w:rPr>
+                <w:rFonts w:ascii="Malgun Gothic" w:hAnsi="Malgun Gothic" w:eastAsia="Malgun Gothic"/>
+                <w:b/>
+                <w:color w:val="246378"/>
+                <w:sz w:val="20"/>
+              </w:rPr>
+              <w:t>추가 협의가 필요한 경우</w:t>
+            </w:r>
+          </w:p>
+        </w:tc>
+      </w:tr>
+      <w:tr>
+        <w:tc>
+          <w:tcPr>
+            <w:tcW w:type="dxa" w:w="2015"/>
+            <w:vAlign w:val="center"/>
+            <w:tcBorders>
+              <w:top w:val="single" w:sz="6" w:space="0" w:color="D8E2EA"/>
+              <w:left w:val="single" w:sz="6" w:space="0" w:color="D8E2EA"/>
+              <w:bottom w:val="single" w:sz="6" w:space="0" w:color="D8E2EA"/>
+              <w:right w:val="single" w:sz="6" w:space="0" w:color="D8E2EA"/>
+            </w:tcBorders>
+            <w:tcMar>
+              <w:top w:w="90" w:type="dxa"/>
+              <w:start w:w="120" w:type="dxa"/>
+              <w:bottom w:w="90" w:type="dxa"/>
+              <w:end w:w="120" w:type="dxa"/>
+            </w:tcMar>
+          </w:tcPr>
+          <w:p>
+            <w:pPr>
+              <w:spacing w:line="288" w:lineRule="auto" w:after="0"/>
+            </w:pPr>
+            <w:r>
+              <w:rPr>
+                <w:rFonts w:ascii="Malgun Gothic" w:hAnsi="Malgun Gothic" w:eastAsia="Malgun Gothic"/>
+                <w:color w:val="1F2937"/>
+                <w:sz w:val="20"/>
+              </w:rPr>
+              <w:t>이미지 초기 세팅</w:t>
+            </w:r>
+          </w:p>
+        </w:tc>
+        <w:tc>
+          <w:tcPr>
+            <w:tcW w:type="dxa" w:w="3456"/>
+            <w:vAlign w:val="center"/>
+            <w:tcBorders>
+              <w:top w:val="single" w:sz="6" w:space="0" w:color="D8E2EA"/>
+              <w:left w:val="single" w:sz="6" w:space="0" w:color="D8E2EA"/>
+              <w:bottom w:val="single" w:sz="6" w:space="0" w:color="D8E2EA"/>
+              <w:right w:val="single" w:sz="6" w:space="0" w:color="D8E2EA"/>
+            </w:tcBorders>
+            <w:tcMar>
+              <w:top w:w="90" w:type="dxa"/>
+              <w:start w:w="120" w:type="dxa"/>
+              <w:bottom w:w="90" w:type="dxa"/>
+              <w:end w:w="120" w:type="dxa"/>
+            </w:tcMar>
+          </w:tcPr>
+          <w:p>
+            <w:pPr>
+              <w:spacing w:line="288" w:lineRule="auto" w:after="0"/>
+            </w:pPr>
+            <w:r>
+              <w:rPr>
+                <w:rFonts w:ascii="Malgun Gothic" w:hAnsi="Malgun Gothic" w:eastAsia="Malgun Gothic"/>
+                <w:color w:val="1F2937"/>
+                <w:sz w:val="20"/>
+              </w:rPr>
+              <w:t>초기 500개</w:t>
+            </w:r>
+          </w:p>
+        </w:tc>
+        <w:tc>
+          <w:tcPr>
+            <w:tcW w:type="dxa" w:w="3888"/>
+            <w:vAlign w:val="center"/>
+            <w:tcBorders>
+              <w:top w:val="single" w:sz="6" w:space="0" w:color="D8E2EA"/>
+              <w:left w:val="single" w:sz="6" w:space="0" w:color="D8E2EA"/>
+              <w:bottom w:val="single" w:sz="6" w:space="0" w:color="D8E2EA"/>
+              <w:right w:val="single" w:sz="6" w:space="0" w:color="D8E2EA"/>
+            </w:tcBorders>
+            <w:tcMar>
+              <w:top w:w="90" w:type="dxa"/>
+              <w:start w:w="120" w:type="dxa"/>
+              <w:bottom w:w="90" w:type="dxa"/>
+              <w:end w:w="120" w:type="dxa"/>
+            </w:tcMar>
+          </w:tcPr>
+          <w:p>
+            <w:pPr>
+              <w:spacing w:line="288" w:lineRule="auto" w:after="0"/>
+            </w:pPr>
+            <w:r>
+              <w:rPr>
+                <w:rFonts w:ascii="Malgun Gothic" w:hAnsi="Malgun Gothic" w:eastAsia="Malgun Gothic"/>
+                <w:color w:val="1F2937"/>
+                <w:sz w:val="20"/>
+              </w:rPr>
+              <w:t>이미지 추가/변경</w:t>
+            </w:r>
+          </w:p>
+        </w:tc>
+      </w:tr>
+      <w:tr>
+        <w:tc>
+          <w:tcPr>
+            <w:tcW w:type="dxa" w:w="2015"/>
+            <w:vAlign w:val="center"/>
+            <w:tcBorders>
+              <w:top w:val="single" w:sz="6" w:space="0" w:color="D8E2EA"/>
+              <w:left w:val="single" w:sz="6" w:space="0" w:color="D8E2EA"/>
+              <w:bottom w:val="single" w:sz="6" w:space="0" w:color="D8E2EA"/>
+              <w:right w:val="single" w:sz="6" w:space="0" w:color="D8E2EA"/>
+            </w:tcBorders>
+            <w:tcMar>
+              <w:top w:w="90" w:type="dxa"/>
+              <w:start w:w="120" w:type="dxa"/>
+              <w:bottom w:w="90" w:type="dxa"/>
+              <w:end w:w="120" w:type="dxa"/>
+            </w:tcMar>
+          </w:tcPr>
+          <w:p>
+            <w:pPr>
+              <w:spacing w:line="288" w:lineRule="auto" w:after="0"/>
+            </w:pPr>
+            <w:r>
+              <w:rPr>
+                <w:rFonts w:ascii="Malgun Gothic" w:hAnsi="Malgun Gothic" w:eastAsia="Malgun Gothic"/>
+                <w:color w:val="1F2937"/>
+                <w:sz w:val="20"/>
+              </w:rPr>
+              <w:t>문자/푸시</w:t>
+            </w:r>
+          </w:p>
+        </w:tc>
+        <w:tc>
+          <w:tcPr>
+            <w:tcW w:type="dxa" w:w="3456"/>
+            <w:vAlign w:val="center"/>
+            <w:tcBorders>
+              <w:top w:val="single" w:sz="6" w:space="0" w:color="D8E2EA"/>
+              <w:left w:val="single" w:sz="6" w:space="0" w:color="D8E2EA"/>
+              <w:bottom w:val="single" w:sz="6" w:space="0" w:color="D8E2EA"/>
+              <w:right w:val="single" w:sz="6" w:space="0" w:color="D8E2EA"/>
+            </w:tcBorders>
+            <w:tcMar>
+              <w:top w:w="90" w:type="dxa"/>
+              <w:start w:w="120" w:type="dxa"/>
+              <w:bottom w:w="90" w:type="dxa"/>
+              <w:end w:w="120" w:type="dxa"/>
+            </w:tcMar>
+          </w:tcPr>
+          <w:p>
+            <w:pPr>
+              <w:spacing w:line="288" w:lineRule="auto" w:after="0"/>
+            </w:pPr>
+            <w:r>
+              <w:rPr>
+                <w:rFonts w:ascii="Malgun Gothic" w:hAnsi="Malgun Gothic" w:eastAsia="Malgun Gothic"/>
+                <w:color w:val="1F2937"/>
+                <w:sz w:val="20"/>
+              </w:rPr>
+              <w:t>10,000건</w:t>
+            </w:r>
+          </w:p>
+        </w:tc>
+        <w:tc>
+          <w:tcPr>
+            <w:tcW w:type="dxa" w:w="3888"/>
+            <w:vAlign w:val="center"/>
+            <w:tcBorders>
+              <w:top w:val="single" w:sz="6" w:space="0" w:color="D8E2EA"/>
+              <w:left w:val="single" w:sz="6" w:space="0" w:color="D8E2EA"/>
+              <w:bottom w:val="single" w:sz="6" w:space="0" w:color="D8E2EA"/>
+              <w:right w:val="single" w:sz="6" w:space="0" w:color="D8E2EA"/>
+            </w:tcBorders>
+            <w:tcMar>
+              <w:top w:w="90" w:type="dxa"/>
+              <w:start w:w="120" w:type="dxa"/>
+              <w:bottom w:w="90" w:type="dxa"/>
+              <w:end w:w="120" w:type="dxa"/>
+            </w:tcMar>
+          </w:tcPr>
+          <w:p>
+            <w:pPr>
+              <w:spacing w:line="288" w:lineRule="auto" w:after="0"/>
+            </w:pPr>
+            <w:r>
+              <w:rPr>
+                <w:rFonts w:ascii="Malgun Gothic" w:hAnsi="Malgun Gothic" w:eastAsia="Malgun Gothic"/>
+                <w:color w:val="1F2937"/>
+                <w:sz w:val="20"/>
+              </w:rPr>
+              <w:t>추가 발송량 또는 마케팅 자동화</w:t>
+            </w:r>
+          </w:p>
+        </w:tc>
+      </w:tr>
+      <w:tr>
+        <w:tc>
+          <w:tcPr>
+            <w:tcW w:type="dxa" w:w="2015"/>
+            <w:vAlign w:val="center"/>
+            <w:tcBorders>
+              <w:top w:val="single" w:sz="6" w:space="0" w:color="D8E2EA"/>
+              <w:left w:val="single" w:sz="6" w:space="0" w:color="D8E2EA"/>
+              <w:bottom w:val="single" w:sz="6" w:space="0" w:color="D8E2EA"/>
+              <w:right w:val="single" w:sz="6" w:space="0" w:color="D8E2EA"/>
+            </w:tcBorders>
+            <w:tcMar>
+              <w:top w:w="90" w:type="dxa"/>
+              <w:start w:w="120" w:type="dxa"/>
+              <w:bottom w:w="90" w:type="dxa"/>
+              <w:end w:w="120" w:type="dxa"/>
+            </w:tcMar>
+          </w:tcPr>
+          <w:p>
+            <w:pPr>
+              <w:spacing w:line="288" w:lineRule="auto" w:after="0"/>
+            </w:pPr>
+            <w:r>
+              <w:rPr>
+                <w:rFonts w:ascii="Malgun Gothic" w:hAnsi="Malgun Gothic" w:eastAsia="Malgun Gothic"/>
+                <w:color w:val="1F2937"/>
+                <w:sz w:val="20"/>
+              </w:rPr>
+              <w:t>서버 운영</w:t>
+            </w:r>
+          </w:p>
+        </w:tc>
+        <w:tc>
+          <w:tcPr>
+            <w:tcW w:type="dxa" w:w="3456"/>
+            <w:vAlign w:val="center"/>
+            <w:tcBorders>
+              <w:top w:val="single" w:sz="6" w:space="0" w:color="D8E2EA"/>
+              <w:left w:val="single" w:sz="6" w:space="0" w:color="D8E2EA"/>
+              <w:bottom w:val="single" w:sz="6" w:space="0" w:color="D8E2EA"/>
+              <w:right w:val="single" w:sz="6" w:space="0" w:color="D8E2EA"/>
+            </w:tcBorders>
+            <w:tcMar>
+              <w:top w:w="90" w:type="dxa"/>
+              <w:start w:w="120" w:type="dxa"/>
+              <w:bottom w:w="90" w:type="dxa"/>
+              <w:end w:w="120" w:type="dxa"/>
+            </w:tcMar>
+          </w:tcPr>
+          <w:p>
+            <w:pPr>
+              <w:spacing w:line="288" w:lineRule="auto" w:after="0"/>
+            </w:pPr>
+            <w:r>
+              <w:rPr>
+                <w:rFonts w:ascii="Malgun Gothic" w:hAnsi="Malgun Gothic" w:eastAsia="Malgun Gothic"/>
+                <w:color w:val="1F2937"/>
+                <w:sz w:val="20"/>
+              </w:rPr>
+              <w:t>2026.03~2026.08 6개월</w:t>
+            </w:r>
+          </w:p>
+        </w:tc>
+        <w:tc>
+          <w:tcPr>
+            <w:tcW w:type="dxa" w:w="3888"/>
+            <w:vAlign w:val="center"/>
+            <w:tcBorders>
+              <w:top w:val="single" w:sz="6" w:space="0" w:color="D8E2EA"/>
+              <w:left w:val="single" w:sz="6" w:space="0" w:color="D8E2EA"/>
+              <w:bottom w:val="single" w:sz="6" w:space="0" w:color="D8E2EA"/>
+              <w:right w:val="single" w:sz="6" w:space="0" w:color="D8E2EA"/>
+            </w:tcBorders>
+            <w:tcMar>
+              <w:top w:w="90" w:type="dxa"/>
+              <w:start w:w="120" w:type="dxa"/>
+              <w:bottom w:w="90" w:type="dxa"/>
+              <w:end w:w="120" w:type="dxa"/>
+            </w:tcMar>
+          </w:tcPr>
+          <w:p>
+            <w:pPr>
+              <w:spacing w:line="288" w:lineRule="auto" w:after="0"/>
+            </w:pPr>
+            <w:r>
+              <w:rPr>
+                <w:rFonts w:ascii="Malgun Gothic" w:hAnsi="Malgun Gothic" w:eastAsia="Malgun Gothic"/>
+                <w:color w:val="1F2937"/>
+                <w:sz w:val="20"/>
+              </w:rPr>
+              <w:t>운영 기간 연장</w:t>
+            </w:r>
+          </w:p>
+        </w:tc>
+      </w:tr>
+      <w:tr>
+        <w:tc>
+          <w:tcPr>
+            <w:tcW w:type="dxa" w:w="2015"/>
+            <w:vAlign w:val="center"/>
+            <w:tcBorders>
+              <w:top w:val="single" w:sz="6" w:space="0" w:color="D8E2EA"/>
+              <w:left w:val="single" w:sz="6" w:space="0" w:color="D8E2EA"/>
+              <w:bottom w:val="single" w:sz="6" w:space="0" w:color="D8E2EA"/>
+              <w:right w:val="single" w:sz="6" w:space="0" w:color="D8E2EA"/>
+            </w:tcBorders>
+            <w:tcMar>
+              <w:top w:w="90" w:type="dxa"/>
+              <w:start w:w="120" w:type="dxa"/>
+              <w:bottom w:w="90" w:type="dxa"/>
+              <w:end w:w="120" w:type="dxa"/>
+            </w:tcMar>
+          </w:tcPr>
+          <w:p>
+            <w:pPr>
+              <w:spacing w:line="288" w:lineRule="auto" w:after="0"/>
+            </w:pPr>
+            <w:r>
+              <w:rPr>
+                <w:rFonts w:ascii="Malgun Gothic" w:hAnsi="Malgun Gothic" w:eastAsia="Malgun Gothic"/>
+                <w:color w:val="1F2937"/>
+                <w:sz w:val="20"/>
+              </w:rPr>
+              <w:t>AI 채팅 API</w:t>
+            </w:r>
+          </w:p>
+        </w:tc>
+        <w:tc>
+          <w:tcPr>
+            <w:tcW w:type="dxa" w:w="3456"/>
+            <w:vAlign w:val="center"/>
+            <w:tcBorders>
+              <w:top w:val="single" w:sz="6" w:space="0" w:color="D8E2EA"/>
+              <w:left w:val="single" w:sz="6" w:space="0" w:color="D8E2EA"/>
+              <w:bottom w:val="single" w:sz="6" w:space="0" w:color="D8E2EA"/>
+              <w:right w:val="single" w:sz="6" w:space="0" w:color="D8E2EA"/>
+            </w:tcBorders>
+            <w:tcMar>
+              <w:top w:w="90" w:type="dxa"/>
+              <w:start w:w="120" w:type="dxa"/>
+              <w:bottom w:w="90" w:type="dxa"/>
+              <w:end w:w="120" w:type="dxa"/>
+            </w:tcMar>
+          </w:tcPr>
+          <w:p>
+            <w:pPr>
+              <w:spacing w:line="288" w:lineRule="auto" w:after="0"/>
+            </w:pPr>
+            <w:r>
+              <w:rPr>
+                <w:rFonts w:ascii="Malgun Gothic" w:hAnsi="Malgun Gothic" w:eastAsia="Malgun Gothic"/>
+                <w:color w:val="1F2937"/>
+                <w:sz w:val="20"/>
+              </w:rPr>
+              <w:t>6개월</w:t>
+            </w:r>
+          </w:p>
+        </w:tc>
+        <w:tc>
+          <w:tcPr>
+            <w:tcW w:type="dxa" w:w="3888"/>
+            <w:vAlign w:val="center"/>
+            <w:tcBorders>
+              <w:top w:val="single" w:sz="6" w:space="0" w:color="D8E2EA"/>
+              <w:left w:val="single" w:sz="6" w:space="0" w:color="D8E2EA"/>
+              <w:bottom w:val="single" w:sz="6" w:space="0" w:color="D8E2EA"/>
+              <w:right w:val="single" w:sz="6" w:space="0" w:color="D8E2EA"/>
+            </w:tcBorders>
+            <w:tcMar>
+              <w:top w:w="90" w:type="dxa"/>
+              <w:start w:w="120" w:type="dxa"/>
+              <w:bottom w:w="90" w:type="dxa"/>
+              <w:end w:w="120" w:type="dxa"/>
+            </w:tcMar>
+          </w:tcPr>
+          <w:p>
+            <w:pPr>
+              <w:spacing w:line="288" w:lineRule="auto" w:after="0"/>
+            </w:pPr>
+            <w:r>
+              <w:rPr>
+                <w:rFonts w:ascii="Malgun Gothic" w:hAnsi="Malgun Gothic" w:eastAsia="Malgun Gothic"/>
+                <w:color w:val="1F2937"/>
+                <w:sz w:val="20"/>
+              </w:rPr>
+              <w:t>초과 사용량/기간</w:t>
+            </w:r>
+          </w:p>
+        </w:tc>
+      </w:tr>
+      <w:tr>
+        <w:tc>
+          <w:tcPr>
+            <w:tcW w:type="dxa" w:w="2015"/>
+            <w:vAlign w:val="center"/>
+            <w:tcBorders>
+              <w:top w:val="single" w:sz="6" w:space="0" w:color="D8E2EA"/>
+              <w:left w:val="single" w:sz="6" w:space="0" w:color="D8E2EA"/>
+              <w:bottom w:val="single" w:sz="6" w:space="0" w:color="D8E2EA"/>
+              <w:right w:val="single" w:sz="6" w:space="0" w:color="D8E2EA"/>
+            </w:tcBorders>
+            <w:tcMar>
+              <w:top w:w="90" w:type="dxa"/>
+              <w:start w:w="120" w:type="dxa"/>
+              <w:bottom w:w="90" w:type="dxa"/>
+              <w:end w:w="120" w:type="dxa"/>
+            </w:tcMar>
+          </w:tcPr>
+          <w:p>
+            <w:pPr>
+              <w:spacing w:line="288" w:lineRule="auto" w:after="0"/>
+            </w:pPr>
+            <w:r>
+              <w:rPr>
+                <w:rFonts w:ascii="Malgun Gothic" w:hAnsi="Malgun Gothic" w:eastAsia="Malgun Gothic"/>
+                <w:color w:val="1F2937"/>
+                <w:sz w:val="20"/>
+              </w:rPr>
+              <w:t>검색/RAG API</w:t>
+            </w:r>
+          </w:p>
+        </w:tc>
+        <w:tc>
+          <w:tcPr>
+            <w:tcW w:type="dxa" w:w="3456"/>
+            <w:vAlign w:val="center"/>
+            <w:tcBorders>
+              <w:top w:val="single" w:sz="6" w:space="0" w:color="D8E2EA"/>
+              <w:left w:val="single" w:sz="6" w:space="0" w:color="D8E2EA"/>
+              <w:bottom w:val="single" w:sz="6" w:space="0" w:color="D8E2EA"/>
+              <w:right w:val="single" w:sz="6" w:space="0" w:color="D8E2EA"/>
+            </w:tcBorders>
+            <w:tcMar>
+              <w:top w:w="90" w:type="dxa"/>
+              <w:start w:w="120" w:type="dxa"/>
+              <w:bottom w:w="90" w:type="dxa"/>
+              <w:end w:w="120" w:type="dxa"/>
+            </w:tcMar>
+          </w:tcPr>
+          <w:p>
+            <w:pPr>
+              <w:spacing w:line="288" w:lineRule="auto" w:after="0"/>
+            </w:pPr>
+            <w:r>
+              <w:rPr>
+                <w:rFonts w:ascii="Malgun Gothic" w:hAnsi="Malgun Gothic" w:eastAsia="Malgun Gothic"/>
+                <w:color w:val="1F2937"/>
+                <w:sz w:val="20"/>
+              </w:rPr>
+              <w:t>6개월</w:t>
+            </w:r>
+          </w:p>
+        </w:tc>
+        <w:tc>
+          <w:tcPr>
+            <w:tcW w:type="dxa" w:w="3888"/>
+            <w:vAlign w:val="center"/>
+            <w:tcBorders>
+              <w:top w:val="single" w:sz="6" w:space="0" w:color="D8E2EA"/>
+              <w:left w:val="single" w:sz="6" w:space="0" w:color="D8E2EA"/>
+              <w:bottom w:val="single" w:sz="6" w:space="0" w:color="D8E2EA"/>
+              <w:right w:val="single" w:sz="6" w:space="0" w:color="D8E2EA"/>
+            </w:tcBorders>
+            <w:tcMar>
+              <w:top w:w="90" w:type="dxa"/>
+              <w:start w:w="120" w:type="dxa"/>
+              <w:bottom w:w="90" w:type="dxa"/>
+              <w:end w:w="120" w:type="dxa"/>
+            </w:tcMar>
+          </w:tcPr>
+          <w:p>
+            <w:pPr>
+              <w:spacing w:line="288" w:lineRule="auto" w:after="0"/>
+            </w:pPr>
+            <w:r>
+              <w:rPr>
+                <w:rFonts w:ascii="Malgun Gothic" w:hAnsi="Malgun Gothic" w:eastAsia="Malgun Gothic"/>
+                <w:color w:val="1F2937"/>
+                <w:sz w:val="20"/>
+              </w:rPr>
+              <w:t>외부 의료 DB 실시간 연동 또는 무제한 검색</w:t>
+            </w:r>
+          </w:p>
+        </w:tc>
+      </w:tr>
+      <w:tr>
+        <w:tc>
+          <w:tcPr>
+            <w:tcW w:type="dxa" w:w="2015"/>
+            <w:vAlign w:val="center"/>
+            <w:tcBorders>
+              <w:top w:val="single" w:sz="6" w:space="0" w:color="D8E2EA"/>
+              <w:left w:val="single" w:sz="6" w:space="0" w:color="D8E2EA"/>
+              <w:bottom w:val="single" w:sz="6" w:space="0" w:color="D8E2EA"/>
+              <w:right w:val="single" w:sz="6" w:space="0" w:color="D8E2EA"/>
+            </w:tcBorders>
+            <w:tcMar>
+              <w:top w:w="90" w:type="dxa"/>
+              <w:start w:w="120" w:type="dxa"/>
+              <w:bottom w:w="90" w:type="dxa"/>
+              <w:end w:w="120" w:type="dxa"/>
+            </w:tcMar>
+          </w:tcPr>
+          <w:p>
+            <w:pPr>
+              <w:spacing w:line="288" w:lineRule="auto" w:after="0"/>
+            </w:pPr>
+            <w:r>
+              <w:rPr>
+                <w:rFonts w:ascii="Malgun Gothic" w:hAnsi="Malgun Gothic" w:eastAsia="Malgun Gothic"/>
+                <w:color w:val="1F2937"/>
+                <w:sz w:val="20"/>
+              </w:rPr>
+              <w:t>무상 A/S</w:t>
+            </w:r>
+          </w:p>
+        </w:tc>
+        <w:tc>
+          <w:tcPr>
+            <w:tcW w:type="dxa" w:w="3456"/>
+            <w:vAlign w:val="center"/>
+            <w:tcBorders>
+              <w:top w:val="single" w:sz="6" w:space="0" w:color="D8E2EA"/>
+              <w:left w:val="single" w:sz="6" w:space="0" w:color="D8E2EA"/>
+              <w:bottom w:val="single" w:sz="6" w:space="0" w:color="D8E2EA"/>
+              <w:right w:val="single" w:sz="6" w:space="0" w:color="D8E2EA"/>
+            </w:tcBorders>
+            <w:tcMar>
+              <w:top w:w="90" w:type="dxa"/>
+              <w:start w:w="120" w:type="dxa"/>
+              <w:bottom w:w="90" w:type="dxa"/>
+              <w:end w:w="120" w:type="dxa"/>
+            </w:tcMar>
+          </w:tcPr>
+          <w:p>
+            <w:pPr>
+              <w:spacing w:line="288" w:lineRule="auto" w:after="0"/>
+            </w:pPr>
+            <w:r>
+              <w:rPr>
+                <w:rFonts w:ascii="Malgun Gothic" w:hAnsi="Malgun Gothic" w:eastAsia="Malgun Gothic"/>
+                <w:color w:val="1F2937"/>
+                <w:sz w:val="20"/>
+              </w:rPr>
+              <w:t>2026.04.30까지</w:t>
+            </w:r>
+          </w:p>
+        </w:tc>
+        <w:tc>
+          <w:tcPr>
+            <w:tcW w:type="dxa" w:w="3888"/>
+            <w:vAlign w:val="center"/>
+            <w:tcBorders>
+              <w:top w:val="single" w:sz="6" w:space="0" w:color="D8E2EA"/>
+              <w:left w:val="single" w:sz="6" w:space="0" w:color="D8E2EA"/>
+              <w:bottom w:val="single" w:sz="6" w:space="0" w:color="D8E2EA"/>
+              <w:right w:val="single" w:sz="6" w:space="0" w:color="D8E2EA"/>
+            </w:tcBorders>
+            <w:tcMar>
+              <w:top w:w="90" w:type="dxa"/>
+              <w:start w:w="120" w:type="dxa"/>
+              <w:bottom w:w="90" w:type="dxa"/>
+              <w:end w:w="120" w:type="dxa"/>
+            </w:tcMar>
+          </w:tcPr>
+          <w:p>
+            <w:pPr>
+              <w:spacing w:line="288" w:lineRule="auto" w:after="0"/>
+            </w:pPr>
+            <w:r>
+              <w:rPr>
+                <w:rFonts w:ascii="Malgun Gothic" w:hAnsi="Malgun Gothic" w:eastAsia="Malgun Gothic"/>
+                <w:color w:val="1F2937"/>
+                <w:sz w:val="20"/>
+              </w:rPr>
+              <w:t>신규 기능, 디자인 변경, 계약 외 요구사항</w:t>
+            </w:r>
+          </w:p>
+        </w:tc>
+      </w:tr>
+    </w:tbl>
+    <w:p>
+      <w:pPr>
+        <w:spacing w:after="40" w:line="288" w:lineRule="auto"/>
+      </w:pPr>
+    </w:p>
+    <w:p>
+      <w:pPr>
+        <w:pStyle w:val="Heading1"/>
+        <w:spacing w:line="288" w:lineRule="auto"/>
+      </w:pPr>
+      <w:r>
+        <w:rPr>
+          <w:rFonts w:ascii="Malgun Gothic" w:hAnsi="Malgun Gothic" w:eastAsia="Malgun Gothic"/>
+          <w:color w:val="1F2937"/>
+          <w:sz w:val="20"/>
+        </w:rPr>
+        <w:t>8. 개인정보와 의료 정보 운영 기준</w:t>
       </w:r>
     </w:p>
     <w:p>
       <w:pPr>
         <w:pStyle w:val="ListBullet"/>
-        <w:spacing w:after="60"/>
+        <w:spacing w:line="288" w:lineRule="auto" w:after="40"/>
       </w:pPr>
       <w:r>
         <w:rPr>
           <w:rFonts w:ascii="Malgun Gothic" w:hAnsi="Malgun Gothic" w:eastAsia="Malgun Gothic"/>
+          <w:color w:val="1F2937"/>
           <w:sz w:val="20"/>
         </w:rPr>
-        <w:t>예전 주소 접근 시에도 검수자가 헷갈리지 않도록 최종 화면으로 바로 이동합니다.</w:t>
+        <w:t>관리자는 서비스 운영에 필요한 범위에서 사용자 전화번호, 채팅 내역, 감정 데이터, 임신 관련 건강 정보를 확인합니다.</w:t>
       </w:r>
     </w:p>
     <w:p>
       <w:pPr>
         <w:pStyle w:val="ListBullet"/>
-        <w:spacing w:after="60"/>
+        <w:spacing w:line="288" w:lineRule="auto" w:after="40"/>
       </w:pPr>
       <w:r>
         <w:rPr>
           <w:rFonts w:ascii="Malgun Gothic" w:hAnsi="Malgun Gothic" w:eastAsia="Malgun Gothic"/>
+          <w:color w:val="1F2937"/>
           <w:sz w:val="20"/>
         </w:rPr>
-        <w:t>관리자 화면 캡처 기준 오류 화면 없이 정상 화면이 확인됩니다.</w:t>
+        <w:t>관리자 계정 정보와 민감 정보는 문서에 직접 노출하지 않고 별도 안전한 방식으로 전달합니다.</w:t>
       </w:r>
     </w:p>
+    <w:p>
+      <w:pPr>
+        <w:pStyle w:val="ListBullet"/>
+        <w:spacing w:line="288" w:lineRule="auto" w:after="40"/>
+      </w:pPr>
+      <w:r>
+        <w:rPr>
+          <w:rFonts w:ascii="Malgun Gothic" w:hAnsi="Malgun Gothic" w:eastAsia="Malgun Gothic"/>
+          <w:color w:val="1F2937"/>
+          <w:sz w:val="20"/>
+        </w:rPr>
+        <w:t>AI 응답은 참고용 정보이며, 진단·처방 자동화나 의료적 최종 판단은 계약 범위에 포함되지 않습니다.</w:t>
+      </w:r>
+    </w:p>
+    <w:p>
+      <w:pPr>
+        <w:pStyle w:val="Heading1"/>
+        <w:spacing w:line="288" w:lineRule="auto"/>
+      </w:pPr>
+      <w:r>
+        <w:rPr>
+          <w:rFonts w:ascii="Malgun Gothic" w:hAnsi="Malgun Gothic" w:eastAsia="Malgun Gothic"/>
+          <w:color w:val="1F2937"/>
+          <w:sz w:val="20"/>
+        </w:rPr>
+        <w:t>9. 최종 검수 결론</w:t>
+      </w:r>
+    </w:p>
+    <w:tbl>
+      <w:tblPr>
+        <w:tblW w:type="dxa" w:w="8800"/>
+        <w:jc w:val="center"/>
+        <w:tblLook w:firstColumn="1" w:firstRow="1" w:lastColumn="0" w:lastRow="0" w:noHBand="0" w:noVBand="1" w:val="04A0"/>
+        <w:tblLayout w:type="fixed"/>
+      </w:tblPr>
+      <w:tblGrid>
+        <w:gridCol w:w="10166"/>
+      </w:tblGrid>
+      <w:tr>
+        <w:tc>
+          <w:tcPr>
+            <w:tcW w:type="dxa" w:w="10166"/>
+            <w:shd w:fill="F2F8F6"/>
+            <w:tcBorders>
+              <w:top w:val="single" w:sz="6" w:space="0" w:color="CFE2DB"/>
+              <w:left w:val="single" w:sz="6" w:space="0" w:color="CFE2DB"/>
+              <w:bottom w:val="single" w:sz="6" w:space="0" w:color="CFE2DB"/>
+              <w:right w:val="single" w:sz="6" w:space="0" w:color="CFE2DB"/>
+            </w:tcBorders>
+            <w:tcMar>
+              <w:top w:w="90" w:type="dxa"/>
+              <w:start w:w="120" w:type="dxa"/>
+              <w:bottom w:w="90" w:type="dxa"/>
+              <w:end w:w="120" w:type="dxa"/>
+            </w:tcMar>
+            <w:vAlign w:val="center"/>
+          </w:tcPr>
+          <w:p>
+            <w:pPr>
+              <w:spacing w:line="288" w:lineRule="auto" w:after="0"/>
+            </w:pPr>
+            <w:r>
+              <w:rPr>
+                <w:rFonts w:ascii="Malgun Gothic" w:hAnsi="Malgun Gothic" w:eastAsia="Malgun Gothic"/>
+                <w:b/>
+                <w:color w:val="4C8978"/>
+                <w:sz w:val="20"/>
+              </w:rPr>
+              <w:t>관리자 검수 결론</w:t>
+              <w:br/>
+            </w:r>
+            <w:r>
+              <w:rPr>
+                <w:rFonts w:ascii="Malgun Gothic" w:hAnsi="Malgun Gothic" w:eastAsia="Malgun Gothic"/>
+                <w:color w:val="1F2937"/>
+                <w:sz w:val="20"/>
+              </w:rPr>
+              <w:t>관리자 화면은 계약 범위의 사용자 모니터링, 자료 관리, 설문/질문 관리, 워크플로우 관리, 계정 관리, 운영 모니터링을 확인할 수 있도록 정리되었습니다. 최종 URL 체계로 메뉴가 통일되어 검수자가 같은 화면을 반복해서 찾을 수 있습니다.</w:t>
+            </w:r>
+          </w:p>
+        </w:tc>
+      </w:tr>
+    </w:tbl>
+    <w:p>
+      <w:pPr>
+        <w:spacing w:after="40" w:line="288" w:lineRule="auto"/>
+      </w:pPr>
+    </w:p>
     <w:sectPr>
-      <w:footerReference w:type="default" r:id="rId15"/>
+      <w:footerReference w:type="default" r:id="rId9"/>
       <w:pgSz w:w="12240" w:h="15840"/>
-      <w:pgMar w:top="1152" w:right="1224" w:bottom="1080" w:left="1224" w:header="720" w:footer="720" w:gutter="0"/>
+      <w:pgMar w:top="1037" w:right="1037" w:bottom="1037" w:left="1037" w:header="432" w:footer="432" w:gutter="0"/>
       <w:cols w:space="720"/>
       <w:docGrid w:linePitch="360"/>
     </w:sectPr>
@@ -1625,15 +5574,15 @@
   <w:p>
     <w:pPr>
       <w:pStyle w:val="Footer"/>
-      <w:jc w:val="right"/>
+      <w:jc w:val="center"/>
     </w:pPr>
     <w:r>
       <w:rPr>
         <w:rFonts w:ascii="Malgun Gothic" w:hAnsi="Malgun Gothic" w:eastAsia="Malgun Gothic"/>
-        <w:color w:val="5B6F7E"/>
+        <w:color w:val="4B5563"/>
         <w:sz w:val="16"/>
       </w:rPr>
-      <w:t>아가야 완료 보고서</w:t>
+      <w:t>아가야 납품 완료 보고서 | 계약 범위 검수용</w:t>
     </w:r>
   </w:p>
 </w:ftr>
@@ -2003,12 +5952,12 @@
     <w:qFormat/>
     <w:rsid w:val="00FC693F"/>
     <w:pPr>
-      <w:spacing w:line="283" w:lineRule="auto" w:after="120"/>
+      <w:spacing w:line="288" w:lineRule="auto" w:after="80"/>
     </w:pPr>
     <w:rPr>
       <w:rFonts w:ascii="Malgun Gothic" w:hAnsi="Malgun Gothic" w:eastAsia="Malgun Gothic"/>
-      <w:color w:val="162230"/>
-      <w:sz w:val="21"/>
+      <w:color w:val="1F2937"/>
+      <w:sz w:val="20"/>
     </w:rPr>
   </w:style>
   <w:style w:type="paragraph" w:styleId="Header">
@@ -2066,15 +6015,15 @@
     <w:pPr>
       <w:keepNext/>
       <w:keepLines/>
-      <w:spacing w:before="320" w:after="120"/>
+      <w:spacing w:before="280" w:after="120" w:line="288" w:lineRule="auto"/>
       <w:outlineLvl w:val="0"/>
     </w:pPr>
     <w:rPr>
       <w:rFonts w:asciiTheme="majorHAnsi" w:eastAsiaTheme="majorEastAsia" w:hAnsiTheme="majorHAnsi" w:cstheme="majorBidi" w:ascii="Malgun Gothic" w:hAnsi="Malgun Gothic" w:eastAsia="Malgun Gothic"/>
       <w:b/>
       <w:bCs/>
-      <w:color w:val="205C8E"/>
-      <w:sz w:val="30"/>
+      <w:color w:val="246378"/>
+      <w:sz w:val="28"/>
       <w:szCs w:val="28"/>
     </w:rPr>
   </w:style>
@@ -2090,15 +6039,15 @@
     <w:pPr>
       <w:keepNext/>
       <w:keepLines/>
-      <w:spacing w:before="200" w:after="80"/>
+      <w:spacing w:before="200" w:after="80" w:line="288" w:lineRule="auto"/>
       <w:outlineLvl w:val="1"/>
     </w:pPr>
     <w:rPr>
       <w:rFonts w:asciiTheme="majorHAnsi" w:eastAsiaTheme="majorEastAsia" w:hAnsiTheme="majorHAnsi" w:cstheme="majorBidi" w:ascii="Malgun Gothic" w:hAnsi="Malgun Gothic" w:eastAsia="Malgun Gothic"/>
       <w:b/>
       <w:bCs/>
-      <w:color w:val="162230"/>
-      <w:sz w:val="25"/>
+      <w:color w:val="4C8978"/>
+      <w:sz w:val="22"/>
       <w:szCs w:val="26"/>
     </w:rPr>
   </w:style>
@@ -2114,14 +6063,15 @@
     <w:pPr>
       <w:keepNext/>
       <w:keepLines/>
-      <w:spacing w:before="200" w:after="0"/>
+      <w:spacing w:before="160" w:after="40" w:line="288" w:lineRule="auto"/>
       <w:outlineLvl w:val="2"/>
     </w:pPr>
     <w:rPr>
-      <w:rFonts w:asciiTheme="majorHAnsi" w:eastAsiaTheme="majorEastAsia" w:hAnsiTheme="majorHAnsi" w:cstheme="majorBidi"/>
+      <w:rFonts w:asciiTheme="majorHAnsi" w:eastAsiaTheme="majorEastAsia" w:hAnsiTheme="majorHAnsi" w:cstheme="majorBidi" w:ascii="Malgun Gothic" w:hAnsi="Malgun Gothic" w:eastAsia="Malgun Gothic"/>
       <w:b/>
       <w:bCs/>
-      <w:color w:val="4F81BD" w:themeColor="accent1"/>
+      <w:color w:val="1F2937"/>
+      <w:sz w:val="20"/>
     </w:rPr>
   </w:style>
   <w:style w:type="paragraph" w:styleId="Heading4">
@@ -2355,16 +6305,16 @@
       <w:pBdr>
         <w:bottom w:val="single" w:sz="8" w:space="4" w:color="4F81BD" w:themeColor="accent1"/>
       </w:pBdr>
-      <w:spacing w:after="160" w:line="240" w:lineRule="auto" w:before="0"/>
+      <w:spacing w:after="120" w:line="288" w:lineRule="auto" w:before="0"/>
       <w:contextualSpacing/>
     </w:pPr>
     <w:rPr>
       <w:rFonts w:asciiTheme="majorHAnsi" w:eastAsiaTheme="majorEastAsia" w:hAnsiTheme="majorHAnsi" w:cstheme="majorBidi" w:ascii="Malgun Gothic" w:hAnsi="Malgun Gothic" w:eastAsia="Malgun Gothic"/>
       <w:b/>
-      <w:color w:val="162230"/>
+      <w:color w:val="246378"/>
       <w:spacing w:val="5"/>
       <w:kern w:val="28"/>
-      <w:sz w:val="44"/>
+      <w:sz w:val="40"/>
       <w:szCs w:val="52"/>
     </w:rPr>
   </w:style>
@@ -2395,14 +6345,16 @@
       <w:numPr>
         <w:ilvl w:val="1"/>
       </w:numPr>
+      <w:spacing w:line="288" w:lineRule="auto" w:before="0" w:after="360"/>
     </w:pPr>
     <w:rPr>
-      <w:rFonts w:asciiTheme="majorHAnsi" w:eastAsiaTheme="majorEastAsia" w:hAnsiTheme="majorHAnsi" w:cstheme="majorBidi"/>
+      <w:rFonts w:asciiTheme="majorHAnsi" w:eastAsiaTheme="majorEastAsia" w:hAnsiTheme="majorHAnsi" w:cstheme="majorBidi" w:ascii="Malgun Gothic" w:hAnsi="Malgun Gothic" w:eastAsia="Malgun Gothic"/>
+      <w:b w:val="0"/>
       <w:i/>
       <w:iCs/>
-      <w:color w:val="4F81BD" w:themeColor="accent1"/>
+      <w:color w:val="4B5563"/>
       <w:spacing w:val="15"/>
-      <w:sz w:val="24"/>
+      <w:sz w:val="20"/>
       <w:szCs w:val="24"/>
     </w:rPr>
   </w:style>
@@ -2441,8 +6393,13 @@
     <w:unhideWhenUsed/>
     <w:rsid w:val="00AA1D8D"/>
     <w:pPr>
-      <w:spacing w:after="120"/>
+      <w:spacing w:after="80" w:line="288" w:lineRule="auto"/>
     </w:pPr>
+    <w:rPr>
+      <w:rFonts w:ascii="Malgun Gothic" w:hAnsi="Malgun Gothic" w:eastAsia="Malgun Gothic"/>
+      <w:color w:val="1F2937"/>
+      <w:sz w:val="20"/>
+    </w:rPr>
   </w:style>
   <w:style w:type="character" w:customStyle="1" w:styleId="BodyTextChar">
     <w:name w:val="Body Text Char"/>

--- a/docs/delivery/아가야_관리자_완료보고서.docx
+++ b/docs/delivery/아가야_관리자_완료보고서.docx
@@ -70,8 +70,6 @@
                 <w:color w:val="4C8978"/>
                 <w:sz w:val="20"/>
               </w:rPr>
-              <w:t>문서 목적</w:t>
-              <w:br/>
             </w:r>
             <w:r>
               <w:rPr>
@@ -79,7 +77,15 @@
                 <w:color w:val="1F2937"/>
                 <w:sz w:val="20"/>
               </w:rPr>
-              <w:t>이 문서는 운영자가 관리자 화면에서 확인·수정·관리해야 하는 기능을 계약서와 SOW 기준으로 정리한 완료 보고서입니다. 메뉴명과 확인 방법은 비개발자 검수 기준으로 작성했습니다.</w:t>
+            </w:r>
+            <w:r>
+              <w:rPr>
+                <w:rFonts w:ascii="Malgun Gothic" w:hAnsi="Malgun Gothic" w:eastAsia="Malgun Gothic"/>
+                <w:sz w:val="20"/>
+              </w:rPr>
+              <w:t>문서 목적</w:t>
+              <w:br/>
+              <w:t>이 문서는 운영자가 관리자 화면에서 확인·수정·관리해야 하는 기능을 계약서와 개발 범위서 기준으로 정리한 완료 보고서입니다. 메뉴명과 확인 방법은 비개발자 검수 기준으로 작성했습니다.</w:t>
             </w:r>
           </w:p>
         </w:tc>
@@ -341,7 +347,13 @@
                 <w:color w:val="1F2937"/>
                 <w:sz w:val="20"/>
               </w:rPr>
-              <w:t>워크플로우 관리</w:t>
+            </w:r>
+            <w:r>
+              <w:rPr>
+                <w:rFonts w:ascii="Malgun Gothic" w:hAnsi="Malgun Gothic" w:eastAsia="Malgun Gothic"/>
+                <w:sz w:val="20"/>
+              </w:rPr>
+              <w:t>대화 흐름 관리</w:t>
             </w:r>
           </w:p>
         </w:tc>
@@ -372,7 +384,13 @@
                 <w:color w:val="1F2937"/>
                 <w:sz w:val="20"/>
               </w:rPr>
-              <w:t>대화 흐름과 YAML 실행 위치를 운영자가 관리</w:t>
+            </w:r>
+            <w:r>
+              <w:rPr>
+                <w:rFonts w:ascii="Malgun Gothic" w:hAnsi="Malgun Gothic" w:eastAsia="Malgun Gothic"/>
+                <w:sz w:val="20"/>
+              </w:rPr>
+              <w:t>대화 흐름과 대화 설정 파일 위치를 운영자가 관리</w:t>
             </w:r>
           </w:p>
         </w:tc>
@@ -403,7 +421,13 @@
                 <w:color w:val="1F2937"/>
                 <w:sz w:val="20"/>
               </w:rPr>
-              <w:t>앱 재빌드 없이 서버 설정 기준으로 반영</w:t>
+            </w:r>
+            <w:r>
+              <w:rPr>
+                <w:rFonts w:ascii="Malgun Gothic" w:hAnsi="Malgun Gothic" w:eastAsia="Malgun Gothic"/>
+                <w:sz w:val="20"/>
+              </w:rPr>
+              <w:t>앱 다시 배포 없이 운영 시스템 설정 기준으로 반영</w:t>
             </w:r>
           </w:p>
         </w:tc>
@@ -436,7 +460,13 @@
                 <w:color w:val="1F2937"/>
                 <w:sz w:val="20"/>
               </w:rPr>
-              <w:t>RAG/DOCX 인제스트</w:t>
+            </w:r>
+            <w:r>
+              <w:rPr>
+                <w:rFonts w:ascii="Malgun Gothic" w:hAnsi="Malgun Gothic" w:eastAsia="Malgun Gothic"/>
+                <w:sz w:val="20"/>
+              </w:rPr>
+              <w:t>문서 반영과 자료 기반 답변</w:t>
             </w:r>
           </w:p>
         </w:tc>
@@ -531,7 +561,13 @@
                 <w:color w:val="1F2937"/>
                 <w:sz w:val="20"/>
               </w:rPr>
-              <w:t>운영 인프라</w:t>
+            </w:r>
+            <w:r>
+              <w:rPr>
+                <w:rFonts w:ascii="Malgun Gothic" w:hAnsi="Malgun Gothic" w:eastAsia="Malgun Gothic"/>
+                <w:sz w:val="20"/>
+              </w:rPr>
+              <w:t>운영 환경</w:t>
             </w:r>
           </w:p>
         </w:tc>
@@ -562,7 +598,19 @@
                 <w:color w:val="1F2937"/>
                 <w:sz w:val="20"/>
               </w:rPr>
-              <w:t>도메인, 서버, DB, API, 로그, 모니터링</w:t>
+            </w:r>
+            <w:r>
+              <w:rPr>
+                <w:rFonts w:ascii="Malgun Gothic" w:hAnsi="Malgun Gothic" w:eastAsia="Malgun Gothic"/>
+                <w:sz w:val="20"/>
+              </w:rPr>
+            </w:r>
+            <w:r>
+              <w:rPr>
+                <w:rFonts w:ascii="Malgun Gothic" w:hAnsi="Malgun Gothic" w:eastAsia="Malgun Gothic"/>
+                <w:sz w:val="20"/>
+              </w:rPr>
+              <w:t>도메인, 운영 시스템, 데이터 저장소, 로그, 모니터링</w:t>
             </w:r>
           </w:p>
         </w:tc>
@@ -1266,7 +1314,13 @@
                 <w:color w:val="1F2937"/>
                 <w:sz w:val="20"/>
               </w:rPr>
-              <w:t>이미지, 카드, DOCX, 지식 자료 업로드/편집/삭제/게시</w:t>
+            </w:r>
+            <w:r>
+              <w:rPr>
+                <w:rFonts w:ascii="Malgun Gothic" w:hAnsi="Malgun Gothic" w:eastAsia="Malgun Gothic"/>
+                <w:sz w:val="20"/>
+              </w:rPr>
+              <w:t>이미지, 카드, 문서 파일, 지식 자료 업로드/편집/삭제/게시</w:t>
             </w:r>
           </w:p>
         </w:tc>
@@ -1425,7 +1479,13 @@
                 <w:color w:val="1F2937"/>
                 <w:sz w:val="20"/>
               </w:rPr>
-              <w:t>워크플로우</w:t>
+            </w:r>
+            <w:r>
+              <w:rPr>
+                <w:rFonts w:ascii="Malgun Gothic" w:hAnsi="Malgun Gothic" w:eastAsia="Malgun Gothic"/>
+                <w:sz w:val="20"/>
+              </w:rPr>
+              <w:t>대화 흐름</w:t>
             </w:r>
           </w:p>
         </w:tc>
@@ -1456,7 +1516,19 @@
                 <w:color w:val="1F2937"/>
                 <w:sz w:val="20"/>
               </w:rPr>
-              <w:t>대화 흐름, YAML 위치, 실행 설정, 반영 상태 확인</w:t>
+            </w:r>
+            <w:r>
+              <w:rPr>
+                <w:rFonts w:ascii="Malgun Gothic" w:hAnsi="Malgun Gothic" w:eastAsia="Malgun Gothic"/>
+                <w:sz w:val="20"/>
+              </w:rPr>
+            </w:r>
+            <w:r>
+              <w:rPr>
+                <w:rFonts w:ascii="Malgun Gothic" w:hAnsi="Malgun Gothic" w:eastAsia="Malgun Gothic"/>
+                <w:sz w:val="20"/>
+              </w:rPr>
+              <w:t>대화 흐름, 설정 파일 위치, 실행 설정, 반영 상태 확인</w:t>
             </w:r>
           </w:p>
         </w:tc>
@@ -1487,7 +1559,13 @@
                 <w:color w:val="1F2937"/>
                 <w:sz w:val="20"/>
               </w:rPr>
-              <w:t>관리자 수정 후 서버가 해당 설정을 읽는 구조 확인</w:t>
+            </w:r>
+            <w:r>
+              <w:rPr>
+                <w:rFonts w:ascii="Malgun Gothic" w:hAnsi="Malgun Gothic" w:eastAsia="Malgun Gothic"/>
+                <w:sz w:val="20"/>
+              </w:rPr>
+              <w:t>관리자 수정 후 운영 시스템이 해당 설정을 읽는지 확인</w:t>
             </w:r>
           </w:p>
         </w:tc>
@@ -1551,7 +1629,13 @@
                 <w:color w:val="1F2937"/>
                 <w:sz w:val="20"/>
               </w:rPr>
-              <w:t>허용 전화번호, 사용자 활성/비활성, 세션/연락처 운영 조치</w:t>
+            </w:r>
+            <w:r>
+              <w:rPr>
+                <w:rFonts w:ascii="Malgun Gothic" w:hAnsi="Malgun Gothic" w:eastAsia="Malgun Gothic"/>
+                <w:sz w:val="20"/>
+              </w:rPr>
+              <w:t>허용 전화번호, 사용자 활성/비활성, 로그인 유지/연락처 운영 조치</w:t>
             </w:r>
           </w:p>
         </w:tc>
@@ -1699,7 +1783,14 @@
           <w:color w:val="1F2937"/>
           <w:sz w:val="20"/>
         </w:rPr>
-        <w:t>3. 최종 관리자 URL 체계</w:t>
+      </w:r>
+      <w:r>
+        <w:rPr>
+          <w:rFonts w:ascii="Malgun Gothic" w:hAnsi="Malgun Gothic" w:eastAsia="Malgun Gothic"/>
+          <w:b/>
+          <w:sz w:val="20"/>
+        </w:rPr>
+        <w:t>3. 최종 관리자 주소 체계</w:t>
       </w:r>
     </w:p>
     <w:tbl>
@@ -2286,7 +2377,13 @@
                 <w:color w:val="1F2937"/>
                 <w:sz w:val="20"/>
               </w:rPr>
-              <w:t>문서/RAG/지식 자료 관리</w:t>
+            </w:r>
+            <w:r>
+              <w:rPr>
+                <w:rFonts w:ascii="Malgun Gothic" w:hAnsi="Malgun Gothic" w:eastAsia="Malgun Gothic"/>
+                <w:sz w:val="20"/>
+              </w:rPr>
+              <w:t>문서와 지식 자료 관리</w:t>
             </w:r>
           </w:p>
         </w:tc>
@@ -2381,7 +2478,19 @@
                 <w:color w:val="1F2937"/>
                 <w:sz w:val="20"/>
               </w:rPr>
-              <w:t>워크플로우와 YAML 위치 관리</w:t>
+            </w:r>
+            <w:r>
+              <w:rPr>
+                <w:rFonts w:ascii="Malgun Gothic" w:hAnsi="Malgun Gothic" w:eastAsia="Malgun Gothic"/>
+                <w:sz w:val="20"/>
+              </w:rPr>
+            </w:r>
+            <w:r>
+              <w:rPr>
+                <w:rFonts w:ascii="Malgun Gothic" w:hAnsi="Malgun Gothic" w:eastAsia="Malgun Gothic"/>
+                <w:sz w:val="20"/>
+              </w:rPr>
+              <w:t>대화 흐름과 설정 파일 관리</w:t>
             </w:r>
           </w:p>
         </w:tc>
@@ -2476,7 +2585,13 @@
                 <w:color w:val="1F2937"/>
                 <w:sz w:val="20"/>
               </w:rPr>
-              <w:t>저장소와 브랜딩 운영 설정</w:t>
+            </w:r>
+            <w:r>
+              <w:rPr>
+                <w:rFonts w:ascii="Malgun Gothic" w:hAnsi="Malgun Gothic" w:eastAsia="Malgun Gothic"/>
+                <w:sz w:val="20"/>
+              </w:rPr>
+              <w:t>저장 공간과 브랜딩 운영 설정</w:t>
             </w:r>
           </w:p>
         </w:tc>
@@ -2691,7 +2806,14 @@
       </w:r>
     </w:p>
     <w:p>
+      <w:pPr>
+        <w:spacing w:line="288" w:lineRule="auto"/>
+      </w:pPr>
       <w:r>
+        <w:rPr>
+          <w:rFonts w:ascii="Malgun Gothic" w:hAnsi="Malgun Gothic" w:eastAsia="Malgun Gothic"/>
+          <w:sz w:val="20"/>
+        </w:rPr>
         <w:br w:type="page"/>
       </w:r>
     </w:p>
@@ -2753,7 +2875,19 @@
                 <w:color w:val="246378"/>
                 <w:sz w:val="20"/>
               </w:rPr>
-              <w:t>AC</w:t>
+            </w:r>
+            <w:r>
+              <w:rPr>
+                <w:rFonts w:ascii="Malgun Gothic" w:hAnsi="Malgun Gothic" w:eastAsia="Malgun Gothic"/>
+                <w:sz w:val="20"/>
+              </w:rPr>
+            </w:r>
+            <w:r>
+              <w:rPr>
+                <w:rFonts w:ascii="Malgun Gothic" w:hAnsi="Malgun Gothic" w:eastAsia="Malgun Gothic"/>
+                <w:sz w:val="20"/>
+              </w:rPr>
+              <w:t>계약 검수 번호</w:t>
             </w:r>
           </w:p>
         </w:tc>
@@ -2885,7 +3019,13 @@
                 <w:color w:val="1F2937"/>
                 <w:sz w:val="20"/>
               </w:rPr>
-              <w:t>AC-001</w:t>
+            </w:r>
+            <w:r>
+              <w:rPr>
+                <w:rFonts w:ascii="Malgun Gothic" w:hAnsi="Malgun Gothic" w:eastAsia="Malgun Gothic"/>
+                <w:sz w:val="20"/>
+              </w:rPr>
+              <w:t>검수-001</w:t>
             </w:r>
           </w:p>
         </w:tc>
@@ -3011,7 +3151,13 @@
                 <w:color w:val="1F2937"/>
                 <w:sz w:val="20"/>
               </w:rPr>
-              <w:t>AC-004</w:t>
+            </w:r>
+            <w:r>
+              <w:rPr>
+                <w:rFonts w:ascii="Malgun Gothic" w:hAnsi="Malgun Gothic" w:eastAsia="Malgun Gothic"/>
+                <w:sz w:val="20"/>
+              </w:rPr>
+              <w:t>검수-004</w:t>
             </w:r>
           </w:p>
         </w:tc>
@@ -3137,7 +3283,13 @@
                 <w:color w:val="1F2937"/>
                 <w:sz w:val="20"/>
               </w:rPr>
-              <w:t>AC-005</w:t>
+            </w:r>
+            <w:r>
+              <w:rPr>
+                <w:rFonts w:ascii="Malgun Gothic" w:hAnsi="Malgun Gothic" w:eastAsia="Malgun Gothic"/>
+                <w:sz w:val="20"/>
+              </w:rPr>
+              <w:t>검수-005</w:t>
             </w:r>
           </w:p>
         </w:tc>
@@ -3263,7 +3415,13 @@
                 <w:color w:val="1F2937"/>
                 <w:sz w:val="20"/>
               </w:rPr>
-              <w:t>AC-006</w:t>
+            </w:r>
+            <w:r>
+              <w:rPr>
+                <w:rFonts w:ascii="Malgun Gothic" w:hAnsi="Malgun Gothic" w:eastAsia="Malgun Gothic"/>
+                <w:sz w:val="20"/>
+              </w:rPr>
+              <w:t>검수-006</w:t>
             </w:r>
           </w:p>
         </w:tc>
@@ -3389,7 +3547,13 @@
                 <w:color w:val="1F2937"/>
                 <w:sz w:val="20"/>
               </w:rPr>
-              <w:t>AC-007</w:t>
+            </w:r>
+            <w:r>
+              <w:rPr>
+                <w:rFonts w:ascii="Malgun Gothic" w:hAnsi="Malgun Gothic" w:eastAsia="Malgun Gothic"/>
+                <w:sz w:val="20"/>
+              </w:rPr>
+              <w:t>검수-007</w:t>
             </w:r>
           </w:p>
         </w:tc>
@@ -3740,7 +3904,19 @@
           <w:color w:val="4B5563"/>
           <w:sz w:val="20"/>
         </w:rPr>
-        <w:t>그림 4. 지식 콘텐츠 - 문서와 RAG 자료 관리</w:t>
+      </w:r>
+      <w:r>
+        <w:rPr>
+          <w:rFonts w:ascii="Malgun Gothic" w:hAnsi="Malgun Gothic" w:eastAsia="Malgun Gothic"/>
+          <w:sz w:val="20"/>
+        </w:rPr>
+      </w:r>
+      <w:r>
+        <w:rPr>
+          <w:rFonts w:ascii="Malgun Gothic" w:hAnsi="Malgun Gothic" w:eastAsia="Malgun Gothic"/>
+          <w:sz w:val="20"/>
+        </w:rPr>
+        <w:t>그림 4. 지식 콘텐츠 - 문서와 답변 참고자료 관리</w:t>
       </w:r>
     </w:p>
     <w:p>
@@ -3799,7 +3975,19 @@
           <w:color w:val="4B5563"/>
           <w:sz w:val="20"/>
         </w:rPr>
-        <w:t>그림 5. 워크플로우 - 대화 흐름과 YAML 위치 관리</w:t>
+      </w:r>
+      <w:r>
+        <w:rPr>
+          <w:rFonts w:ascii="Malgun Gothic" w:hAnsi="Malgun Gothic" w:eastAsia="Malgun Gothic"/>
+          <w:sz w:val="20"/>
+        </w:rPr>
+      </w:r>
+      <w:r>
+        <w:rPr>
+          <w:rFonts w:ascii="Malgun Gothic" w:hAnsi="Malgun Gothic" w:eastAsia="Malgun Gothic"/>
+          <w:sz w:val="20"/>
+        </w:rPr>
+        <w:t>그림 5. 대화 흐름 - 대화 설정 파일 위치 관리</w:t>
       </w:r>
     </w:p>
     <w:p>
@@ -4107,7 +4295,25 @@
                 <w:color w:val="1F2937"/>
                 <w:sz w:val="20"/>
               </w:rPr>
-              <w:t>Git 저장소 기준 인계</w:t>
+            </w:r>
+            <w:r>
+              <w:rPr>
+                <w:rFonts w:ascii="Malgun Gothic" w:hAnsi="Malgun Gothic" w:eastAsia="Malgun Gothic"/>
+                <w:sz w:val="20"/>
+              </w:rPr>
+            </w:r>
+            <w:r>
+              <w:rPr>
+                <w:rFonts w:ascii="Malgun Gothic" w:hAnsi="Malgun Gothic" w:eastAsia="Malgun Gothic"/>
+                <w:sz w:val="20"/>
+              </w:rPr>
+            </w:r>
+            <w:r>
+              <w:rPr>
+                <w:rFonts w:ascii="Malgun Gothic" w:hAnsi="Malgun Gothic" w:eastAsia="Malgun Gothic"/>
+                <w:sz w:val="20"/>
+              </w:rPr>
+              <w:t>소스코드 저장소로 인계</w:t>
             </w:r>
           </w:p>
         </w:tc>
@@ -4171,7 +4377,13 @@
                 <w:color w:val="1F2937"/>
                 <w:sz w:val="20"/>
               </w:rPr>
-              <w:t>운영 서버 배포 완료 상태</w:t>
+            </w:r>
+            <w:r>
+              <w:rPr>
+                <w:rFonts w:ascii="Malgun Gothic" w:hAnsi="Malgun Gothic" w:eastAsia="Malgun Gothic"/>
+                <w:sz w:val="20"/>
+              </w:rPr>
+              <w:t>운영 시스템 배포 완료 상태</w:t>
             </w:r>
           </w:p>
         </w:tc>
@@ -4202,7 +4414,19 @@
                 <w:color w:val="1F2937"/>
                 <w:sz w:val="20"/>
               </w:rPr>
-              <w:t>운영 URL과 관리자 URL에서 핵심 기능 확인</w:t>
+            </w:r>
+            <w:r>
+              <w:rPr>
+                <w:rFonts w:ascii="Malgun Gothic" w:hAnsi="Malgun Gothic" w:eastAsia="Malgun Gothic"/>
+                <w:sz w:val="20"/>
+              </w:rPr>
+            </w:r>
+            <w:r>
+              <w:rPr>
+                <w:rFonts w:ascii="Malgun Gothic" w:hAnsi="Malgun Gothic" w:eastAsia="Malgun Gothic"/>
+                <w:sz w:val="20"/>
+              </w:rPr>
+              <w:t>운영 주소와 관리자 주소에서 핵심 기능 확인</w:t>
             </w:r>
           </w:p>
         </w:tc>
@@ -4233,7 +4457,19 @@
                 <w:color w:val="1F2937"/>
                 <w:sz w:val="20"/>
               </w:rPr>
-              <w:t>서버/API/DB/도메인/SSL 포함</w:t>
+            </w:r>
+            <w:r>
+              <w:rPr>
+                <w:rFonts w:ascii="Malgun Gothic" w:hAnsi="Malgun Gothic" w:eastAsia="Malgun Gothic"/>
+                <w:sz w:val="20"/>
+              </w:rPr>
+            </w:r>
+            <w:r>
+              <w:rPr>
+                <w:rFonts w:ascii="Malgun Gothic" w:hAnsi="Malgun Gothic" w:eastAsia="Malgun Gothic"/>
+                <w:sz w:val="20"/>
+              </w:rPr>
+              <w:t>운영 시스템, 데이터 저장소, 도메인, 보안 접속 포함</w:t>
             </w:r>
           </w:p>
         </w:tc>
@@ -4328,7 +4564,13 @@
                 <w:color w:val="1F2937"/>
                 <w:sz w:val="20"/>
               </w:rPr>
-              <w:t>웹앱 래핑 기반 앱 빌드</w:t>
+            </w:r>
+            <w:r>
+              <w:rPr>
+                <w:rFonts w:ascii="Malgun Gothic" w:hAnsi="Malgun Gothic" w:eastAsia="Malgun Gothic"/>
+                <w:sz w:val="20"/>
+              </w:rPr>
+              <w:t>모바일 앱 실행 산출물</w:t>
             </w:r>
           </w:p>
         </w:tc>
@@ -4487,7 +4729,19 @@
                 <w:color w:val="1F2937"/>
                 <w:sz w:val="20"/>
               </w:rPr>
-              <w:t>시스템 구성, API, 배포/운영 가이드 문서 제공</w:t>
+            </w:r>
+            <w:r>
+              <w:rPr>
+                <w:rFonts w:ascii="Malgun Gothic" w:hAnsi="Malgun Gothic" w:eastAsia="Malgun Gothic"/>
+                <w:sz w:val="20"/>
+              </w:rPr>
+            </w:r>
+            <w:r>
+              <w:rPr>
+                <w:rFonts w:ascii="Malgun Gothic" w:hAnsi="Malgun Gothic" w:eastAsia="Malgun Gothic"/>
+                <w:sz w:val="20"/>
+              </w:rPr>
+              <w:t>시스템 구성, 연결 방식, 배포/운영 가이드 문서 제공</w:t>
             </w:r>
           </w:p>
         </w:tc>
@@ -4720,7 +4974,14 @@
       </w:pPr>
     </w:p>
     <w:p>
+      <w:pPr>
+        <w:spacing w:line="288" w:lineRule="auto"/>
+      </w:pPr>
       <w:r>
+        <w:rPr>
+          <w:rFonts w:ascii="Malgun Gothic" w:hAnsi="Malgun Gothic" w:eastAsia="Malgun Gothic"/>
+          <w:sz w:val="20"/>
+        </w:rPr>
         <w:br w:type="page"/>
       </w:r>
     </w:p>
@@ -5070,7 +5331,19 @@
                 <w:color w:val="1F2937"/>
                 <w:sz w:val="20"/>
               </w:rPr>
-              <w:t>서버 운영</w:t>
+            </w:r>
+            <w:r>
+              <w:rPr>
+                <w:rFonts w:ascii="Malgun Gothic" w:hAnsi="Malgun Gothic" w:eastAsia="Malgun Gothic"/>
+                <w:sz w:val="20"/>
+              </w:rPr>
+            </w:r>
+            <w:r>
+              <w:rPr>
+                <w:rFonts w:ascii="Malgun Gothic" w:hAnsi="Malgun Gothic" w:eastAsia="Malgun Gothic"/>
+                <w:sz w:val="20"/>
+              </w:rPr>
+              <w:t>운영 시스템</w:t>
             </w:r>
           </w:p>
         </w:tc>
@@ -5165,7 +5438,13 @@
                 <w:color w:val="1F2937"/>
                 <w:sz w:val="20"/>
               </w:rPr>
-              <w:t>AI 채팅 API</w:t>
+            </w:r>
+            <w:r>
+              <w:rPr>
+                <w:rFonts w:ascii="Malgun Gothic" w:hAnsi="Malgun Gothic" w:eastAsia="Malgun Gothic"/>
+                <w:sz w:val="20"/>
+              </w:rPr>
+              <w:t>AI 대화 기능 운영</w:t>
             </w:r>
           </w:p>
         </w:tc>
@@ -5260,7 +5539,13 @@
                 <w:color w:val="1F2937"/>
                 <w:sz w:val="20"/>
               </w:rPr>
-              <w:t>검색/RAG API</w:t>
+            </w:r>
+            <w:r>
+              <w:rPr>
+                <w:rFonts w:ascii="Malgun Gothic" w:hAnsi="Malgun Gothic" w:eastAsia="Malgun Gothic"/>
+                <w:sz w:val="20"/>
+              </w:rPr>
+              <w:t>자료 기반 답변 운영</w:t>
             </w:r>
           </w:p>
         </w:tc>
@@ -5322,7 +5607,13 @@
                 <w:color w:val="1F2937"/>
                 <w:sz w:val="20"/>
               </w:rPr>
-              <w:t>외부 의료 DB 실시간 연동 또는 무제한 검색</w:t>
+            </w:r>
+            <w:r>
+              <w:rPr>
+                <w:rFonts w:ascii="Malgun Gothic" w:hAnsi="Malgun Gothic" w:eastAsia="Malgun Gothic"/>
+                <w:sz w:val="20"/>
+              </w:rPr>
+              <w:t>외부 의료 데이터 저장소 실시간 연동 또는 무제한 검색</w:t>
             </w:r>
           </w:p>
         </w:tc>
@@ -5538,8 +5829,6 @@
                 <w:color w:val="4C8978"/>
                 <w:sz w:val="20"/>
               </w:rPr>
-              <w:t>관리자 검수 결론</w:t>
-              <w:br/>
             </w:r>
             <w:r>
               <w:rPr>
@@ -5547,7 +5836,15 @@
                 <w:color w:val="1F2937"/>
                 <w:sz w:val="20"/>
               </w:rPr>
-              <w:t>관리자 화면은 계약 범위의 사용자 모니터링, 자료 관리, 설문/질문 관리, 워크플로우 관리, 계정 관리, 운영 모니터링을 확인할 수 있도록 정리되었습니다. 최종 URL 체계로 메뉴가 통일되어 검수자가 같은 화면을 반복해서 찾을 수 있습니다.</w:t>
+            </w:r>
+            <w:r>
+              <w:rPr>
+                <w:rFonts w:ascii="Malgun Gothic" w:hAnsi="Malgun Gothic" w:eastAsia="Malgun Gothic"/>
+                <w:sz w:val="20"/>
+              </w:rPr>
+              <w:t>관리자 검수 결론</w:t>
+              <w:br/>
+              <w:t>관리자 화면은 계약 범위의 사용자 모니터링, 자료 관리, 설문/질문 관리, 대화 흐름 관리, 계정 관리, 운영 모니터링을 확인할 수 있도록 정리되었습니다. 최종 주소 체계로 메뉴가 통일되어 검수자가 같은 화면을 반복해서 찾을 수 있습니다.</w:t>
             </w:r>
           </w:p>
         </w:tc>

--- a/docs/delivery/아가야_관리자_완료보고서.docx
+++ b/docs/delivery/아가야_관리자_완료보고서.docx
@@ -4665,7 +4665,13 @@
                 <w:color w:val="1F2937"/>
                 <w:sz w:val="20"/>
               </w:rPr>
-              <w:t>계정 유출 방지</w:t>
+            </w:r>
+            <w:r>
+              <w:rPr>
+                <w:rFonts w:ascii="Malgun Gothic" w:hAnsi="Malgun Gothic" w:eastAsia="Malgun Gothic"/>
+                <w:sz w:val="20"/>
+              </w:rPr>
+              <w:t>보안정보 전달문서에 별도 기입 후 전달</w:t>
             </w:r>
           </w:p>
         </w:tc>
@@ -5777,6 +5783,18 @@
     </w:p>
     <w:p>
       <w:pPr>
+        <w:spacing w:line="288" w:lineRule="auto"/>
+      </w:pPr>
+      <w:r>
+        <w:rPr>
+          <w:rFonts w:ascii="Malgun Gothic" w:hAnsi="Malgun Gothic" w:eastAsia="Malgun Gothic"/>
+          <w:sz w:val="20"/>
+        </w:rPr>
+        <w:t>관리자 계정, 임시 비밀번호, 테스트 전화번호 등 민감 정보는 완료보고서가 아니라 「아가야_보안정보_전달문서.docx」에 별도로 기입해 전달합니다.</w:t>
+      </w:r>
+    </w:p>
+    <w:p>
+      <w:pPr>
         <w:pStyle w:val="Heading1"/>
         <w:spacing w:line="288" w:lineRule="auto"/>
       </w:pPr>

--- a/docs/delivery/아가야_관리자_완료보고서.docx
+++ b/docs/delivery/아가야_관리자_완료보고서.docx
@@ -27,7 +27,7 @@
           <w:color w:val="1F2937"/>
           <w:sz w:val="20"/>
         </w:rPr>
-        <w:t>계약 범위 기준 최종 검수 문서 | 2026.05.10 기준</w:t>
+        <w:t>계약 범위 기준 최종 검수 문서 | 2026.05.11 기준</w:t>
       </w:r>
     </w:p>
     <w:tbl>
